--- a/public/doc/d7_v2.docx
+++ b/public/doc/d7_v2.docx
@@ -13,8 +13,6 @@
         </w:rPr>
       </w:pPr>
       <w:bookmarkStart w:id="0" w:name="_Hlk58584462"/>
-      <w:bookmarkStart w:id="1" w:name="_GoBack"/>
-      <w:bookmarkEnd w:id="1"/>
       <w:r>
         <w:rPr>
           <w:rFonts w:ascii="Times New Roman" w:hAnsi="Times New Roman" w:cs="Times New Roman"/>
@@ -108,7 +106,7 @@
                 <w:sz w:val="22"/>
                 <w:szCs w:val="22"/>
               </w:rPr>
-              <w:t>HEMŞİRELİK PROGRAMININ YERİNDE  ZİYARETLE DEĞERLENDİRME SÜRECİ</w:t>
+              <w:t>HEMŞİRELİK PROGRAMINI YERİNDE ZİYARETLE DEĞERLENDİRME SÜRECİ</w:t>
             </w:r>
           </w:p>
           <w:p>
@@ -168,7 +166,7 @@
                 <w:b/>
                 <w:bCs/>
               </w:rPr>
-              <w:t>0.GÜN-  …/ … / 202..</w:t>
+              <w:t>0.GÜN- …/ … / 202..</w:t>
             </w:r>
           </w:p>
         </w:tc>
@@ -339,7 +337,25 @@
               <w:rPr>
                 <w:rFonts w:cstheme="minorHAnsi"/>
               </w:rPr>
-              <w:t>Kurum yöneticileri ile tanışma</w:t>
+              <w:t>Program</w:t>
+            </w:r>
+            <w:r>
+              <w:rPr>
+                <w:rFonts w:cstheme="minorHAnsi"/>
+              </w:rPr>
+              <w:t xml:space="preserve"> yöneticileri ile </w:t>
+            </w:r>
+            <w:r>
+              <w:rPr>
+                <w:rFonts w:cstheme="minorHAnsi"/>
+              </w:rPr>
+              <w:t>buluşma</w:t>
+            </w:r>
+            <w:r>
+              <w:rPr>
+                <w:rFonts w:cstheme="minorHAnsi"/>
+              </w:rPr>
+              <w:t xml:space="preserve"> ve ziyaret planının paylaşımı</w:t>
             </w:r>
           </w:p>
           <w:p>
@@ -361,6 +377,12 @@
               </w:rPr>
               <w:t>Ziyaret süresince görüşme yapılacak öğrencilerin değerlendirme takımı ile belirlenmesi</w:t>
             </w:r>
+            <w:r>
+              <w:rPr>
+                <w:rFonts w:cstheme="minorHAnsi"/>
+              </w:rPr>
+              <w:t xml:space="preserve"> ve program yöneticilerine iletilmesi</w:t>
+            </w:r>
           </w:p>
           <w:p>
             <w:pPr>
@@ -379,7 +401,19 @@
               <w:rPr>
                 <w:rFonts w:cstheme="minorHAnsi"/>
               </w:rPr>
-              <w:t>Takım Başkanının yönlendirmeleri doğrultusunda çalışma</w:t>
+              <w:t xml:space="preserve">Takım </w:t>
+            </w:r>
+            <w:r>
+              <w:rPr>
+                <w:rFonts w:cstheme="minorHAnsi"/>
+              </w:rPr>
+              <w:t>b</w:t>
+            </w:r>
+            <w:r>
+              <w:rPr>
+                <w:rFonts w:cstheme="minorHAnsi"/>
+              </w:rPr>
+              <w:t>aşkanının yönlendirmeleri doğrultusunda çalışma</w:t>
             </w:r>
           </w:p>
         </w:tc>
@@ -413,12 +447,14 @@
               <w:spacing w:after="0" w:line="276" w:lineRule="auto"/>
               <w:rPr>
                 <w:rFonts w:cstheme="minorHAnsi"/>
+                <w:b/>
                 <w:bCs/>
               </w:rPr>
             </w:pPr>
             <w:r>
               <w:rPr>
                 <w:rFonts w:cstheme="minorHAnsi"/>
+                <w:b/>
                 <w:bCs/>
               </w:rPr>
               <w:t>17.00-18.00</w:t>
@@ -438,27 +474,66 @@
               <w:spacing w:after="0" w:line="276" w:lineRule="auto"/>
               <w:rPr>
                 <w:rFonts w:cstheme="minorHAnsi"/>
+                <w:b/>
                 <w:bCs/>
               </w:rPr>
             </w:pPr>
             <w:r>
               <w:rPr>
                 <w:rFonts w:cstheme="minorHAnsi"/>
+                <w:b/>
                 <w:bCs/>
               </w:rPr>
-              <w:t xml:space="preserve">Takım Üyeleri ile Akşam Yemeği </w:t>
-            </w:r>
-          </w:p>
-          <w:p>
-            <w:pPr>
-              <w:pStyle w:val="ListeParagraf"/>
-              <w:spacing w:after="0" w:line="276" w:lineRule="auto"/>
-              <w:ind w:left="360"/>
-              <w:rPr>
-                <w:rFonts w:cstheme="minorHAnsi"/>
+              <w:t xml:space="preserve">Takım </w:t>
+            </w:r>
+            <w:r>
+              <w:rPr>
+                <w:rFonts w:cstheme="minorHAnsi"/>
+                <w:b/>
                 <w:bCs/>
               </w:rPr>
-            </w:pPr>
+              <w:t>ü</w:t>
+            </w:r>
+            <w:r>
+              <w:rPr>
+                <w:rFonts w:cstheme="minorHAnsi"/>
+                <w:b/>
+                <w:bCs/>
+              </w:rPr>
+              <w:t xml:space="preserve">yeleri ile </w:t>
+            </w:r>
+            <w:r>
+              <w:rPr>
+                <w:rFonts w:cstheme="minorHAnsi"/>
+                <w:b/>
+                <w:bCs/>
+              </w:rPr>
+              <w:t>a</w:t>
+            </w:r>
+            <w:r>
+              <w:rPr>
+                <w:rFonts w:cstheme="minorHAnsi"/>
+                <w:b/>
+                <w:bCs/>
+              </w:rPr>
+              <w:t xml:space="preserve">kşam </w:t>
+            </w:r>
+            <w:r>
+              <w:rPr>
+                <w:rFonts w:cstheme="minorHAnsi"/>
+                <w:b/>
+                <w:bCs/>
+              </w:rPr>
+              <w:t>y</w:t>
+            </w:r>
+            <w:r>
+              <w:rPr>
+                <w:rFonts w:cstheme="minorHAnsi"/>
+                <w:b/>
+                <w:bCs/>
+              </w:rPr>
+              <w:t xml:space="preserve">emeği </w:t>
+            </w:r>
           </w:p>
         </w:tc>
       </w:tr>
@@ -509,7 +584,35 @@
                 <w:rFonts w:cstheme="minorHAnsi"/>
                 <w:b/>
               </w:rPr>
-              <w:t>18.30-22.30</w:t>
+              <w:t>18.30-2</w:t>
+            </w:r>
+            <w:r>
+              <w:rPr>
+                <w:rFonts w:cstheme="minorHAnsi"/>
+                <w:b/>
+              </w:rPr>
+              <w:t>3</w:t>
+            </w:r>
+            <w:r>
+              <w:rPr>
+                <w:rFonts w:cstheme="minorHAnsi"/>
+                <w:b/>
+              </w:rPr>
+              <w:t>.</w:t>
+            </w:r>
+            <w:r>
+              <w:rPr>
+                <w:rFonts w:cstheme="minorHAnsi"/>
+                <w:b/>
+              </w:rPr>
+              <w:t>0</w:t>
+            </w:r>
+            <w:r>
+              <w:rPr>
+                <w:rFonts w:cstheme="minorHAnsi"/>
+                <w:b/>
+              </w:rPr>
+              <w:t>0</w:t>
             </w:r>
           </w:p>
           <w:p>
@@ -547,7 +650,7 @@
                 <w:rFonts w:cstheme="minorHAnsi"/>
               </w:rPr>
             </w:pPr>
-            <w:bookmarkStart w:id="2" w:name="_Hlk93764439"/>
+            <w:bookmarkStart w:id="1" w:name="_Hlk93764439"/>
             <w:r>
               <w:rPr>
                 <w:rFonts w:cstheme="minorHAnsi"/>
@@ -556,7 +659,7 @@
               <w:t>Değerlendirme Takımı Toplantısı</w:t>
             </w:r>
           </w:p>
-          <w:bookmarkEnd w:id="2"/>
+          <w:bookmarkEnd w:id="1"/>
           <w:p>
             <w:pPr>
               <w:pStyle w:val="ListeParagraf"/>
@@ -585,87 +688,22 @@
                 <w:numId w:val="17"/>
               </w:numPr>
               <w:spacing w:after="0" w:line="276" w:lineRule="auto"/>
-              <w:rPr>
-                <w:rFonts w:cstheme="minorHAnsi"/>
-                <w:b/>
-              </w:rPr>
-            </w:pPr>
-            <w:r>
-              <w:rPr>
-                <w:rFonts w:cstheme="minorHAnsi"/>
-              </w:rPr>
-              <w:t>Öğrencinin ziyaret edeceği  kurum içi/kurum dışı birimlerin (sınıflar, laboratuvarlar, kütüphane, yurtlar, birinci ve ikinci basamak kurumlar vb.) belirlenmesi</w:t>
-            </w:r>
-          </w:p>
-        </w:tc>
-      </w:tr>
-      <w:tr>
-        <w:trPr>
-          <w:trHeight w:val="1"/>
-        </w:trPr>
-        <w:tc>
-          <w:tcPr>
-            <w:tcW w:w="1336" w:type="dxa"/>
-            <w:tcBorders>
-              <w:top w:val="single" w:sz="8" w:space="0" w:color="4BACC6"/>
-              <w:left w:val="single" w:sz="8" w:space="0" w:color="4BACC6"/>
-              <w:bottom w:val="single" w:sz="8" w:space="0" w:color="4BACC6"/>
-              <w:right w:val="single" w:sz="8" w:space="0" w:color="4BACC6"/>
-            </w:tcBorders>
-            <w:shd w:val="clear" w:color="000000" w:fill="FFFFFF"/>
-            <w:tcMar>
-              <w:left w:w="108" w:type="dxa"/>
-              <w:right w:w="108" w:type="dxa"/>
-            </w:tcMar>
-          </w:tcPr>
-          <w:p>
-            <w:pPr>
-              <w:spacing w:after="0" w:line="360" w:lineRule="auto"/>
-              <w:ind w:left="175" w:hanging="142"/>
-              <w:rPr>
-                <w:rFonts w:eastAsia="Times New Roman" w:cstheme="minorHAnsi"/>
-              </w:rPr>
-            </w:pPr>
-            <w:r>
-              <w:rPr>
-                <w:rFonts w:eastAsia="Times New Roman" w:cstheme="minorHAnsi"/>
-              </w:rPr>
-              <w:t>18:30-24:00</w:t>
-            </w:r>
-          </w:p>
-        </w:tc>
-        <w:tc>
-          <w:tcPr>
-            <w:tcW w:w="9000" w:type="dxa"/>
-            <w:tcBorders>
-              <w:top w:val="single" w:sz="8" w:space="0" w:color="4BACC6"/>
-              <w:left w:val="single" w:sz="8" w:space="0" w:color="4BACC6"/>
-              <w:bottom w:val="single" w:sz="8" w:space="0" w:color="4BACC6"/>
-              <w:right w:val="single" w:sz="8" w:space="0" w:color="4BACC6"/>
-            </w:tcBorders>
-            <w:shd w:val="clear" w:color="000000" w:fill="FFFFFF"/>
-            <w:tcMar>
-              <w:left w:w="108" w:type="dxa"/>
-              <w:right w:w="108" w:type="dxa"/>
-            </w:tcMar>
-          </w:tcPr>
-          <w:p>
-            <w:pPr>
-              <w:pStyle w:val="ListeParagraf"/>
-              <w:spacing w:after="0" w:line="360" w:lineRule="auto"/>
-              <w:ind w:left="0"/>
               <w:jc w:val="both"/>
               <w:rPr>
                 <w:rFonts w:cstheme="minorHAnsi"/>
-                <w:b/>
-              </w:rPr>
-            </w:pPr>
-            <w:r>
-              <w:rPr>
-                <w:rFonts w:cstheme="minorHAnsi"/>
-                <w:b/>
-              </w:rPr>
-              <w:t>Takım üyelerinin otele geçişi ve ortak çalışma için takım toplantısı</w:t>
+              </w:rPr>
+            </w:pPr>
+            <w:r>
+              <w:rPr>
+                <w:rFonts w:cstheme="minorHAnsi"/>
+              </w:rPr>
+              <w:t>Öğrencinin ziyaret edeceği kurum içi/kurum dışı birimlerin (sınıflar, laboratuvarlar, kütüphane, yurtlar, birinci ve ikinci basamak kurumlar vb.) belirlenmesi</w:t>
+            </w:r>
+            <w:r>
+              <w:rPr>
+                <w:rFonts w:cstheme="minorHAnsi"/>
+              </w:rPr>
+              <w:t xml:space="preserve"> </w:t>
             </w:r>
           </w:p>
           <w:p>
@@ -673,39 +711,81 @@
               <w:pStyle w:val="ListeParagraf"/>
               <w:numPr>
                 <w:ilvl w:val="0"/>
-                <w:numId w:val="18"/>
+                <w:numId w:val="17"/>
               </w:numPr>
-              <w:spacing w:after="0" w:line="360" w:lineRule="auto"/>
+              <w:spacing w:after="0" w:line="276" w:lineRule="auto"/>
               <w:jc w:val="both"/>
               <w:rPr>
-                <w:rFonts w:eastAsia="Times New Roman" w:cstheme="minorHAnsi"/>
-              </w:rPr>
-            </w:pPr>
-            <w:r>
-              <w:rPr>
-                <w:rFonts w:cstheme="minorHAnsi"/>
-              </w:rPr>
-              <w:t>Programın 1. Günkü gözlemler, görüşmeler ve yeni bilgiler ışığında takım üyeleri ile çalışma ve öğrenci raporu üzerinde çalışma</w:t>
+                <w:rFonts w:cstheme="minorHAnsi"/>
+              </w:rPr>
+            </w:pPr>
+            <w:r>
+              <w:rPr>
+                <w:rFonts w:cstheme="minorHAnsi"/>
+              </w:rPr>
+              <w:t>Takım üyeleri</w:t>
+            </w:r>
+            <w:r>
+              <w:rPr>
+                <w:rFonts w:cstheme="minorHAnsi"/>
+              </w:rPr>
+              <w:t>nin</w:t>
+            </w:r>
+            <w:r>
+              <w:rPr>
+                <w:rFonts w:cstheme="minorHAnsi"/>
+              </w:rPr>
+              <w:t xml:space="preserve"> ÖDR ve diğer konularla ilgili bireysel ön değerlendirme raporlarının</w:t>
             </w:r>
           </w:p>
           <w:p>
             <w:pPr>
               <w:pStyle w:val="ListeParagraf"/>
-              <w:numPr>
-                <w:ilvl w:val="0"/>
-                <w:numId w:val="18"/>
-              </w:numPr>
-              <w:spacing w:after="0" w:line="360" w:lineRule="auto"/>
+              <w:spacing w:after="0" w:line="276" w:lineRule="auto"/>
               <w:jc w:val="both"/>
               <w:rPr>
-                <w:rFonts w:eastAsia="Times New Roman" w:cstheme="minorHAnsi"/>
-              </w:rPr>
-            </w:pPr>
-            <w:r>
-              <w:rPr>
-                <w:rFonts w:cstheme="minorHAnsi"/>
-              </w:rPr>
-              <w:t>Sonraki günün planının gözden geçirilmesi ve gerekli düzenlemelerin yapılması</w:t>
+                <w:rFonts w:cstheme="minorHAnsi"/>
+              </w:rPr>
+            </w:pPr>
+            <w:r>
+              <w:rPr>
+                <w:rFonts w:cstheme="minorHAnsi"/>
+              </w:rPr>
+              <w:t>g</w:t>
+            </w:r>
+            <w:r>
+              <w:rPr>
+                <w:rFonts w:cstheme="minorHAnsi"/>
+              </w:rPr>
+              <w:t>özden</w:t>
+            </w:r>
+            <w:r>
+              <w:rPr>
+                <w:rFonts w:cstheme="minorHAnsi"/>
+              </w:rPr>
+              <w:t xml:space="preserve"> </w:t>
+            </w:r>
+            <w:r>
+              <w:rPr>
+                <w:rFonts w:cstheme="minorHAnsi"/>
+              </w:rPr>
+              <w:t>geçirilmesi ve Program Değerlendirici Çizelgesi (PDÇ)’nin sıfırıncı gün (0.gün)</w:t>
+            </w:r>
+          </w:p>
+          <w:p>
+            <w:pPr>
+              <w:pStyle w:val="ListeParagraf"/>
+              <w:spacing w:after="0" w:line="276" w:lineRule="auto"/>
+              <w:jc w:val="both"/>
+              <w:rPr>
+                <w:rFonts w:cstheme="minorHAnsi"/>
+              </w:rPr>
+            </w:pPr>
+            <w:r>
+              <w:rPr>
+                <w:rFonts w:cstheme="minorHAnsi"/>
+              </w:rPr>
+              <w:t>sütununun doldurulması</w:t>
             </w:r>
           </w:p>
         </w:tc>
@@ -830,17 +910,57 @@
               <w:ind w:left="175" w:hanging="142"/>
               <w:rPr>
                 <w:rFonts w:cstheme="minorHAnsi"/>
-                <w:sz w:val="20"/>
-                <w:szCs w:val="20"/>
-              </w:rPr>
-            </w:pPr>
-            <w:r>
-              <w:rPr>
-                <w:rFonts w:cstheme="minorHAnsi"/>
-                <w:sz w:val="20"/>
-                <w:szCs w:val="20"/>
-              </w:rPr>
-              <w:t>08:30-09:00</w:t>
+                <w:b/>
+              </w:rPr>
+            </w:pPr>
+            <w:r>
+              <w:rPr>
+                <w:rFonts w:cstheme="minorHAnsi"/>
+                <w:b/>
+              </w:rPr>
+              <w:t>0</w:t>
+            </w:r>
+            <w:r>
+              <w:rPr>
+                <w:rFonts w:cstheme="minorHAnsi"/>
+                <w:b/>
+              </w:rPr>
+              <w:t>9</w:t>
+            </w:r>
+            <w:r>
+              <w:rPr>
+                <w:rFonts w:cstheme="minorHAnsi"/>
+                <w:b/>
+              </w:rPr>
+              <w:t>:</w:t>
+            </w:r>
+            <w:r>
+              <w:rPr>
+                <w:rFonts w:cstheme="minorHAnsi"/>
+                <w:b/>
+              </w:rPr>
+              <w:t>0</w:t>
+            </w:r>
+            <w:r>
+              <w:rPr>
+                <w:rFonts w:cstheme="minorHAnsi"/>
+                <w:b/>
+              </w:rPr>
+              <w:t>0-09:</w:t>
+            </w:r>
+            <w:r>
+              <w:rPr>
+                <w:rFonts w:cstheme="minorHAnsi"/>
+                <w:b/>
+              </w:rPr>
+              <w:t>3</w:t>
+            </w:r>
+            <w:r>
+              <w:rPr>
+                <w:rFonts w:cstheme="minorHAnsi"/>
+                <w:b/>
+              </w:rPr>
+              <w:t>0</w:t>
             </w:r>
           </w:p>
         </w:tc>
@@ -865,15 +985,12 @@
               <w:rPr>
                 <w:rFonts w:cstheme="minorHAnsi"/>
                 <w:b/>
-                <w:sz w:val="20"/>
-                <w:szCs w:val="20"/>
-              </w:rPr>
-            </w:pPr>
-            <w:r>
-              <w:rPr>
-                <w:rFonts w:cstheme="minorHAnsi"/>
-                <w:sz w:val="20"/>
-                <w:szCs w:val="20"/>
+              </w:rPr>
+            </w:pPr>
+            <w:r>
+              <w:rPr>
+                <w:rFonts w:cstheme="minorHAnsi"/>
+                <w:b/>
               </w:rPr>
               <w:t xml:space="preserve">Hemşirelik Fakültesi/ Sağlık Bilimleri Fakültesi Dekanı ile görüşme </w:t>
             </w:r>
@@ -906,17 +1023,25 @@
               <w:jc w:val="both"/>
               <w:rPr>
                 <w:rFonts w:cstheme="minorHAnsi"/>
-                <w:sz w:val="20"/>
-                <w:szCs w:val="20"/>
-              </w:rPr>
-            </w:pPr>
-            <w:r>
-              <w:rPr>
-                <w:rFonts w:cstheme="minorHAnsi"/>
-                <w:sz w:val="20"/>
-                <w:szCs w:val="20"/>
-              </w:rPr>
-              <w:t>Değerlendirme takımı</w:t>
+              </w:rPr>
+            </w:pPr>
+            <w:r>
+              <w:rPr>
+                <w:rFonts w:cstheme="minorHAnsi"/>
+              </w:rPr>
+              <w:t xml:space="preserve">Değerlendirme </w:t>
+            </w:r>
+            <w:r>
+              <w:rPr>
+                <w:rFonts w:cstheme="minorHAnsi"/>
+              </w:rPr>
+              <w:t>T</w:t>
+            </w:r>
+            <w:r>
+              <w:rPr>
+                <w:rFonts w:cstheme="minorHAnsi"/>
+              </w:rPr>
+              <w:t>akımı</w:t>
             </w:r>
           </w:p>
           <w:p>
@@ -931,17 +1056,19 @@
               <w:jc w:val="both"/>
               <w:rPr>
                 <w:rFonts w:cstheme="minorHAnsi"/>
-                <w:sz w:val="20"/>
-                <w:szCs w:val="20"/>
-              </w:rPr>
-            </w:pPr>
-            <w:r>
-              <w:rPr>
-                <w:rFonts w:cstheme="minorHAnsi"/>
-                <w:sz w:val="20"/>
-                <w:szCs w:val="20"/>
+              </w:rPr>
+            </w:pPr>
+            <w:r>
+              <w:rPr>
+                <w:rFonts w:cstheme="minorHAnsi"/>
               </w:rPr>
               <w:t>Dekan</w:t>
+            </w:r>
+            <w:r>
+              <w:rPr>
+                <w:rFonts w:cstheme="minorHAnsi"/>
+              </w:rPr>
+              <w:t>/Dekan Yardımcısı</w:t>
             </w:r>
           </w:p>
         </w:tc>
@@ -971,24 +1098,56 @@
               <w:ind w:left="175" w:hanging="142"/>
               <w:rPr>
                 <w:rFonts w:cstheme="minorHAnsi"/>
-                <w:sz w:val="20"/>
-                <w:szCs w:val="20"/>
-              </w:rPr>
-            </w:pPr>
-            <w:r>
-              <w:rPr>
-                <w:rFonts w:cstheme="minorHAnsi"/>
-                <w:sz w:val="20"/>
-                <w:szCs w:val="20"/>
-              </w:rPr>
-              <w:t>09:00-09:15</w:t>
+                <w:b/>
+              </w:rPr>
+            </w:pPr>
+            <w:r>
+              <w:rPr>
+                <w:rFonts w:cstheme="minorHAnsi"/>
+                <w:b/>
+              </w:rPr>
+              <w:t>09:</w:t>
+            </w:r>
+            <w:r>
+              <w:rPr>
+                <w:rFonts w:cstheme="minorHAnsi"/>
+                <w:b/>
+              </w:rPr>
+              <w:t>30</w:t>
+            </w:r>
+            <w:r>
+              <w:rPr>
+                <w:rFonts w:cstheme="minorHAnsi"/>
+                <w:b/>
+              </w:rPr>
+              <w:t>-</w:t>
+            </w:r>
+            <w:r>
+              <w:rPr>
+                <w:rFonts w:cstheme="minorHAnsi"/>
+                <w:b/>
+              </w:rPr>
+              <w:t>10</w:t>
+            </w:r>
+            <w:r>
+              <w:rPr>
+                <w:rFonts w:cstheme="minorHAnsi"/>
+                <w:b/>
+              </w:rPr>
+              <w:t>:</w:t>
+            </w:r>
+            <w:r>
+              <w:rPr>
+                <w:rFonts w:cstheme="minorHAnsi"/>
+                <w:b/>
+              </w:rPr>
+              <w:t>00</w:t>
             </w:r>
           </w:p>
         </w:tc>
         <w:tc>
           <w:tcPr>
-            <w:tcW w:w="9000" w:type="dxa"/>
-            <w:gridSpan w:val="2"/>
+            <w:tcW w:w="4860" w:type="dxa"/>
             <w:tcBorders>
               <w:top w:val="single" w:sz="8" w:space="0" w:color="4BACC6"/>
               <w:left w:val="single" w:sz="8" w:space="0" w:color="4BACC6"/>
@@ -1006,17 +1165,129 @@
               <w:spacing w:after="0" w:line="276" w:lineRule="auto"/>
               <w:rPr>
                 <w:rFonts w:cstheme="minorHAnsi"/>
-                <w:sz w:val="20"/>
-                <w:szCs w:val="20"/>
-              </w:rPr>
-            </w:pPr>
-            <w:r>
-              <w:rPr>
-                <w:rFonts w:cstheme="minorHAnsi"/>
-                <w:b/>
-              </w:rPr>
-              <w:t>Ara</w:t>
-            </w:r>
+                <w:b/>
+              </w:rPr>
+            </w:pPr>
+            <w:r>
+              <w:rPr>
+                <w:rFonts w:cstheme="minorHAnsi"/>
+                <w:b/>
+              </w:rPr>
+              <w:t>Rektör veya rektör yardımcısı ile görüşme</w:t>
+            </w:r>
+          </w:p>
+          <w:p>
+            <w:pPr>
+              <w:spacing w:after="0" w:line="276" w:lineRule="auto"/>
+              <w:rPr>
+                <w:rFonts w:cstheme="minorHAnsi"/>
+              </w:rPr>
+            </w:pPr>
+            <w:r>
+              <w:rPr>
+                <w:rFonts w:cstheme="minorHAnsi"/>
+                <w:bCs/>
+                <w:i/>
+                <w:iCs/>
+              </w:rPr>
+              <w:t>(Rektörün programına göre saat değişikliği yapılabilir)</w:t>
+            </w:r>
+          </w:p>
+        </w:tc>
+        <w:tc>
+          <w:tcPr>
+            <w:tcW w:w="4140" w:type="dxa"/>
+            <w:tcBorders>
+              <w:top w:val="single" w:sz="8" w:space="0" w:color="4BACC6"/>
+              <w:left w:val="single" w:sz="8" w:space="0" w:color="4BACC6"/>
+              <w:bottom w:val="single" w:sz="8" w:space="0" w:color="4BACC6"/>
+              <w:right w:val="single" w:sz="8" w:space="0" w:color="4BACC6"/>
+            </w:tcBorders>
+            <w:shd w:val="clear" w:color="000000" w:fill="FFFFFF"/>
+            <w:tcMar>
+              <w:left w:w="108" w:type="dxa"/>
+              <w:right w:w="108" w:type="dxa"/>
+            </w:tcMar>
+          </w:tcPr>
+          <w:p>
+            <w:pPr>
+              <w:pStyle w:val="ListeParagraf"/>
+              <w:numPr>
+                <w:ilvl w:val="0"/>
+                <w:numId w:val="28"/>
+              </w:numPr>
+              <w:spacing w:after="0" w:line="276" w:lineRule="auto"/>
+              <w:ind w:left="249" w:right="186" w:hanging="180"/>
+              <w:jc w:val="both"/>
+              <w:rPr>
+                <w:rFonts w:cstheme="minorHAnsi"/>
+              </w:rPr>
+            </w:pPr>
+            <w:r>
+              <w:rPr>
+                <w:rFonts w:cstheme="minorHAnsi"/>
+              </w:rPr>
+              <w:t xml:space="preserve">Değerlendirme </w:t>
+            </w:r>
+            <w:r>
+              <w:rPr>
+                <w:rFonts w:cstheme="minorHAnsi"/>
+              </w:rPr>
+              <w:t>T</w:t>
+            </w:r>
+            <w:r>
+              <w:rPr>
+                <w:rFonts w:cstheme="minorHAnsi"/>
+              </w:rPr>
+              <w:t>akımı</w:t>
+            </w:r>
+          </w:p>
+          <w:p>
+            <w:pPr>
+              <w:pStyle w:val="ListeParagraf"/>
+              <w:numPr>
+                <w:ilvl w:val="0"/>
+                <w:numId w:val="28"/>
+              </w:numPr>
+              <w:spacing w:after="0" w:line="276" w:lineRule="auto"/>
+              <w:ind w:left="249" w:right="186" w:hanging="180"/>
+              <w:jc w:val="both"/>
+              <w:rPr>
+                <w:rFonts w:cstheme="minorHAnsi"/>
+              </w:rPr>
+            </w:pPr>
+            <w:r>
+              <w:rPr>
+                <w:rFonts w:cstheme="minorHAnsi"/>
+              </w:rPr>
+              <w:t xml:space="preserve">Rektör/Rektör </w:t>
+            </w:r>
+            <w:r>
+              <w:rPr>
+                <w:rFonts w:cstheme="minorHAnsi"/>
+              </w:rPr>
+              <w:t>Y</w:t>
+            </w:r>
+            <w:r>
+              <w:rPr>
+                <w:rFonts w:cstheme="minorHAnsi"/>
+              </w:rPr>
+              <w:t>ard</w:t>
+            </w:r>
+            <w:r>
+              <w:rPr>
+                <w:rFonts w:cstheme="minorHAnsi"/>
+              </w:rPr>
+              <w:t>ımcısı</w:t>
+            </w:r>
+          </w:p>
+          <w:p>
+            <w:pPr>
+              <w:spacing w:after="0" w:line="276" w:lineRule="auto"/>
+              <w:rPr>
+                <w:rFonts w:cstheme="minorHAnsi"/>
+              </w:rPr>
+            </w:pPr>
           </w:p>
         </w:tc>
       </w:tr>
@@ -1045,17 +1316,176 @@
               <w:ind w:left="175" w:hanging="142"/>
               <w:rPr>
                 <w:rFonts w:cstheme="minorHAnsi"/>
-                <w:sz w:val="20"/>
-                <w:szCs w:val="20"/>
-              </w:rPr>
-            </w:pPr>
-            <w:r>
-              <w:rPr>
-                <w:rFonts w:cstheme="minorHAnsi"/>
-                <w:sz w:val="20"/>
-                <w:szCs w:val="20"/>
-              </w:rPr>
-              <w:t>09:15-9:45</w:t>
+                <w:b/>
+              </w:rPr>
+            </w:pPr>
+            <w:r>
+              <w:rPr>
+                <w:rFonts w:cstheme="minorHAnsi"/>
+                <w:b/>
+              </w:rPr>
+              <w:t>10</w:t>
+            </w:r>
+            <w:r>
+              <w:rPr>
+                <w:rFonts w:cstheme="minorHAnsi"/>
+                <w:b/>
+              </w:rPr>
+              <w:t>:</w:t>
+            </w:r>
+            <w:r>
+              <w:rPr>
+                <w:rFonts w:cstheme="minorHAnsi"/>
+                <w:b/>
+              </w:rPr>
+              <w:t>00</w:t>
+            </w:r>
+            <w:r>
+              <w:rPr>
+                <w:rFonts w:cstheme="minorHAnsi"/>
+                <w:b/>
+              </w:rPr>
+              <w:t>-10:</w:t>
+            </w:r>
+            <w:r>
+              <w:rPr>
+                <w:rFonts w:cstheme="minorHAnsi"/>
+                <w:b/>
+              </w:rPr>
+              <w:t>3</w:t>
+            </w:r>
+            <w:r>
+              <w:rPr>
+                <w:rFonts w:cstheme="minorHAnsi"/>
+                <w:b/>
+              </w:rPr>
+              <w:t>0</w:t>
+            </w:r>
+          </w:p>
+        </w:tc>
+        <w:tc>
+          <w:tcPr>
+            <w:tcW w:w="9000" w:type="dxa"/>
+            <w:gridSpan w:val="2"/>
+            <w:tcBorders>
+              <w:top w:val="single" w:sz="8" w:space="0" w:color="4BACC6"/>
+              <w:left w:val="single" w:sz="8" w:space="0" w:color="4BACC6"/>
+              <w:bottom w:val="single" w:sz="8" w:space="0" w:color="4BACC6"/>
+              <w:right w:val="single" w:sz="8" w:space="0" w:color="4BACC6"/>
+            </w:tcBorders>
+            <w:shd w:val="clear" w:color="000000" w:fill="FFFFFF"/>
+            <w:tcMar>
+              <w:left w:w="108" w:type="dxa"/>
+              <w:right w:w="108" w:type="dxa"/>
+            </w:tcMar>
+          </w:tcPr>
+          <w:p>
+            <w:pPr>
+              <w:spacing w:after="0" w:line="276" w:lineRule="auto"/>
+              <w:rPr>
+                <w:rFonts w:cstheme="minorHAnsi"/>
+              </w:rPr>
+            </w:pPr>
+            <w:r>
+              <w:rPr>
+                <w:rFonts w:cstheme="minorHAnsi"/>
+                <w:b/>
+              </w:rPr>
+              <w:t>A</w:t>
+            </w:r>
+            <w:r>
+              <w:rPr>
+                <w:rFonts w:cstheme="minorHAnsi"/>
+                <w:b/>
+              </w:rPr>
+              <w:t>RA</w:t>
+            </w:r>
+          </w:p>
+        </w:tc>
+      </w:tr>
+      <w:tr>
+        <w:trPr>
+          <w:trHeight w:val="1"/>
+        </w:trPr>
+        <w:tc>
+          <w:tcPr>
+            <w:tcW w:w="1350" w:type="dxa"/>
+            <w:tcBorders>
+              <w:top w:val="single" w:sz="8" w:space="0" w:color="4BACC6"/>
+              <w:left w:val="single" w:sz="8" w:space="0" w:color="4BACC6"/>
+              <w:bottom w:val="single" w:sz="8" w:space="0" w:color="4BACC6"/>
+              <w:right w:val="single" w:sz="8" w:space="0" w:color="4BACC6"/>
+            </w:tcBorders>
+            <w:shd w:val="clear" w:color="auto" w:fill="FFFFFF" w:themeFill="background1"/>
+            <w:tcMar>
+              <w:left w:w="108" w:type="dxa"/>
+              <w:right w:w="108" w:type="dxa"/>
+            </w:tcMar>
+          </w:tcPr>
+          <w:p>
+            <w:pPr>
+              <w:spacing w:after="0" w:line="276" w:lineRule="auto"/>
+              <w:ind w:left="175" w:hanging="142"/>
+              <w:rPr>
+                <w:rFonts w:cstheme="minorHAnsi"/>
+                <w:b/>
+                <w:sz w:val="20"/>
+                <w:szCs w:val="20"/>
+              </w:rPr>
+            </w:pPr>
+            <w:r>
+              <w:rPr>
+                <w:rFonts w:cstheme="minorHAnsi"/>
+                <w:b/>
+                <w:sz w:val="20"/>
+                <w:szCs w:val="20"/>
+              </w:rPr>
+              <w:t>10:</w:t>
+            </w:r>
+            <w:r>
+              <w:rPr>
+                <w:rFonts w:cstheme="minorHAnsi"/>
+                <w:b/>
+                <w:sz w:val="20"/>
+                <w:szCs w:val="20"/>
+              </w:rPr>
+              <w:t>3</w:t>
+            </w:r>
+            <w:r>
+              <w:rPr>
+                <w:rFonts w:cstheme="minorHAnsi"/>
+                <w:b/>
+                <w:sz w:val="20"/>
+                <w:szCs w:val="20"/>
+              </w:rPr>
+              <w:t>0-1</w:t>
+            </w:r>
+            <w:r>
+              <w:rPr>
+                <w:rFonts w:cstheme="minorHAnsi"/>
+                <w:b/>
+                <w:sz w:val="20"/>
+                <w:szCs w:val="20"/>
+              </w:rPr>
+              <w:t>2</w:t>
+            </w:r>
+            <w:r>
+              <w:rPr>
+                <w:rFonts w:cstheme="minorHAnsi"/>
+                <w:b/>
+                <w:sz w:val="20"/>
+                <w:szCs w:val="20"/>
+              </w:rPr>
+              <w:t>:</w:t>
+            </w:r>
+            <w:r>
+              <w:rPr>
+                <w:rFonts w:cstheme="minorHAnsi"/>
+                <w:b/>
+                <w:sz w:val="20"/>
+                <w:szCs w:val="20"/>
+              </w:rPr>
+              <w:t>00</w:t>
             </w:r>
           </w:p>
         </w:tc>
@@ -1087,26 +1517,84 @@
                 <w:rFonts w:cstheme="minorHAnsi"/>
                 <w:b/>
               </w:rPr>
-              <w:t>Rektör veya rektör yardımcısı ile görüşme</w:t>
-            </w:r>
-          </w:p>
-          <w:p>
-            <w:pPr>
-              <w:spacing w:after="0" w:line="276" w:lineRule="auto"/>
-              <w:rPr>
-                <w:rFonts w:cstheme="minorHAnsi"/>
-                <w:sz w:val="20"/>
-                <w:szCs w:val="20"/>
-              </w:rPr>
-            </w:pPr>
-            <w:r>
-              <w:rPr>
-                <w:rFonts w:cstheme="minorHAnsi"/>
+              <w:t xml:space="preserve">Program yöneticisinin sunumu  </w:t>
+            </w:r>
+          </w:p>
+          <w:p>
+            <w:pPr>
+              <w:spacing w:after="0" w:line="276" w:lineRule="auto"/>
+              <w:rPr>
+                <w:rFonts w:cstheme="minorHAnsi"/>
+                <w:b/>
                 <w:bCs/>
+              </w:rPr>
+            </w:pPr>
+            <w:r>
+              <w:rPr>
+                <w:rFonts w:cstheme="minorHAnsi"/>
+              </w:rPr>
+              <w:t xml:space="preserve">- </w:t>
+            </w:r>
+            <w:r>
+              <w:rPr>
+                <w:rFonts w:cstheme="minorHAnsi"/>
                 <w:i/>
                 <w:iCs/>
               </w:rPr>
-              <w:t>(Rektörün programına göre saat değişikliği yapılabilir)</w:t>
+              <w:t>Programdaki akreditasyon çalışm</w:t>
+            </w:r>
+            <w:bookmarkStart w:id="2" w:name="_GoBack"/>
+            <w:bookmarkEnd w:id="2"/>
+            <w:r>
+              <w:rPr>
+                <w:rFonts w:cstheme="minorHAnsi"/>
+                <w:i/>
+                <w:iCs/>
+              </w:rPr>
+              <w:t>aları,</w:t>
+            </w:r>
+            <w:r>
+              <w:rPr>
+                <w:rFonts w:cstheme="minorHAnsi"/>
+              </w:rPr>
+              <w:t xml:space="preserve"> ö</w:t>
+            </w:r>
+            <w:r>
+              <w:rPr>
+                <w:rFonts w:cstheme="minorHAnsi"/>
+                <w:i/>
+              </w:rPr>
+              <w:t>nemli sonuçlar ve sürekli iyileştirme çalışmalarına ilişkin sunum</w:t>
+            </w:r>
+          </w:p>
+          <w:p>
+            <w:pPr>
+              <w:spacing w:after="0" w:line="276" w:lineRule="auto"/>
+              <w:rPr>
+                <w:rFonts w:cstheme="minorHAnsi"/>
+                <w:sz w:val="20"/>
+                <w:szCs w:val="20"/>
+              </w:rPr>
+            </w:pPr>
+            <w:r>
+              <w:rPr>
+                <w:rFonts w:cstheme="minorHAnsi"/>
+              </w:rPr>
+              <w:t xml:space="preserve">- </w:t>
+            </w:r>
+            <w:r>
+              <w:rPr>
+                <w:rFonts w:cstheme="minorHAnsi"/>
+                <w:i/>
+                <w:iCs/>
+              </w:rPr>
+              <w:t>Program yöneticisinin akreditasyon süreçlerine nasıl liderlik yaptığına ilişkin sunum</w:t>
+            </w:r>
+            <w:r>
+              <w:rPr>
+                <w:rFonts w:cstheme="minorHAnsi"/>
+              </w:rPr>
+              <w:t xml:space="preserve"> </w:t>
             </w:r>
           </w:p>
         </w:tc>
@@ -1130,10 +1618,13 @@
               <w:pStyle w:val="ListeParagraf"/>
               <w:numPr>
                 <w:ilvl w:val="0"/>
-                <w:numId w:val="28"/>
+                <w:numId w:val="26"/>
               </w:numPr>
-              <w:spacing w:after="0" w:line="276" w:lineRule="auto"/>
-              <w:ind w:left="249" w:right="186" w:hanging="180"/>
+              <w:tabs>
+                <w:tab w:val="left" w:pos="339"/>
+              </w:tabs>
+              <w:spacing w:after="0" w:line="276" w:lineRule="auto"/>
+              <w:ind w:left="159" w:right="186" w:hanging="90"/>
               <w:jc w:val="both"/>
               <w:rPr>
                 <w:rFonts w:cstheme="minorHAnsi"/>
@@ -1151,10 +1642,13 @@
               <w:pStyle w:val="ListeParagraf"/>
               <w:numPr>
                 <w:ilvl w:val="0"/>
-                <w:numId w:val="28"/>
+                <w:numId w:val="26"/>
               </w:numPr>
-              <w:spacing w:after="0" w:line="276" w:lineRule="auto"/>
-              <w:ind w:left="249" w:right="186" w:hanging="180"/>
+              <w:tabs>
+                <w:tab w:val="left" w:pos="339"/>
+              </w:tabs>
+              <w:spacing w:after="0" w:line="276" w:lineRule="auto"/>
+              <w:ind w:left="159" w:right="186" w:hanging="90"/>
               <w:jc w:val="both"/>
               <w:rPr>
                 <w:rFonts w:cstheme="minorHAnsi"/>
@@ -1164,18 +1658,315 @@
               <w:rPr>
                 <w:rFonts w:cstheme="minorHAnsi"/>
               </w:rPr>
-              <w:t>Rektör/Rektör yard.</w:t>
-            </w:r>
-          </w:p>
-          <w:p>
-            <w:pPr>
-              <w:spacing w:after="0" w:line="276" w:lineRule="auto"/>
-              <w:rPr>
-                <w:rFonts w:cstheme="minorHAnsi"/>
-                <w:sz w:val="20"/>
-                <w:szCs w:val="20"/>
-              </w:rPr>
-            </w:pPr>
+              <w:t>Dekan</w:t>
+            </w:r>
+          </w:p>
+          <w:p>
+            <w:pPr>
+              <w:pStyle w:val="ListeParagraf"/>
+              <w:numPr>
+                <w:ilvl w:val="0"/>
+                <w:numId w:val="26"/>
+              </w:numPr>
+              <w:tabs>
+                <w:tab w:val="left" w:pos="339"/>
+              </w:tabs>
+              <w:spacing w:after="0" w:line="276" w:lineRule="auto"/>
+              <w:ind w:left="159" w:right="186" w:hanging="90"/>
+              <w:jc w:val="both"/>
+              <w:rPr>
+                <w:rFonts w:cstheme="minorHAnsi"/>
+              </w:rPr>
+            </w:pPr>
+            <w:r>
+              <w:rPr>
+                <w:rFonts w:cstheme="minorHAnsi"/>
+              </w:rPr>
+              <w:t>Bölüm Başkanı</w:t>
+            </w:r>
+          </w:p>
+          <w:p>
+            <w:pPr>
+              <w:pStyle w:val="ListeParagraf"/>
+              <w:numPr>
+                <w:ilvl w:val="0"/>
+                <w:numId w:val="26"/>
+              </w:numPr>
+              <w:tabs>
+                <w:tab w:val="left" w:pos="339"/>
+              </w:tabs>
+              <w:spacing w:after="0" w:line="276" w:lineRule="auto"/>
+              <w:ind w:left="159" w:right="186" w:hanging="90"/>
+              <w:jc w:val="both"/>
+              <w:rPr>
+                <w:rFonts w:cstheme="minorHAnsi"/>
+              </w:rPr>
+            </w:pPr>
+            <w:r>
+              <w:rPr>
+                <w:rFonts w:cstheme="minorHAnsi"/>
+              </w:rPr>
+              <w:t xml:space="preserve">Dekan /Bölüm Başkanı Yardımcıları </w:t>
+            </w:r>
+          </w:p>
+          <w:p>
+            <w:pPr>
+              <w:pStyle w:val="ListeParagraf"/>
+              <w:numPr>
+                <w:ilvl w:val="0"/>
+                <w:numId w:val="26"/>
+              </w:numPr>
+              <w:tabs>
+                <w:tab w:val="left" w:pos="339"/>
+              </w:tabs>
+              <w:spacing w:after="0" w:line="276" w:lineRule="auto"/>
+              <w:ind w:left="159" w:right="186" w:hanging="90"/>
+              <w:jc w:val="both"/>
+              <w:rPr>
+                <w:rFonts w:cstheme="minorHAnsi"/>
+              </w:rPr>
+            </w:pPr>
+            <w:r>
+              <w:rPr>
+                <w:rFonts w:cstheme="minorHAnsi"/>
+              </w:rPr>
+              <w:t xml:space="preserve">Akreditasyon </w:t>
+            </w:r>
+            <w:r>
+              <w:rPr>
+                <w:rFonts w:cstheme="minorHAnsi"/>
+              </w:rPr>
+              <w:t>K</w:t>
+            </w:r>
+            <w:r>
+              <w:rPr>
+                <w:rFonts w:cstheme="minorHAnsi"/>
+              </w:rPr>
+              <w:t>omisyon/</w:t>
+            </w:r>
+            <w:r>
+              <w:rPr>
+                <w:rFonts w:cstheme="minorHAnsi"/>
+              </w:rPr>
+              <w:t>Ç</w:t>
+            </w:r>
+            <w:r>
+              <w:rPr>
+                <w:rFonts w:cstheme="minorHAnsi"/>
+              </w:rPr>
+              <w:t xml:space="preserve">alışma </w:t>
+            </w:r>
+            <w:r>
+              <w:rPr>
+                <w:rFonts w:cstheme="minorHAnsi"/>
+              </w:rPr>
+              <w:t>G</w:t>
+            </w:r>
+            <w:r>
+              <w:rPr>
+                <w:rFonts w:cstheme="minorHAnsi"/>
+              </w:rPr>
+              <w:t xml:space="preserve">rubu </w:t>
+            </w:r>
+            <w:r>
+              <w:rPr>
+                <w:rFonts w:cstheme="minorHAnsi"/>
+              </w:rPr>
+              <w:t>B</w:t>
+            </w:r>
+            <w:r>
+              <w:rPr>
+                <w:rFonts w:cstheme="minorHAnsi"/>
+              </w:rPr>
+              <w:t xml:space="preserve">aşkanı </w:t>
+            </w:r>
+          </w:p>
+          <w:p>
+            <w:pPr>
+              <w:pStyle w:val="ListeParagraf"/>
+              <w:numPr>
+                <w:ilvl w:val="0"/>
+                <w:numId w:val="26"/>
+              </w:numPr>
+              <w:tabs>
+                <w:tab w:val="left" w:pos="339"/>
+              </w:tabs>
+              <w:spacing w:after="0" w:line="276" w:lineRule="auto"/>
+              <w:ind w:left="159" w:right="186" w:hanging="90"/>
+              <w:jc w:val="both"/>
+              <w:rPr>
+                <w:rFonts w:cstheme="minorHAnsi"/>
+              </w:rPr>
+            </w:pPr>
+            <w:r>
+              <w:rPr>
+                <w:rFonts w:cstheme="minorHAnsi"/>
+              </w:rPr>
+              <w:t>Ölçme Değerlendirme Sorumluları</w:t>
+            </w:r>
+          </w:p>
+          <w:p>
+            <w:pPr>
+              <w:pStyle w:val="ListeParagraf"/>
+              <w:numPr>
+                <w:ilvl w:val="0"/>
+                <w:numId w:val="26"/>
+              </w:numPr>
+              <w:tabs>
+                <w:tab w:val="left" w:pos="339"/>
+              </w:tabs>
+              <w:spacing w:after="0" w:line="276" w:lineRule="auto"/>
+              <w:ind w:left="159" w:right="186" w:hanging="90"/>
+              <w:jc w:val="both"/>
+              <w:rPr>
+                <w:rFonts w:cstheme="minorHAnsi"/>
+              </w:rPr>
+            </w:pPr>
+            <w:r>
+              <w:rPr>
+                <w:rFonts w:cstheme="minorHAnsi"/>
+              </w:rPr>
+              <w:t>Kalite Geliştirme Sorumluları</w:t>
+            </w:r>
+          </w:p>
+          <w:p>
+            <w:pPr>
+              <w:pStyle w:val="ListeParagraf"/>
+              <w:numPr>
+                <w:ilvl w:val="0"/>
+                <w:numId w:val="26"/>
+              </w:numPr>
+              <w:tabs>
+                <w:tab w:val="left" w:pos="339"/>
+              </w:tabs>
+              <w:spacing w:after="0" w:line="276" w:lineRule="auto"/>
+              <w:ind w:left="159" w:right="186" w:hanging="90"/>
+              <w:jc w:val="both"/>
+              <w:rPr>
+                <w:rFonts w:cstheme="minorHAnsi"/>
+                <w:sz w:val="20"/>
+                <w:szCs w:val="20"/>
+              </w:rPr>
+            </w:pPr>
+            <w:r>
+              <w:rPr>
+                <w:rFonts w:cstheme="minorHAnsi"/>
+              </w:rPr>
+              <w:t xml:space="preserve">Program </w:t>
+            </w:r>
+            <w:r>
+              <w:rPr>
+                <w:rFonts w:cstheme="minorHAnsi"/>
+              </w:rPr>
+              <w:t>Ö</w:t>
+            </w:r>
+            <w:r>
+              <w:rPr>
+                <w:rFonts w:cstheme="minorHAnsi"/>
+              </w:rPr>
+              <w:t xml:space="preserve">ğretim </w:t>
+            </w:r>
+            <w:r>
+              <w:rPr>
+                <w:rFonts w:cstheme="minorHAnsi"/>
+              </w:rPr>
+              <w:t>E</w:t>
+            </w:r>
+            <w:r>
+              <w:rPr>
+                <w:rFonts w:cstheme="minorHAnsi"/>
+              </w:rPr>
+              <w:t>lemanları</w:t>
+            </w:r>
+          </w:p>
+        </w:tc>
+      </w:tr>
+      <w:tr>
+        <w:trPr>
+          <w:trHeight w:val="1"/>
+        </w:trPr>
+        <w:tc>
+          <w:tcPr>
+            <w:tcW w:w="1350" w:type="dxa"/>
+            <w:tcBorders>
+              <w:top w:val="single" w:sz="8" w:space="0" w:color="4BACC6"/>
+              <w:left w:val="single" w:sz="8" w:space="0" w:color="4BACC6"/>
+              <w:bottom w:val="single" w:sz="8" w:space="0" w:color="4BACC6"/>
+              <w:right w:val="single" w:sz="8" w:space="0" w:color="4BACC6"/>
+            </w:tcBorders>
+            <w:shd w:val="clear" w:color="auto" w:fill="FFFFFF" w:themeFill="background1"/>
+            <w:tcMar>
+              <w:left w:w="108" w:type="dxa"/>
+              <w:right w:w="108" w:type="dxa"/>
+            </w:tcMar>
+          </w:tcPr>
+          <w:p>
+            <w:pPr>
+              <w:spacing w:after="0" w:line="276" w:lineRule="auto"/>
+              <w:ind w:left="175" w:hanging="142"/>
+              <w:rPr>
+                <w:rFonts w:cstheme="minorHAnsi"/>
+                <w:b/>
+                <w:sz w:val="20"/>
+                <w:szCs w:val="20"/>
+              </w:rPr>
+            </w:pPr>
+            <w:r>
+              <w:rPr>
+                <w:rFonts w:cstheme="minorHAnsi"/>
+                <w:b/>
+                <w:sz w:val="20"/>
+                <w:szCs w:val="20"/>
+              </w:rPr>
+              <w:lastRenderedPageBreak/>
+              <w:t>12:00-13:00</w:t>
+            </w:r>
+          </w:p>
+        </w:tc>
+        <w:tc>
+          <w:tcPr>
+            <w:tcW w:w="9000" w:type="dxa"/>
+            <w:gridSpan w:val="2"/>
+            <w:tcBorders>
+              <w:top w:val="single" w:sz="8" w:space="0" w:color="4BACC6"/>
+              <w:left w:val="single" w:sz="8" w:space="0" w:color="4BACC6"/>
+              <w:bottom w:val="single" w:sz="8" w:space="0" w:color="4BACC6"/>
+              <w:right w:val="single" w:sz="8" w:space="0" w:color="4BACC6"/>
+            </w:tcBorders>
+            <w:shd w:val="clear" w:color="000000" w:fill="FFFFFF"/>
+            <w:tcMar>
+              <w:left w:w="108" w:type="dxa"/>
+              <w:right w:w="108" w:type="dxa"/>
+            </w:tcMar>
+          </w:tcPr>
+          <w:p>
+            <w:pPr>
+              <w:spacing w:after="0" w:line="276" w:lineRule="auto"/>
+              <w:rPr>
+                <w:rFonts w:cstheme="minorHAnsi"/>
+              </w:rPr>
+            </w:pPr>
+            <w:r>
+              <w:rPr>
+                <w:rFonts w:cstheme="minorHAnsi"/>
+                <w:b/>
+              </w:rPr>
+              <w:t xml:space="preserve">YEMEK </w:t>
+            </w:r>
+            <w:r>
+              <w:rPr>
+                <w:rFonts w:cstheme="minorHAnsi"/>
+                <w:b/>
+              </w:rPr>
+              <w:t>A</w:t>
+            </w:r>
+            <w:r>
+              <w:rPr>
+                <w:rFonts w:cstheme="minorHAnsi"/>
+                <w:b/>
+              </w:rPr>
+              <w:t>RASI</w:t>
+            </w:r>
           </w:p>
         </w:tc>
       </w:tr>
@@ -1204,18 +1995,86 @@
               <w:ind w:left="175" w:hanging="142"/>
               <w:rPr>
                 <w:rFonts w:cstheme="minorHAnsi"/>
-                <w:sz w:val="20"/>
-                <w:szCs w:val="20"/>
-              </w:rPr>
-            </w:pPr>
-            <w:r>
-              <w:rPr>
-                <w:rFonts w:cstheme="minorHAnsi"/>
-                <w:sz w:val="20"/>
-                <w:szCs w:val="20"/>
-              </w:rPr>
-              <w:t>9:45-10:00</w:t>
-            </w:r>
+                <w:b/>
+                <w:sz w:val="20"/>
+                <w:szCs w:val="20"/>
+              </w:rPr>
+            </w:pPr>
+            <w:r>
+              <w:rPr>
+                <w:rFonts w:cstheme="minorHAnsi"/>
+                <w:b/>
+                <w:sz w:val="20"/>
+                <w:szCs w:val="20"/>
+              </w:rPr>
+              <w:t>1</w:t>
+            </w:r>
+            <w:r>
+              <w:rPr>
+                <w:rFonts w:cstheme="minorHAnsi"/>
+                <w:b/>
+                <w:sz w:val="20"/>
+                <w:szCs w:val="20"/>
+              </w:rPr>
+              <w:t>3</w:t>
+            </w:r>
+            <w:r>
+              <w:rPr>
+                <w:rFonts w:cstheme="minorHAnsi"/>
+                <w:b/>
+                <w:sz w:val="20"/>
+                <w:szCs w:val="20"/>
+              </w:rPr>
+              <w:t>:00-1</w:t>
+            </w:r>
+            <w:r>
+              <w:rPr>
+                <w:rFonts w:cstheme="minorHAnsi"/>
+                <w:b/>
+                <w:sz w:val="20"/>
+                <w:szCs w:val="20"/>
+              </w:rPr>
+              <w:t>5</w:t>
+            </w:r>
+            <w:r>
+              <w:rPr>
+                <w:rFonts w:cstheme="minorHAnsi"/>
+                <w:b/>
+                <w:sz w:val="20"/>
+                <w:szCs w:val="20"/>
+              </w:rPr>
+              <w:t>:</w:t>
+            </w:r>
+            <w:r>
+              <w:rPr>
+                <w:rFonts w:cstheme="minorHAnsi"/>
+                <w:b/>
+                <w:sz w:val="20"/>
+                <w:szCs w:val="20"/>
+              </w:rPr>
+              <w:t>0</w:t>
+            </w:r>
+            <w:r>
+              <w:rPr>
+                <w:rFonts w:cstheme="minorHAnsi"/>
+                <w:b/>
+                <w:sz w:val="20"/>
+                <w:szCs w:val="20"/>
+              </w:rPr>
+              <w:t>0</w:t>
+            </w:r>
+          </w:p>
+          <w:p>
+            <w:pPr>
+              <w:spacing w:after="0" w:line="276" w:lineRule="auto"/>
+              <w:ind w:left="175" w:hanging="142"/>
+              <w:rPr>
+                <w:rFonts w:cstheme="minorHAnsi"/>
+                <w:b/>
+                <w:sz w:val="20"/>
+                <w:szCs w:val="20"/>
+              </w:rPr>
+            </w:pPr>
           </w:p>
         </w:tc>
         <w:tc>
@@ -1239,462 +2098,70 @@
               <w:spacing w:after="0" w:line="276" w:lineRule="auto"/>
               <w:rPr>
                 <w:rFonts w:cstheme="minorHAnsi"/>
-              </w:rPr>
-            </w:pPr>
-            <w:r>
-              <w:rPr>
-                <w:rFonts w:cstheme="minorHAnsi"/>
-                <w:b/>
-              </w:rPr>
-              <w:t>Ara</w:t>
-            </w:r>
-          </w:p>
-        </w:tc>
-      </w:tr>
-      <w:tr>
-        <w:trPr>
-          <w:trHeight w:val="1"/>
-        </w:trPr>
-        <w:tc>
-          <w:tcPr>
-            <w:tcW w:w="1350" w:type="dxa"/>
-            <w:tcBorders>
-              <w:top w:val="single" w:sz="8" w:space="0" w:color="4BACC6"/>
-              <w:left w:val="single" w:sz="8" w:space="0" w:color="4BACC6"/>
-              <w:bottom w:val="single" w:sz="8" w:space="0" w:color="4BACC6"/>
-              <w:right w:val="single" w:sz="8" w:space="0" w:color="4BACC6"/>
-            </w:tcBorders>
-            <w:shd w:val="clear" w:color="auto" w:fill="FFFFFF" w:themeFill="background1"/>
-            <w:tcMar>
-              <w:left w:w="108" w:type="dxa"/>
-              <w:right w:w="108" w:type="dxa"/>
-            </w:tcMar>
-          </w:tcPr>
-          <w:p>
-            <w:pPr>
-              <w:spacing w:after="0" w:line="276" w:lineRule="auto"/>
-              <w:ind w:left="175" w:hanging="142"/>
-              <w:rPr>
-                <w:rFonts w:cstheme="minorHAnsi"/>
-                <w:sz w:val="20"/>
-                <w:szCs w:val="20"/>
-              </w:rPr>
-            </w:pPr>
-            <w:r>
-              <w:rPr>
-                <w:rFonts w:cstheme="minorHAnsi"/>
-                <w:sz w:val="20"/>
-                <w:szCs w:val="20"/>
-              </w:rPr>
-              <w:t>10:00-10:45</w:t>
-            </w:r>
-          </w:p>
-        </w:tc>
-        <w:tc>
-          <w:tcPr>
-            <w:tcW w:w="4860" w:type="dxa"/>
-            <w:tcBorders>
-              <w:top w:val="single" w:sz="8" w:space="0" w:color="4BACC6"/>
-              <w:left w:val="single" w:sz="8" w:space="0" w:color="4BACC6"/>
-              <w:bottom w:val="single" w:sz="8" w:space="0" w:color="4BACC6"/>
-              <w:right w:val="single" w:sz="8" w:space="0" w:color="4BACC6"/>
-            </w:tcBorders>
-            <w:shd w:val="clear" w:color="000000" w:fill="FFFFFF"/>
-            <w:tcMar>
-              <w:left w:w="108" w:type="dxa"/>
-              <w:right w:w="108" w:type="dxa"/>
-            </w:tcMar>
-          </w:tcPr>
-          <w:p>
-            <w:pPr>
-              <w:spacing w:after="0" w:line="276" w:lineRule="auto"/>
-              <w:rPr>
-                <w:rFonts w:cstheme="minorHAnsi"/>
-                <w:b/>
-              </w:rPr>
-            </w:pPr>
-            <w:r>
-              <w:rPr>
-                <w:rFonts w:cstheme="minorHAnsi"/>
-                <w:b/>
-              </w:rPr>
-              <w:t xml:space="preserve">Program yöneticisinin sunumu  </w:t>
-            </w:r>
-          </w:p>
-          <w:p>
-            <w:pPr>
-              <w:spacing w:after="0" w:line="276" w:lineRule="auto"/>
-              <w:rPr>
-                <w:rFonts w:cstheme="minorHAnsi"/>
-                <w:b/>
-                <w:bCs/>
-              </w:rPr>
-            </w:pPr>
-            <w:r>
-              <w:rPr>
-                <w:rFonts w:cstheme="minorHAnsi"/>
-              </w:rPr>
-              <w:t xml:space="preserve">- </w:t>
+                <w:sz w:val="20"/>
+                <w:szCs w:val="20"/>
+              </w:rPr>
+            </w:pPr>
+            <w:r>
+              <w:rPr>
+                <w:rFonts w:cstheme="minorHAnsi"/>
+                <w:sz w:val="20"/>
+                <w:szCs w:val="20"/>
+              </w:rPr>
+              <w:t xml:space="preserve"> </w:t>
+            </w:r>
+            <w:r>
+              <w:rPr>
+                <w:rFonts w:cstheme="minorHAnsi"/>
+                <w:b/>
+                <w:sz w:val="20"/>
+                <w:szCs w:val="20"/>
+              </w:rPr>
+              <w:t>Öğrenci Değerlendiricinin öğrencilerle görüşmesi</w:t>
+            </w:r>
+            <w:r>
+              <w:rPr>
+                <w:rFonts w:cstheme="minorHAnsi"/>
+                <w:sz w:val="20"/>
+                <w:szCs w:val="20"/>
+              </w:rPr>
+              <w:t xml:space="preserve"> </w:t>
+            </w:r>
+          </w:p>
+          <w:p>
+            <w:pPr>
+              <w:spacing w:after="0" w:line="276" w:lineRule="auto"/>
+              <w:rPr>
+                <w:rFonts w:cstheme="minorHAnsi"/>
+                <w:sz w:val="20"/>
+                <w:szCs w:val="20"/>
+              </w:rPr>
+            </w:pPr>
+            <w:r>
+              <w:rPr>
+                <w:rFonts w:cstheme="minorHAnsi"/>
+                <w:sz w:val="20"/>
+                <w:szCs w:val="20"/>
+              </w:rPr>
+              <w:t>(</w:t>
             </w:r>
             <w:r>
               <w:rPr>
                 <w:rFonts w:cstheme="minorHAnsi"/>
                 <w:i/>
-                <w:iCs/>
-              </w:rPr>
-              <w:t>Programdaki akreditasyon çalışmaları,</w:t>
-            </w:r>
-            <w:r>
-              <w:rPr>
-                <w:rFonts w:cstheme="minorHAnsi"/>
-              </w:rPr>
-              <w:t xml:space="preserve"> ö</w:t>
-            </w:r>
-            <w:r>
-              <w:rPr>
-                <w:rFonts w:cstheme="minorHAnsi"/>
-                <w:i/>
-              </w:rPr>
-              <w:t>nemli sonuçlar ve sürekli iyileştirme çalışmalarına ilişkin sunum</w:t>
-            </w:r>
-          </w:p>
-          <w:p>
-            <w:pPr>
-              <w:spacing w:after="0" w:line="276" w:lineRule="auto"/>
-              <w:rPr>
-                <w:rFonts w:cstheme="minorHAnsi"/>
-                <w:sz w:val="20"/>
-                <w:szCs w:val="20"/>
-              </w:rPr>
-            </w:pPr>
-            <w:r>
-              <w:rPr>
-                <w:rFonts w:cstheme="minorHAnsi"/>
-              </w:rPr>
-              <w:t xml:space="preserve">- </w:t>
-            </w:r>
-            <w:r>
-              <w:rPr>
-                <w:rFonts w:cstheme="minorHAnsi"/>
-                <w:i/>
-                <w:iCs/>
-              </w:rPr>
-              <w:t>Program yöneticisinin akreditasyon süreçlerine nasıl liderlik yaptığına ilişkin sunum</w:t>
-            </w:r>
-            <w:r>
-              <w:rPr>
-                <w:rFonts w:cstheme="minorHAnsi"/>
-              </w:rPr>
-              <w:t xml:space="preserve"> </w:t>
-            </w:r>
-          </w:p>
-        </w:tc>
-        <w:tc>
-          <w:tcPr>
-            <w:tcW w:w="4140" w:type="dxa"/>
-            <w:tcBorders>
-              <w:top w:val="single" w:sz="8" w:space="0" w:color="4BACC6"/>
-              <w:left w:val="single" w:sz="8" w:space="0" w:color="4BACC6"/>
-              <w:bottom w:val="single" w:sz="8" w:space="0" w:color="4BACC6"/>
-              <w:right w:val="single" w:sz="8" w:space="0" w:color="4BACC6"/>
-            </w:tcBorders>
-            <w:shd w:val="clear" w:color="000000" w:fill="FFFFFF"/>
-            <w:tcMar>
-              <w:left w:w="108" w:type="dxa"/>
-              <w:right w:w="108" w:type="dxa"/>
-            </w:tcMar>
-          </w:tcPr>
-          <w:p>
-            <w:pPr>
-              <w:pStyle w:val="ListeParagraf"/>
-              <w:numPr>
-                <w:ilvl w:val="0"/>
-                <w:numId w:val="26"/>
-              </w:numPr>
-              <w:tabs>
-                <w:tab w:val="left" w:pos="339"/>
-              </w:tabs>
-              <w:spacing w:after="0" w:line="276" w:lineRule="auto"/>
-              <w:ind w:left="159" w:right="186" w:hanging="90"/>
-              <w:jc w:val="both"/>
-              <w:rPr>
-                <w:rFonts w:cstheme="minorHAnsi"/>
-              </w:rPr>
-            </w:pPr>
-            <w:r>
-              <w:rPr>
-                <w:rFonts w:cstheme="minorHAnsi"/>
-              </w:rPr>
-              <w:t>Değerlendirme Takımı</w:t>
-            </w:r>
-          </w:p>
-          <w:p>
-            <w:pPr>
-              <w:pStyle w:val="ListeParagraf"/>
-              <w:numPr>
-                <w:ilvl w:val="0"/>
-                <w:numId w:val="26"/>
-              </w:numPr>
-              <w:tabs>
-                <w:tab w:val="left" w:pos="339"/>
-              </w:tabs>
-              <w:spacing w:after="0" w:line="276" w:lineRule="auto"/>
-              <w:ind w:left="159" w:right="186" w:hanging="90"/>
-              <w:jc w:val="both"/>
-              <w:rPr>
-                <w:rFonts w:cstheme="minorHAnsi"/>
-              </w:rPr>
-            </w:pPr>
-            <w:r>
-              <w:rPr>
-                <w:rFonts w:cstheme="minorHAnsi"/>
-              </w:rPr>
-              <w:t>Dekan</w:t>
-            </w:r>
-          </w:p>
-          <w:p>
-            <w:pPr>
-              <w:pStyle w:val="ListeParagraf"/>
-              <w:numPr>
-                <w:ilvl w:val="0"/>
-                <w:numId w:val="26"/>
-              </w:numPr>
-              <w:tabs>
-                <w:tab w:val="left" w:pos="339"/>
-              </w:tabs>
-              <w:spacing w:after="0" w:line="276" w:lineRule="auto"/>
-              <w:ind w:left="159" w:right="186" w:hanging="90"/>
-              <w:jc w:val="both"/>
-              <w:rPr>
-                <w:rFonts w:cstheme="minorHAnsi"/>
-              </w:rPr>
-            </w:pPr>
-            <w:r>
-              <w:rPr>
-                <w:rFonts w:cstheme="minorHAnsi"/>
-              </w:rPr>
-              <w:t>Bölüm Başkanı</w:t>
-            </w:r>
-          </w:p>
-          <w:p>
-            <w:pPr>
-              <w:pStyle w:val="ListeParagraf"/>
-              <w:numPr>
-                <w:ilvl w:val="0"/>
-                <w:numId w:val="26"/>
-              </w:numPr>
-              <w:tabs>
-                <w:tab w:val="left" w:pos="339"/>
-              </w:tabs>
-              <w:spacing w:after="0" w:line="276" w:lineRule="auto"/>
-              <w:ind w:left="159" w:right="186" w:hanging="90"/>
-              <w:jc w:val="both"/>
-              <w:rPr>
-                <w:rFonts w:cstheme="minorHAnsi"/>
-              </w:rPr>
-            </w:pPr>
-            <w:r>
-              <w:rPr>
-                <w:rFonts w:cstheme="minorHAnsi"/>
-              </w:rPr>
-              <w:t xml:space="preserve">Dekan /Bölüm Başkanı Yardımcıları </w:t>
-            </w:r>
-          </w:p>
-          <w:p>
-            <w:pPr>
-              <w:pStyle w:val="ListeParagraf"/>
-              <w:numPr>
-                <w:ilvl w:val="0"/>
-                <w:numId w:val="26"/>
-              </w:numPr>
-              <w:tabs>
-                <w:tab w:val="left" w:pos="339"/>
-              </w:tabs>
-              <w:spacing w:after="0" w:line="276" w:lineRule="auto"/>
-              <w:ind w:left="159" w:right="186" w:hanging="90"/>
-              <w:jc w:val="both"/>
-              <w:rPr>
-                <w:rFonts w:cstheme="minorHAnsi"/>
-              </w:rPr>
-            </w:pPr>
-            <w:r>
-              <w:rPr>
-                <w:rFonts w:cstheme="minorHAnsi"/>
-              </w:rPr>
-              <w:t xml:space="preserve">Akreditasyon komisyon/çalışma grubu başkanı </w:t>
-            </w:r>
-          </w:p>
-          <w:p>
-            <w:pPr>
-              <w:pStyle w:val="ListeParagraf"/>
-              <w:numPr>
-                <w:ilvl w:val="0"/>
-                <w:numId w:val="26"/>
-              </w:numPr>
-              <w:tabs>
-                <w:tab w:val="left" w:pos="339"/>
-              </w:tabs>
-              <w:spacing w:after="0" w:line="276" w:lineRule="auto"/>
-              <w:ind w:left="159" w:right="186" w:hanging="90"/>
-              <w:jc w:val="both"/>
-              <w:rPr>
-                <w:rFonts w:cstheme="minorHAnsi"/>
-              </w:rPr>
-            </w:pPr>
-            <w:r>
-              <w:rPr>
-                <w:rFonts w:cstheme="minorHAnsi"/>
-              </w:rPr>
-              <w:lastRenderedPageBreak/>
-              <w:t>Ölçme Değerlendirme   Sorumluları</w:t>
-            </w:r>
-          </w:p>
-          <w:p>
-            <w:pPr>
-              <w:pStyle w:val="ListeParagraf"/>
-              <w:numPr>
-                <w:ilvl w:val="0"/>
-                <w:numId w:val="26"/>
-              </w:numPr>
-              <w:tabs>
-                <w:tab w:val="left" w:pos="339"/>
-              </w:tabs>
-              <w:spacing w:after="0" w:line="276" w:lineRule="auto"/>
-              <w:ind w:left="159" w:right="186" w:hanging="90"/>
-              <w:jc w:val="both"/>
-              <w:rPr>
-                <w:rFonts w:cstheme="minorHAnsi"/>
-              </w:rPr>
-            </w:pPr>
-            <w:r>
-              <w:rPr>
-                <w:rFonts w:cstheme="minorHAnsi"/>
-              </w:rPr>
-              <w:t>Kalite Geliştirme Sorumluları</w:t>
-            </w:r>
-          </w:p>
-          <w:p>
-            <w:pPr>
-              <w:pStyle w:val="ListeParagraf"/>
-              <w:numPr>
-                <w:ilvl w:val="0"/>
-                <w:numId w:val="26"/>
-              </w:numPr>
-              <w:tabs>
-                <w:tab w:val="left" w:pos="339"/>
-              </w:tabs>
-              <w:spacing w:after="0" w:line="276" w:lineRule="auto"/>
-              <w:ind w:left="159" w:right="186" w:hanging="90"/>
-              <w:jc w:val="both"/>
-              <w:rPr>
-                <w:rFonts w:cstheme="minorHAnsi"/>
-                <w:sz w:val="20"/>
-                <w:szCs w:val="20"/>
-              </w:rPr>
-            </w:pPr>
-            <w:r>
-              <w:rPr>
-                <w:rFonts w:cstheme="minorHAnsi"/>
-              </w:rPr>
-              <w:t>Program öğretim elemanları</w:t>
-            </w:r>
-          </w:p>
-        </w:tc>
-      </w:tr>
-      <w:tr>
-        <w:trPr>
-          <w:trHeight w:val="1"/>
-        </w:trPr>
-        <w:tc>
-          <w:tcPr>
-            <w:tcW w:w="1350" w:type="dxa"/>
-            <w:tcBorders>
-              <w:top w:val="single" w:sz="8" w:space="0" w:color="4BACC6"/>
-              <w:left w:val="single" w:sz="8" w:space="0" w:color="4BACC6"/>
-              <w:bottom w:val="single" w:sz="8" w:space="0" w:color="4BACC6"/>
-              <w:right w:val="single" w:sz="8" w:space="0" w:color="4BACC6"/>
-            </w:tcBorders>
-            <w:shd w:val="clear" w:color="auto" w:fill="FFFFFF" w:themeFill="background1"/>
-            <w:tcMar>
-              <w:left w:w="108" w:type="dxa"/>
-              <w:right w:w="108" w:type="dxa"/>
-            </w:tcMar>
-          </w:tcPr>
-          <w:p>
-            <w:pPr>
-              <w:spacing w:after="0" w:line="276" w:lineRule="auto"/>
-              <w:ind w:left="175" w:hanging="142"/>
-              <w:rPr>
-                <w:rFonts w:cstheme="minorHAnsi"/>
-                <w:sz w:val="20"/>
-                <w:szCs w:val="20"/>
-              </w:rPr>
-            </w:pPr>
-            <w:r>
-              <w:rPr>
-                <w:rFonts w:cstheme="minorHAnsi"/>
-                <w:sz w:val="20"/>
-                <w:szCs w:val="20"/>
-              </w:rPr>
-              <w:lastRenderedPageBreak/>
-              <w:t>10:45-11:00</w:t>
-            </w:r>
-          </w:p>
-        </w:tc>
-        <w:tc>
-          <w:tcPr>
-            <w:tcW w:w="4860" w:type="dxa"/>
-            <w:tcBorders>
-              <w:top w:val="single" w:sz="8" w:space="0" w:color="4BACC6"/>
-              <w:left w:val="single" w:sz="8" w:space="0" w:color="4BACC6"/>
-              <w:bottom w:val="single" w:sz="8" w:space="0" w:color="4BACC6"/>
-              <w:right w:val="single" w:sz="8" w:space="0" w:color="4BACC6"/>
-            </w:tcBorders>
-            <w:shd w:val="clear" w:color="000000" w:fill="FFFFFF"/>
-            <w:tcMar>
-              <w:left w:w="108" w:type="dxa"/>
-              <w:right w:w="108" w:type="dxa"/>
-            </w:tcMar>
-          </w:tcPr>
-          <w:p>
-            <w:pPr>
-              <w:spacing w:after="0" w:line="276" w:lineRule="auto"/>
-              <w:rPr>
-                <w:rFonts w:cstheme="minorHAnsi"/>
-                <w:b/>
-              </w:rPr>
-            </w:pPr>
-            <w:r>
-              <w:rPr>
-                <w:rFonts w:cstheme="minorHAnsi"/>
-                <w:b/>
-              </w:rPr>
-              <w:t>Ara</w:t>
-            </w:r>
-          </w:p>
-        </w:tc>
-        <w:tc>
-          <w:tcPr>
-            <w:tcW w:w="4140" w:type="dxa"/>
-            <w:tcBorders>
-              <w:top w:val="single" w:sz="8" w:space="0" w:color="4BACC6"/>
-              <w:left w:val="single" w:sz="8" w:space="0" w:color="4BACC6"/>
-              <w:bottom w:val="single" w:sz="8" w:space="0" w:color="4BACC6"/>
-              <w:right w:val="single" w:sz="8" w:space="0" w:color="4BACC6"/>
-            </w:tcBorders>
-            <w:shd w:val="clear" w:color="000000" w:fill="FFFFFF"/>
-            <w:tcMar>
-              <w:left w:w="108" w:type="dxa"/>
-              <w:right w:w="108" w:type="dxa"/>
-            </w:tcMar>
-          </w:tcPr>
-          <w:p>
-            <w:pPr>
-              <w:spacing w:after="0" w:line="276" w:lineRule="auto"/>
-              <w:rPr>
-                <w:rFonts w:cstheme="minorHAnsi"/>
-              </w:rPr>
-            </w:pPr>
+                <w:sz w:val="20"/>
+                <w:szCs w:val="20"/>
+              </w:rPr>
+              <w:t>Öğrenci temsilcileri ve her sınıfı temsilen öğrenciler</w:t>
+            </w:r>
+            <w:r>
+              <w:rPr>
+                <w:rFonts w:cstheme="minorHAnsi"/>
+                <w:sz w:val="20"/>
+                <w:szCs w:val="20"/>
+              </w:rPr>
+              <w:t xml:space="preserve">) </w:t>
+            </w:r>
           </w:p>
         </w:tc>
       </w:tr>
@@ -1723,29 +2190,74 @@
               <w:ind w:left="175" w:hanging="142"/>
               <w:rPr>
                 <w:rFonts w:cstheme="minorHAnsi"/>
-                <w:sz w:val="20"/>
-                <w:szCs w:val="20"/>
-              </w:rPr>
-            </w:pPr>
-            <w:r>
-              <w:rPr>
-                <w:rFonts w:cstheme="minorHAnsi"/>
-                <w:sz w:val="20"/>
-                <w:szCs w:val="20"/>
-              </w:rPr>
-              <w:t>11:00-12:00</w:t>
-            </w:r>
-          </w:p>
-          <w:p>
-            <w:pPr>
-              <w:spacing w:after="0" w:line="276" w:lineRule="auto"/>
-              <w:ind w:left="175" w:hanging="142"/>
-              <w:rPr>
-                <w:rFonts w:cstheme="minorHAnsi"/>
-                <w:sz w:val="20"/>
-                <w:szCs w:val="20"/>
-              </w:rPr>
-            </w:pPr>
+                <w:b/>
+                <w:sz w:val="20"/>
+                <w:szCs w:val="20"/>
+              </w:rPr>
+            </w:pPr>
+            <w:r>
+              <w:rPr>
+                <w:rFonts w:cstheme="minorHAnsi"/>
+                <w:b/>
+                <w:sz w:val="20"/>
+                <w:szCs w:val="20"/>
+              </w:rPr>
+              <w:t>1</w:t>
+            </w:r>
+            <w:r>
+              <w:rPr>
+                <w:rFonts w:cstheme="minorHAnsi"/>
+                <w:b/>
+                <w:sz w:val="20"/>
+                <w:szCs w:val="20"/>
+              </w:rPr>
+              <w:t>5</w:t>
+            </w:r>
+            <w:r>
+              <w:rPr>
+                <w:rFonts w:cstheme="minorHAnsi"/>
+                <w:b/>
+                <w:sz w:val="20"/>
+                <w:szCs w:val="20"/>
+              </w:rPr>
+              <w:t>:</w:t>
+            </w:r>
+            <w:r>
+              <w:rPr>
+                <w:rFonts w:cstheme="minorHAnsi"/>
+                <w:b/>
+                <w:sz w:val="20"/>
+                <w:szCs w:val="20"/>
+              </w:rPr>
+              <w:t>0</w:t>
+            </w:r>
+            <w:r>
+              <w:rPr>
+                <w:rFonts w:cstheme="minorHAnsi"/>
+                <w:b/>
+                <w:sz w:val="20"/>
+                <w:szCs w:val="20"/>
+              </w:rPr>
+              <w:t>0-1</w:t>
+            </w:r>
+            <w:r>
+              <w:rPr>
+                <w:rFonts w:cstheme="minorHAnsi"/>
+                <w:b/>
+                <w:sz w:val="20"/>
+                <w:szCs w:val="20"/>
+              </w:rPr>
+              <w:t>6</w:t>
+            </w:r>
+            <w:r>
+              <w:rPr>
+                <w:rFonts w:cstheme="minorHAnsi"/>
+                <w:b/>
+                <w:sz w:val="20"/>
+                <w:szCs w:val="20"/>
+              </w:rPr>
+              <w:t>:30</w:t>
+            </w:r>
           </w:p>
         </w:tc>
         <w:tc>
@@ -1769,69 +2281,19 @@
               <w:spacing w:after="0" w:line="276" w:lineRule="auto"/>
               <w:rPr>
                 <w:rFonts w:cstheme="minorHAnsi"/>
-                <w:sz w:val="20"/>
-                <w:szCs w:val="20"/>
-              </w:rPr>
-            </w:pPr>
-            <w:r>
-              <w:rPr>
-                <w:rFonts w:cstheme="minorHAnsi"/>
-                <w:sz w:val="20"/>
-                <w:szCs w:val="20"/>
-              </w:rPr>
-              <w:t xml:space="preserve"> </w:t>
-            </w:r>
-            <w:r>
-              <w:rPr>
-                <w:rFonts w:cstheme="minorHAnsi"/>
-                <w:b/>
-                <w:sz w:val="20"/>
-                <w:szCs w:val="20"/>
-              </w:rPr>
-              <w:t>Öğrenci Değerlendiricinin öğrencilerle görüşmesi</w:t>
-            </w:r>
-            <w:r>
-              <w:rPr>
-                <w:rFonts w:cstheme="minorHAnsi"/>
-                <w:sz w:val="20"/>
-                <w:szCs w:val="20"/>
-              </w:rPr>
-              <w:t xml:space="preserve"> </w:t>
-            </w:r>
-          </w:p>
-          <w:p>
-            <w:pPr>
-              <w:spacing w:after="0" w:line="276" w:lineRule="auto"/>
-              <w:rPr>
-                <w:rFonts w:cstheme="minorHAnsi"/>
-                <w:sz w:val="20"/>
-                <w:szCs w:val="20"/>
-              </w:rPr>
-            </w:pPr>
-            <w:r>
-              <w:rPr>
-                <w:rFonts w:cstheme="minorHAnsi"/>
-                <w:sz w:val="20"/>
-                <w:szCs w:val="20"/>
-              </w:rPr>
-              <w:t>(</w:t>
-            </w:r>
-            <w:r>
-              <w:rPr>
-                <w:rFonts w:cstheme="minorHAnsi"/>
-                <w:i/>
-                <w:sz w:val="20"/>
-                <w:szCs w:val="20"/>
-              </w:rPr>
-              <w:t>Öğrenci temsilcileri ve her sınıfı temsilen öğrenciler</w:t>
-            </w:r>
-            <w:r>
-              <w:rPr>
-                <w:rFonts w:cstheme="minorHAnsi"/>
-                <w:sz w:val="20"/>
-                <w:szCs w:val="20"/>
-              </w:rPr>
-              <w:t xml:space="preserve">) </w:t>
+                <w:b/>
+                <w:sz w:val="20"/>
+                <w:szCs w:val="20"/>
+              </w:rPr>
+            </w:pPr>
+            <w:r>
+              <w:rPr>
+                <w:rFonts w:cstheme="minorHAnsi"/>
+                <w:b/>
+                <w:sz w:val="20"/>
+                <w:szCs w:val="20"/>
+              </w:rPr>
+              <w:t>Öğrenci Değerlendiricinin öğrenci temsilcisi ile fizik ortamı gezmesi</w:t>
             </w:r>
           </w:p>
         </w:tc>
@@ -1861,17 +2323,55 @@
               <w:ind w:left="175" w:hanging="142"/>
               <w:rPr>
                 <w:rFonts w:cstheme="minorHAnsi"/>
-                <w:sz w:val="20"/>
-                <w:szCs w:val="20"/>
-              </w:rPr>
-            </w:pPr>
-            <w:r>
-              <w:rPr>
-                <w:rFonts w:cstheme="minorHAnsi"/>
-                <w:sz w:val="20"/>
-                <w:szCs w:val="20"/>
-              </w:rPr>
-              <w:t>12:00-12:30</w:t>
+                <w:b/>
+                <w:sz w:val="20"/>
+                <w:szCs w:val="20"/>
+              </w:rPr>
+            </w:pPr>
+            <w:r>
+              <w:rPr>
+                <w:rFonts w:cstheme="minorHAnsi"/>
+                <w:b/>
+                <w:sz w:val="20"/>
+                <w:szCs w:val="20"/>
+              </w:rPr>
+              <w:t>1</w:t>
+            </w:r>
+            <w:r>
+              <w:rPr>
+                <w:rFonts w:cstheme="minorHAnsi"/>
+                <w:b/>
+                <w:sz w:val="20"/>
+                <w:szCs w:val="20"/>
+              </w:rPr>
+              <w:t>6</w:t>
+            </w:r>
+            <w:r>
+              <w:rPr>
+                <w:rFonts w:cstheme="minorHAnsi"/>
+                <w:b/>
+                <w:sz w:val="20"/>
+                <w:szCs w:val="20"/>
+              </w:rPr>
+              <w:t>:</w:t>
+            </w:r>
+            <w:r>
+              <w:rPr>
+                <w:rFonts w:cstheme="minorHAnsi"/>
+                <w:b/>
+                <w:sz w:val="20"/>
+                <w:szCs w:val="20"/>
+              </w:rPr>
+              <w:t>3</w:t>
+            </w:r>
+            <w:r>
+              <w:rPr>
+                <w:rFonts w:cstheme="minorHAnsi"/>
+                <w:b/>
+                <w:sz w:val="20"/>
+                <w:szCs w:val="20"/>
+              </w:rPr>
+              <w:t>0-17:30</w:t>
             </w:r>
           </w:p>
         </w:tc>
@@ -1893,98 +2393,53 @@
           </w:tcPr>
           <w:p>
             <w:pPr>
-              <w:spacing w:after="0" w:line="276" w:lineRule="auto"/>
-              <w:rPr>
-                <w:rFonts w:cstheme="minorHAnsi"/>
-                <w:b/>
-                <w:sz w:val="20"/>
-                <w:szCs w:val="20"/>
-              </w:rPr>
-            </w:pPr>
-            <w:r>
-              <w:rPr>
-                <w:rFonts w:cstheme="minorHAnsi"/>
-                <w:b/>
-                <w:sz w:val="20"/>
-                <w:szCs w:val="20"/>
-              </w:rPr>
-              <w:t>Öğrenci Değerlendiricinin öğrenci temsilcisi ile fizik ortamı gezmesi</w:t>
-            </w:r>
-          </w:p>
-        </w:tc>
-      </w:tr>
-      <w:tr>
-        <w:trPr>
-          <w:trHeight w:val="1"/>
-        </w:trPr>
-        <w:tc>
-          <w:tcPr>
-            <w:tcW w:w="1350" w:type="dxa"/>
-            <w:tcBorders>
-              <w:top w:val="single" w:sz="8" w:space="0" w:color="4BACC6"/>
-              <w:left w:val="single" w:sz="8" w:space="0" w:color="4BACC6"/>
-              <w:bottom w:val="single" w:sz="8" w:space="0" w:color="4BACC6"/>
-              <w:right w:val="single" w:sz="8" w:space="0" w:color="4BACC6"/>
-            </w:tcBorders>
-            <w:shd w:val="clear" w:color="auto" w:fill="E7E6E6" w:themeFill="background2"/>
-            <w:tcMar>
-              <w:left w:w="108" w:type="dxa"/>
-              <w:right w:w="108" w:type="dxa"/>
-            </w:tcMar>
-          </w:tcPr>
-          <w:p>
-            <w:pPr>
-              <w:spacing w:after="0" w:line="276" w:lineRule="auto"/>
-              <w:ind w:left="175" w:hanging="142"/>
-              <w:rPr>
-                <w:rFonts w:cstheme="minorHAnsi"/>
-                <w:sz w:val="20"/>
-                <w:szCs w:val="20"/>
-              </w:rPr>
-            </w:pPr>
-            <w:r>
-              <w:rPr>
-                <w:rFonts w:cstheme="minorHAnsi"/>
-                <w:sz w:val="20"/>
-                <w:szCs w:val="20"/>
-              </w:rPr>
-              <w:t>12:30-13:30</w:t>
-            </w:r>
-          </w:p>
-        </w:tc>
-        <w:tc>
-          <w:tcPr>
-            <w:tcW w:w="9000" w:type="dxa"/>
-            <w:gridSpan w:val="2"/>
-            <w:tcBorders>
-              <w:top w:val="single" w:sz="8" w:space="0" w:color="4BACC6"/>
-              <w:left w:val="single" w:sz="8" w:space="0" w:color="4BACC6"/>
-              <w:bottom w:val="single" w:sz="8" w:space="0" w:color="4BACC6"/>
-              <w:right w:val="single" w:sz="8" w:space="0" w:color="4BACC6"/>
-            </w:tcBorders>
-            <w:shd w:val="clear" w:color="auto" w:fill="E7E6E6" w:themeFill="background2"/>
-            <w:tcMar>
-              <w:left w:w="108" w:type="dxa"/>
-              <w:right w:w="108" w:type="dxa"/>
-            </w:tcMar>
-          </w:tcPr>
-          <w:p>
-            <w:pPr>
-              <w:spacing w:after="0" w:line="276" w:lineRule="auto"/>
-              <w:rPr>
-                <w:rFonts w:cstheme="minorHAnsi"/>
-                <w:sz w:val="20"/>
-                <w:szCs w:val="20"/>
-              </w:rPr>
-            </w:pPr>
-            <w:r>
-              <w:rPr>
-                <w:rFonts w:cstheme="minorHAnsi"/>
-                <w:b/>
-                <w:sz w:val="20"/>
-                <w:szCs w:val="20"/>
-              </w:rPr>
-              <w:t>YEMEK ARASI</w:t>
+              <w:spacing w:after="0" w:line="240" w:lineRule="auto"/>
+              <w:rPr>
+                <w:rFonts w:cstheme="minorHAnsi"/>
+                <w:b/>
+                <w:bCs/>
+                <w:sz w:val="20"/>
+                <w:szCs w:val="20"/>
+              </w:rPr>
+            </w:pPr>
+            <w:r>
+              <w:rPr>
+                <w:rFonts w:cstheme="minorHAnsi"/>
+                <w:b/>
+                <w:bCs/>
+                <w:sz w:val="20"/>
+                <w:szCs w:val="20"/>
+              </w:rPr>
+              <w:t xml:space="preserve">Hemşirelik Bölüm Başkanı ile görüşme </w:t>
+            </w:r>
+          </w:p>
+          <w:p>
+            <w:pPr>
+              <w:spacing w:after="0" w:line="240" w:lineRule="auto"/>
+              <w:rPr>
+                <w:rFonts w:cstheme="minorHAnsi"/>
+                <w:b/>
+                <w:bCs/>
+                <w:sz w:val="20"/>
+                <w:szCs w:val="20"/>
+              </w:rPr>
+            </w:pPr>
+            <w:r>
+              <w:rPr>
+                <w:rFonts w:cstheme="minorHAnsi"/>
+                <w:bCs/>
+                <w:sz w:val="20"/>
+                <w:szCs w:val="20"/>
+              </w:rPr>
+              <w:t>(G</w:t>
+            </w:r>
+            <w:r>
+              <w:rPr>
+                <w:rFonts w:cstheme="minorHAnsi"/>
+                <w:sz w:val="20"/>
+                <w:szCs w:val="20"/>
+              </w:rPr>
+              <w:t>ün değerlendirmesi ve bir sonraki günün planının görüşülmesi)</w:t>
             </w:r>
           </w:p>
         </w:tc>
@@ -2015,18 +2470,18 @@
               <w:rPr>
                 <w:rFonts w:cstheme="minorHAnsi"/>
                 <w:b/>
-                <w:bCs/>
-                <w:sz w:val="20"/>
-                <w:szCs w:val="20"/>
-              </w:rPr>
-            </w:pPr>
-            <w:r>
-              <w:rPr>
-                <w:rFonts w:cstheme="minorHAnsi"/>
-                <w:sz w:val="20"/>
-                <w:szCs w:val="20"/>
-              </w:rPr>
-              <w:t>13:30-14:30</w:t>
+                <w:sz w:val="20"/>
+                <w:szCs w:val="20"/>
+              </w:rPr>
+            </w:pPr>
+            <w:r>
+              <w:rPr>
+                <w:rFonts w:cstheme="minorHAnsi"/>
+                <w:b/>
+                <w:sz w:val="20"/>
+                <w:szCs w:val="20"/>
+              </w:rPr>
+              <w:t xml:space="preserve">17:30-19:30 </w:t>
             </w:r>
           </w:p>
         </w:tc>
@@ -2048,21 +2503,23 @@
           </w:tcPr>
           <w:p>
             <w:pPr>
-              <w:spacing w:after="0" w:line="276" w:lineRule="auto"/>
-              <w:rPr>
-                <w:rFonts w:cstheme="minorHAnsi"/>
-                <w:sz w:val="20"/>
-                <w:szCs w:val="20"/>
-              </w:rPr>
-            </w:pPr>
-            <w:r>
-              <w:rPr>
-                <w:rFonts w:cstheme="minorHAnsi"/>
-                <w:b/>
-                <w:sz w:val="20"/>
-                <w:szCs w:val="20"/>
-              </w:rPr>
-              <w:t>Öğrenci Değerlendiricinin öğrenci temsilcisi ile fizik ortamı gezmesi</w:t>
+              <w:spacing w:after="0" w:line="240" w:lineRule="auto"/>
+              <w:rPr>
+                <w:rFonts w:cstheme="minorHAnsi"/>
+                <w:b/>
+                <w:bCs/>
+                <w:sz w:val="20"/>
+                <w:szCs w:val="20"/>
+              </w:rPr>
+            </w:pPr>
+            <w:r>
+              <w:rPr>
+                <w:rFonts w:cstheme="minorHAnsi"/>
+                <w:b/>
+                <w:sz w:val="20"/>
+                <w:szCs w:val="20"/>
+              </w:rPr>
+              <w:t xml:space="preserve">AKŞAM YEMEĞİ </w:t>
             </w:r>
           </w:p>
         </w:tc>
@@ -2092,17 +2549,37 @@
               <w:ind w:left="175" w:hanging="142"/>
               <w:rPr>
                 <w:rFonts w:cstheme="minorHAnsi"/>
-                <w:sz w:val="20"/>
-                <w:szCs w:val="20"/>
-              </w:rPr>
-            </w:pPr>
-            <w:r>
-              <w:rPr>
-                <w:rFonts w:cstheme="minorHAnsi"/>
-                <w:sz w:val="20"/>
-                <w:szCs w:val="20"/>
-              </w:rPr>
-              <w:t>14:30-17:00</w:t>
+                <w:b/>
+                <w:sz w:val="20"/>
+                <w:szCs w:val="20"/>
+              </w:rPr>
+            </w:pPr>
+            <w:r>
+              <w:rPr>
+                <w:rFonts w:cstheme="minorHAnsi"/>
+                <w:b/>
+                <w:sz w:val="20"/>
+                <w:szCs w:val="20"/>
+              </w:rPr>
+              <w:t>19:30-2</w:t>
+            </w:r>
+            <w:r>
+              <w:rPr>
+                <w:rFonts w:cstheme="minorHAnsi"/>
+                <w:b/>
+                <w:sz w:val="20"/>
+                <w:szCs w:val="20"/>
+              </w:rPr>
+              <w:t>3</w:t>
+            </w:r>
+            <w:r>
+              <w:rPr>
+                <w:rFonts w:cstheme="minorHAnsi"/>
+                <w:b/>
+                <w:sz w:val="20"/>
+                <w:szCs w:val="20"/>
+              </w:rPr>
+              <w:t>:00</w:t>
             </w:r>
           </w:p>
         </w:tc>
@@ -2139,7 +2616,167 @@
                 <w:sz w:val="20"/>
                 <w:szCs w:val="20"/>
               </w:rPr>
-              <w:t xml:space="preserve">Değerlendirme takımı tarafından fiziksel ortamın ve uygulama kurumlarının gezilmesi (Kurum içi /kurum dışı) </w:t>
+              <w:t xml:space="preserve">Takım üyelerinin otele geçişi ve ortak çalışma için </w:t>
+            </w:r>
+            <w:r>
+              <w:rPr>
+                <w:rFonts w:cstheme="minorHAnsi"/>
+                <w:b/>
+                <w:sz w:val="20"/>
+                <w:szCs w:val="20"/>
+              </w:rPr>
+              <w:t>takım toplantısı</w:t>
+            </w:r>
+            <w:r>
+              <w:rPr>
+                <w:rFonts w:cstheme="minorHAnsi"/>
+                <w:b/>
+                <w:sz w:val="20"/>
+                <w:szCs w:val="20"/>
+              </w:rPr>
+              <w:t xml:space="preserve"> </w:t>
+            </w:r>
+          </w:p>
+          <w:p>
+            <w:pPr>
+              <w:pStyle w:val="ListeParagraf"/>
+              <w:numPr>
+                <w:ilvl w:val="0"/>
+                <w:numId w:val="29"/>
+              </w:numPr>
+              <w:spacing w:after="0" w:line="276" w:lineRule="auto"/>
+              <w:rPr>
+                <w:rFonts w:cstheme="minorHAnsi"/>
+                <w:sz w:val="20"/>
+                <w:szCs w:val="20"/>
+              </w:rPr>
+            </w:pPr>
+            <w:r>
+              <w:rPr>
+                <w:rFonts w:cstheme="minorHAnsi"/>
+                <w:sz w:val="20"/>
+                <w:szCs w:val="20"/>
+              </w:rPr>
+              <w:t>Programın</w:t>
+            </w:r>
+            <w:r>
+              <w:rPr>
+                <w:rFonts w:cstheme="minorHAnsi"/>
+                <w:sz w:val="20"/>
+                <w:szCs w:val="20"/>
+              </w:rPr>
+              <w:t xml:space="preserve"> yeni bilgiler ışığında değerlendirilmesi ve</w:t>
+            </w:r>
+            <w:r>
+              <w:rPr>
+                <w:rFonts w:cstheme="minorHAnsi"/>
+                <w:sz w:val="20"/>
+                <w:szCs w:val="20"/>
+              </w:rPr>
+              <w:t xml:space="preserve"> 1. </w:t>
+            </w:r>
+            <w:r>
+              <w:rPr>
+                <w:rFonts w:cstheme="minorHAnsi"/>
+                <w:sz w:val="20"/>
+                <w:szCs w:val="20"/>
+              </w:rPr>
+              <w:t>G</w:t>
+            </w:r>
+            <w:r>
+              <w:rPr>
+                <w:rFonts w:cstheme="minorHAnsi"/>
+                <w:sz w:val="20"/>
+                <w:szCs w:val="20"/>
+              </w:rPr>
+              <w:t>ün</w:t>
+            </w:r>
+            <w:r>
+              <w:rPr>
+                <w:rFonts w:cstheme="minorHAnsi"/>
+                <w:sz w:val="20"/>
+                <w:szCs w:val="20"/>
+              </w:rPr>
+              <w:t xml:space="preserve"> program ziyareti sırasında</w:t>
+            </w:r>
+            <w:r>
+              <w:rPr>
+                <w:rFonts w:cstheme="minorHAnsi"/>
+                <w:sz w:val="20"/>
+                <w:szCs w:val="20"/>
+              </w:rPr>
+              <w:t xml:space="preserve"> yapılan gözlemler, görüşmeler ve yeni bilgiler ışığında</w:t>
+            </w:r>
+            <w:r>
+              <w:rPr>
+                <w:rFonts w:cstheme="minorHAnsi"/>
+                <w:sz w:val="20"/>
+                <w:szCs w:val="20"/>
+              </w:rPr>
+              <w:t xml:space="preserve"> ortaya çıkan konuların görüşülmesi,</w:t>
+            </w:r>
+            <w:r>
+              <w:rPr>
+                <w:rFonts w:cstheme="minorHAnsi"/>
+                <w:sz w:val="20"/>
+                <w:szCs w:val="20"/>
+              </w:rPr>
+              <w:t xml:space="preserve"> takım üyeleri ile</w:t>
+            </w:r>
+            <w:r>
+              <w:rPr>
+                <w:rFonts w:cstheme="minorHAnsi"/>
+                <w:sz w:val="20"/>
+                <w:szCs w:val="20"/>
+              </w:rPr>
+              <w:t xml:space="preserve"> “Program Çıkış Bildirimi”</w:t>
+            </w:r>
+            <w:r>
+              <w:rPr>
+                <w:rFonts w:cstheme="minorHAnsi"/>
+                <w:sz w:val="20"/>
+                <w:szCs w:val="20"/>
+              </w:rPr>
+              <w:t xml:space="preserve"> </w:t>
+            </w:r>
+            <w:r>
+              <w:rPr>
+                <w:rFonts w:cstheme="minorHAnsi"/>
+                <w:sz w:val="20"/>
+                <w:szCs w:val="20"/>
+              </w:rPr>
+              <w:t xml:space="preserve">taslağını </w:t>
+            </w:r>
+            <w:r>
+              <w:rPr>
+                <w:rFonts w:cstheme="minorHAnsi"/>
+                <w:sz w:val="20"/>
+                <w:szCs w:val="20"/>
+              </w:rPr>
+              <w:t>çalışma ve öğrenci raporu üzerinde çalışma</w:t>
+            </w:r>
+          </w:p>
+          <w:p>
+            <w:pPr>
+              <w:pStyle w:val="ListeParagraf"/>
+              <w:numPr>
+                <w:ilvl w:val="0"/>
+                <w:numId w:val="29"/>
+              </w:numPr>
+              <w:spacing w:after="0" w:line="276" w:lineRule="auto"/>
+              <w:rPr>
+                <w:rFonts w:cstheme="minorHAnsi"/>
+                <w:sz w:val="20"/>
+                <w:szCs w:val="20"/>
+              </w:rPr>
+            </w:pPr>
+            <w:r>
+              <w:rPr>
+                <w:rFonts w:cstheme="minorHAnsi"/>
+                <w:sz w:val="20"/>
+                <w:szCs w:val="20"/>
+              </w:rPr>
+              <w:t>Sonraki günün planının gözden geçirilmesi ve gerekli düzenlemelerin yapılması</w:t>
             </w:r>
           </w:p>
         </w:tc>
@@ -2173,14 +2810,6 @@
                 <w:szCs w:val="20"/>
               </w:rPr>
             </w:pPr>
-            <w:r>
-              <w:rPr>
-                <w:rFonts w:cstheme="minorHAnsi"/>
-                <w:sz w:val="20"/>
-                <w:szCs w:val="20"/>
-              </w:rPr>
-              <w:t>17:00-17:30</w:t>
-            </w:r>
           </w:p>
         </w:tc>
         <w:tc>
@@ -2201,218 +2830,14 @@
           </w:tcPr>
           <w:p>
             <w:pPr>
-              <w:spacing w:after="0" w:line="240" w:lineRule="auto"/>
-              <w:rPr>
-                <w:rFonts w:cstheme="minorHAnsi"/>
-                <w:b/>
-                <w:bCs/>
-                <w:sz w:val="20"/>
-                <w:szCs w:val="20"/>
-              </w:rPr>
-            </w:pPr>
-            <w:r>
-              <w:rPr>
-                <w:rFonts w:cstheme="minorHAnsi"/>
-                <w:b/>
-                <w:bCs/>
-                <w:sz w:val="20"/>
-                <w:szCs w:val="20"/>
-              </w:rPr>
-              <w:t xml:space="preserve">Hemşirelik Bölüm Başkanı ile görüşme </w:t>
-            </w:r>
-          </w:p>
-          <w:p>
-            <w:pPr>
-              <w:spacing w:after="0" w:line="240" w:lineRule="auto"/>
-              <w:rPr>
-                <w:rFonts w:cstheme="minorHAnsi"/>
-                <w:b/>
-                <w:bCs/>
-                <w:sz w:val="20"/>
-                <w:szCs w:val="20"/>
-              </w:rPr>
-            </w:pPr>
-            <w:r>
-              <w:rPr>
-                <w:rFonts w:cstheme="minorHAnsi"/>
-                <w:b/>
-                <w:bCs/>
-                <w:sz w:val="20"/>
-                <w:szCs w:val="20"/>
-              </w:rPr>
-              <w:t>(</w:t>
-            </w:r>
-            <w:r>
-              <w:rPr>
-                <w:rFonts w:cstheme="minorHAnsi"/>
-                <w:bCs/>
-                <w:sz w:val="20"/>
-                <w:szCs w:val="20"/>
-              </w:rPr>
-              <w:t>G</w:t>
-            </w:r>
-            <w:r>
-              <w:rPr>
-                <w:rFonts w:cstheme="minorHAnsi"/>
-                <w:sz w:val="20"/>
-                <w:szCs w:val="20"/>
-              </w:rPr>
-              <w:t>ün değerlendirmesi ve bir sonraki günün planının görüşülmesi)</w:t>
-            </w:r>
-          </w:p>
-        </w:tc>
-      </w:tr>
-      <w:tr>
-        <w:trPr>
-          <w:trHeight w:val="1"/>
-        </w:trPr>
-        <w:tc>
-          <w:tcPr>
-            <w:tcW w:w="1350" w:type="dxa"/>
-            <w:tcBorders>
-              <w:top w:val="single" w:sz="8" w:space="0" w:color="4BACC6"/>
-              <w:left w:val="single" w:sz="8" w:space="0" w:color="4BACC6"/>
-              <w:bottom w:val="single" w:sz="8" w:space="0" w:color="4BACC6"/>
-              <w:right w:val="single" w:sz="8" w:space="0" w:color="4BACC6"/>
-            </w:tcBorders>
-            <w:shd w:val="clear" w:color="000000" w:fill="FFFFFF"/>
-            <w:tcMar>
-              <w:left w:w="108" w:type="dxa"/>
-              <w:right w:w="108" w:type="dxa"/>
-            </w:tcMar>
-          </w:tcPr>
-          <w:p>
-            <w:pPr>
-              <w:spacing w:after="0" w:line="276" w:lineRule="auto"/>
-              <w:ind w:left="175" w:hanging="142"/>
-              <w:rPr>
-                <w:rFonts w:cstheme="minorHAnsi"/>
-                <w:sz w:val="20"/>
-                <w:szCs w:val="20"/>
-              </w:rPr>
-            </w:pPr>
-            <w:r>
-              <w:rPr>
-                <w:rFonts w:cstheme="minorHAnsi"/>
-                <w:sz w:val="20"/>
-                <w:szCs w:val="20"/>
-              </w:rPr>
-              <w:t xml:space="preserve">17:30-19:30 </w:t>
-            </w:r>
-          </w:p>
-        </w:tc>
-        <w:tc>
-          <w:tcPr>
-            <w:tcW w:w="9000" w:type="dxa"/>
-            <w:gridSpan w:val="2"/>
-            <w:tcBorders>
-              <w:top w:val="single" w:sz="8" w:space="0" w:color="4BACC6"/>
-              <w:left w:val="single" w:sz="8" w:space="0" w:color="4BACC6"/>
-              <w:bottom w:val="single" w:sz="8" w:space="0" w:color="4BACC6"/>
-              <w:right w:val="single" w:sz="8" w:space="0" w:color="4BACC6"/>
-            </w:tcBorders>
-            <w:shd w:val="clear" w:color="000000" w:fill="FFFFFF"/>
-            <w:tcMar>
-              <w:left w:w="108" w:type="dxa"/>
-              <w:right w:w="108" w:type="dxa"/>
-            </w:tcMar>
-          </w:tcPr>
-          <w:p>
-            <w:pPr>
-              <w:spacing w:after="0" w:line="240" w:lineRule="auto"/>
-              <w:rPr>
-                <w:rFonts w:cstheme="minorHAnsi"/>
-                <w:b/>
-                <w:bCs/>
-                <w:sz w:val="20"/>
-                <w:szCs w:val="20"/>
-              </w:rPr>
-            </w:pPr>
-            <w:r>
-              <w:rPr>
-                <w:rFonts w:cstheme="minorHAnsi"/>
-                <w:b/>
-                <w:sz w:val="20"/>
-                <w:szCs w:val="20"/>
-              </w:rPr>
-              <w:t xml:space="preserve">Akşam Yemeği </w:t>
-            </w:r>
-          </w:p>
-        </w:tc>
-      </w:tr>
-      <w:tr>
-        <w:trPr>
-          <w:trHeight w:val="1"/>
-        </w:trPr>
-        <w:tc>
-          <w:tcPr>
-            <w:tcW w:w="1350" w:type="dxa"/>
-            <w:tcBorders>
-              <w:top w:val="single" w:sz="8" w:space="0" w:color="4BACC6"/>
-              <w:left w:val="single" w:sz="8" w:space="0" w:color="4BACC6"/>
-              <w:bottom w:val="single" w:sz="8" w:space="0" w:color="4BACC6"/>
-              <w:right w:val="single" w:sz="8" w:space="0" w:color="4BACC6"/>
-            </w:tcBorders>
-            <w:shd w:val="clear" w:color="000000" w:fill="FFFFFF"/>
-            <w:tcMar>
-              <w:left w:w="108" w:type="dxa"/>
-              <w:right w:w="108" w:type="dxa"/>
-            </w:tcMar>
-          </w:tcPr>
-          <w:p>
-            <w:pPr>
-              <w:spacing w:after="0" w:line="276" w:lineRule="auto"/>
-              <w:ind w:left="175" w:hanging="142"/>
-              <w:rPr>
-                <w:rFonts w:cstheme="minorHAnsi"/>
-                <w:sz w:val="20"/>
-                <w:szCs w:val="20"/>
-              </w:rPr>
-            </w:pPr>
-            <w:r>
-              <w:rPr>
-                <w:rFonts w:cstheme="minorHAnsi"/>
-                <w:sz w:val="20"/>
-                <w:szCs w:val="20"/>
-              </w:rPr>
-              <w:t>19:30-24:00</w:t>
-            </w:r>
-          </w:p>
-        </w:tc>
-        <w:tc>
-          <w:tcPr>
-            <w:tcW w:w="9000" w:type="dxa"/>
-            <w:gridSpan w:val="2"/>
-            <w:tcBorders>
-              <w:top w:val="single" w:sz="8" w:space="0" w:color="4BACC6"/>
-              <w:left w:val="single" w:sz="8" w:space="0" w:color="4BACC6"/>
-              <w:bottom w:val="single" w:sz="8" w:space="0" w:color="4BACC6"/>
-              <w:right w:val="single" w:sz="8" w:space="0" w:color="4BACC6"/>
-            </w:tcBorders>
-            <w:shd w:val="clear" w:color="000000" w:fill="FFFFFF"/>
-            <w:tcMar>
-              <w:left w:w="108" w:type="dxa"/>
-              <w:right w:w="108" w:type="dxa"/>
-            </w:tcMar>
-          </w:tcPr>
-          <w:p>
-            <w:pPr>
-              <w:spacing w:after="0" w:line="276" w:lineRule="auto"/>
-              <w:rPr>
-                <w:rFonts w:cstheme="minorHAnsi"/>
-                <w:sz w:val="20"/>
-                <w:szCs w:val="20"/>
-              </w:rPr>
-            </w:pPr>
-            <w:r>
-              <w:rPr>
-                <w:rFonts w:cstheme="minorHAnsi"/>
-                <w:b/>
-                <w:sz w:val="20"/>
-                <w:szCs w:val="20"/>
-              </w:rPr>
-              <w:t xml:space="preserve">Takım üyelerinin otele geçişi ve ortak çalışma için bir araya gelmesi </w:t>
-            </w:r>
+              <w:spacing w:after="0" w:line="276" w:lineRule="auto"/>
+              <w:rPr>
+                <w:rFonts w:cstheme="minorHAnsi"/>
+                <w:b/>
+                <w:sz w:val="20"/>
+                <w:szCs w:val="20"/>
+              </w:rPr>
+            </w:pPr>
           </w:p>
         </w:tc>
       </w:tr>
@@ -2489,13 +2914,15 @@
               <w:spacing w:after="0" w:line="240" w:lineRule="auto"/>
               <w:rPr>
                 <w:rFonts w:cstheme="minorHAnsi"/>
-                <w:sz w:val="20"/>
-                <w:szCs w:val="20"/>
-              </w:rPr>
-            </w:pPr>
-            <w:r>
-              <w:rPr>
-                <w:rFonts w:cstheme="minorHAnsi"/>
+                <w:b/>
+                <w:sz w:val="20"/>
+                <w:szCs w:val="20"/>
+              </w:rPr>
+            </w:pPr>
+            <w:r>
+              <w:rPr>
+                <w:rFonts w:cstheme="minorHAnsi"/>
+                <w:b/>
                 <w:sz w:val="20"/>
                 <w:szCs w:val="20"/>
               </w:rPr>
@@ -2510,6 +2937,7 @@
               <w:spacing w:after="0" w:line="240" w:lineRule="auto"/>
               <w:rPr>
                 <w:rFonts w:cstheme="minorHAnsi"/>
+                <w:b/>
                 <w:sz w:val="20"/>
                 <w:szCs w:val="20"/>
               </w:rPr>
@@ -2571,7 +2999,6 @@
               <w:jc w:val="both"/>
               <w:rPr>
                 <w:rFonts w:cstheme="minorHAnsi"/>
-                <w:b/>
                 <w:bCs/>
                 <w:sz w:val="20"/>
                 <w:szCs w:val="20"/>
@@ -2599,7 +3026,7 @@
               <w:bottom w:val="single" w:sz="8" w:space="0" w:color="4BACC6"/>
               <w:right w:val="single" w:sz="8" w:space="0" w:color="4BACC6"/>
             </w:tcBorders>
-            <w:shd w:val="clear" w:color="auto" w:fill="D9D9D9" w:themeFill="background1" w:themeFillShade="D9"/>
+            <w:shd w:val="clear" w:color="auto" w:fill="FFFFFF" w:themeFill="background1"/>
             <w:tcMar>
               <w:left w:w="108" w:type="dxa"/>
               <w:right w:w="108" w:type="dxa"/>
@@ -2613,17 +3040,46 @@
               <w:spacing w:after="0" w:line="240" w:lineRule="auto"/>
               <w:rPr>
                 <w:rFonts w:cstheme="minorHAnsi"/>
-                <w:sz w:val="20"/>
-                <w:szCs w:val="20"/>
-              </w:rPr>
-            </w:pPr>
-            <w:r>
-              <w:rPr>
-                <w:rFonts w:cstheme="minorHAnsi"/>
-                <w:sz w:val="20"/>
-                <w:szCs w:val="20"/>
-              </w:rPr>
-              <w:t>11:00-11:15</w:t>
+                <w:b/>
+                <w:sz w:val="20"/>
+                <w:szCs w:val="20"/>
+              </w:rPr>
+            </w:pPr>
+            <w:r>
+              <w:rPr>
+                <w:rFonts w:cstheme="minorHAnsi"/>
+                <w:b/>
+                <w:sz w:val="20"/>
+                <w:szCs w:val="20"/>
+              </w:rPr>
+              <w:t>11:00-1</w:t>
+            </w:r>
+            <w:r>
+              <w:rPr>
+                <w:rFonts w:cstheme="minorHAnsi"/>
+                <w:b/>
+                <w:sz w:val="20"/>
+                <w:szCs w:val="20"/>
+              </w:rPr>
+              <w:t>2</w:t>
+            </w:r>
+            <w:r>
+              <w:rPr>
+                <w:rFonts w:cstheme="minorHAnsi"/>
+                <w:b/>
+                <w:sz w:val="20"/>
+                <w:szCs w:val="20"/>
+              </w:rPr>
+              <w:t>:</w:t>
+            </w:r>
+            <w:r>
+              <w:rPr>
+                <w:rFonts w:cstheme="minorHAnsi"/>
+                <w:b/>
+                <w:sz w:val="20"/>
+                <w:szCs w:val="20"/>
+              </w:rPr>
+              <w:t>30</w:t>
             </w:r>
           </w:p>
         </w:tc>
@@ -2637,7 +3093,7 @@
               <w:bottom w:val="single" w:sz="8" w:space="0" w:color="4BACC6"/>
               <w:right w:val="single" w:sz="8" w:space="0" w:color="4BACC6"/>
             </w:tcBorders>
-            <w:shd w:val="clear" w:color="auto" w:fill="D9D9D9" w:themeFill="background1" w:themeFillShade="D9"/>
+            <w:shd w:val="clear" w:color="auto" w:fill="FFFFFF" w:themeFill="background1"/>
             <w:tcMar>
               <w:left w:w="108" w:type="dxa"/>
               <w:right w:w="108" w:type="dxa"/>
@@ -2659,82 +3115,7 @@
                 <w:sz w:val="20"/>
                 <w:szCs w:val="20"/>
               </w:rPr>
-              <w:t>Ara</w:t>
-            </w:r>
-          </w:p>
-        </w:tc>
-      </w:tr>
-      <w:tr>
-        <w:tc>
-          <w:tcPr>
-            <w:tcW w:w="1350" w:type="dxa"/>
-            <w:tcBorders>
-              <w:top w:val="single" w:sz="8" w:space="0" w:color="4BACC6"/>
-              <w:left w:val="single" w:sz="8" w:space="0" w:color="4BACC6"/>
-              <w:bottom w:val="single" w:sz="8" w:space="0" w:color="4BACC6"/>
-              <w:right w:val="single" w:sz="8" w:space="0" w:color="4BACC6"/>
-            </w:tcBorders>
-            <w:shd w:val="clear" w:color="000000" w:fill="FFFFFF"/>
-            <w:tcMar>
-              <w:left w:w="108" w:type="dxa"/>
-              <w:right w:w="108" w:type="dxa"/>
-            </w:tcMar>
-          </w:tcPr>
-          <w:p>
-            <w:pPr>
-              <w:tabs>
-                <w:tab w:val="left" w:pos="175"/>
-              </w:tabs>
-              <w:spacing w:after="0" w:line="240" w:lineRule="auto"/>
-              <w:rPr>
-                <w:rFonts w:cstheme="minorHAnsi"/>
-                <w:sz w:val="20"/>
-                <w:szCs w:val="20"/>
-              </w:rPr>
-            </w:pPr>
-            <w:r>
-              <w:rPr>
-                <w:rFonts w:cstheme="minorHAnsi"/>
-                <w:sz w:val="20"/>
-                <w:szCs w:val="20"/>
-              </w:rPr>
-              <w:t>11:15-12:15</w:t>
-            </w:r>
-          </w:p>
-        </w:tc>
-        <w:tc>
-          <w:tcPr>
-            <w:tcW w:w="9000" w:type="dxa"/>
-            <w:gridSpan w:val="2"/>
-            <w:tcBorders>
-              <w:top w:val="single" w:sz="8" w:space="0" w:color="4BACC6"/>
-              <w:left w:val="single" w:sz="8" w:space="0" w:color="4BACC6"/>
-              <w:bottom w:val="single" w:sz="8" w:space="0" w:color="4BACC6"/>
-              <w:right w:val="single" w:sz="8" w:space="0" w:color="4BACC6"/>
-            </w:tcBorders>
-            <w:shd w:val="clear" w:color="000000" w:fill="FFFFFF"/>
-            <w:tcMar>
-              <w:left w:w="108" w:type="dxa"/>
-              <w:right w:w="108" w:type="dxa"/>
-            </w:tcMar>
-          </w:tcPr>
-          <w:p>
-            <w:pPr>
-              <w:spacing w:after="0" w:line="276" w:lineRule="auto"/>
-              <w:rPr>
-                <w:rFonts w:cstheme="minorHAnsi"/>
-                <w:sz w:val="20"/>
-                <w:szCs w:val="20"/>
-              </w:rPr>
-            </w:pPr>
-            <w:r>
-              <w:rPr>
-                <w:rFonts w:cstheme="minorHAnsi"/>
-                <w:b/>
-                <w:sz w:val="20"/>
-                <w:szCs w:val="20"/>
-              </w:rPr>
-              <w:t xml:space="preserve">Değerlendirme takımı toplantısı </w:t>
+              <w:t>Değerlendirme takımı tarafından fiziksel ortamın gezilmesi (Program ve Üniversite)</w:t>
             </w:r>
           </w:p>
         </w:tc>
@@ -2763,17 +3144,55 @@
               <w:spacing w:after="0" w:line="276" w:lineRule="auto"/>
               <w:rPr>
                 <w:rFonts w:cstheme="minorHAnsi"/>
-                <w:sz w:val="20"/>
-                <w:szCs w:val="20"/>
-              </w:rPr>
-            </w:pPr>
-            <w:r>
-              <w:rPr>
-                <w:rFonts w:cstheme="minorHAnsi"/>
-                <w:sz w:val="20"/>
-                <w:szCs w:val="20"/>
-              </w:rPr>
-              <w:t>12:15-13:00</w:t>
+                <w:b/>
+                <w:sz w:val="20"/>
+                <w:szCs w:val="20"/>
+              </w:rPr>
+            </w:pPr>
+            <w:r>
+              <w:rPr>
+                <w:rFonts w:cstheme="minorHAnsi"/>
+                <w:b/>
+                <w:sz w:val="20"/>
+                <w:szCs w:val="20"/>
+              </w:rPr>
+              <w:t>12:</w:t>
+            </w:r>
+            <w:r>
+              <w:rPr>
+                <w:rFonts w:cstheme="minorHAnsi"/>
+                <w:b/>
+                <w:sz w:val="20"/>
+                <w:szCs w:val="20"/>
+              </w:rPr>
+              <w:t>30</w:t>
+            </w:r>
+            <w:r>
+              <w:rPr>
+                <w:rFonts w:cstheme="minorHAnsi"/>
+                <w:b/>
+                <w:sz w:val="20"/>
+                <w:szCs w:val="20"/>
+              </w:rPr>
+              <w:t>-13:</w:t>
+            </w:r>
+            <w:r>
+              <w:rPr>
+                <w:rFonts w:cstheme="minorHAnsi"/>
+                <w:b/>
+                <w:sz w:val="20"/>
+                <w:szCs w:val="20"/>
+              </w:rPr>
+              <w:t>3</w:t>
+            </w:r>
+            <w:r>
+              <w:rPr>
+                <w:rFonts w:cstheme="minorHAnsi"/>
+                <w:b/>
+                <w:sz w:val="20"/>
+                <w:szCs w:val="20"/>
+              </w:rPr>
+              <w:t>0</w:t>
             </w:r>
           </w:p>
         </w:tc>
@@ -2855,17 +3274,19 @@
               <w:spacing w:after="0" w:line="240" w:lineRule="auto"/>
               <w:rPr>
                 <w:rFonts w:cstheme="minorHAnsi"/>
-                <w:sz w:val="20"/>
-                <w:szCs w:val="20"/>
-              </w:rPr>
-            </w:pPr>
-            <w:r>
-              <w:rPr>
-                <w:rFonts w:cstheme="minorHAnsi"/>
-                <w:sz w:val="20"/>
-                <w:szCs w:val="20"/>
-              </w:rPr>
-              <w:t>13:00-14:30</w:t>
+                <w:b/>
+                <w:sz w:val="20"/>
+                <w:szCs w:val="20"/>
+              </w:rPr>
+            </w:pPr>
+            <w:r>
+              <w:rPr>
+                <w:rFonts w:cstheme="minorHAnsi"/>
+                <w:b/>
+                <w:sz w:val="20"/>
+                <w:szCs w:val="20"/>
+              </w:rPr>
+              <w:t>13:30-14:30</w:t>
             </w:r>
           </w:p>
         </w:tc>
@@ -2902,80 +3323,50 @@
                 <w:sz w:val="20"/>
                 <w:szCs w:val="20"/>
               </w:rPr>
-              <w:t>Değerlendirme takımı toplantısı</w:t>
-            </w:r>
-          </w:p>
-        </w:tc>
-      </w:tr>
-      <w:tr>
-        <w:tc>
-          <w:tcPr>
-            <w:tcW w:w="1350" w:type="dxa"/>
-            <w:tcBorders>
-              <w:top w:val="single" w:sz="8" w:space="0" w:color="4BACC6"/>
-              <w:left w:val="single" w:sz="8" w:space="0" w:color="4BACC6"/>
-              <w:bottom w:val="single" w:sz="8" w:space="0" w:color="4BACC6"/>
-              <w:right w:val="single" w:sz="8" w:space="0" w:color="4BACC6"/>
-            </w:tcBorders>
-            <w:shd w:val="clear" w:color="auto" w:fill="F2F2F2" w:themeFill="background1" w:themeFillShade="F2"/>
-            <w:tcMar>
-              <w:left w:w="108" w:type="dxa"/>
-              <w:right w:w="108" w:type="dxa"/>
-            </w:tcMar>
-          </w:tcPr>
-          <w:p>
-            <w:pPr>
-              <w:spacing w:after="0" w:line="276" w:lineRule="auto"/>
-              <w:rPr>
-                <w:rFonts w:cstheme="minorHAnsi"/>
-                <w:sz w:val="20"/>
-                <w:szCs w:val="20"/>
-              </w:rPr>
-            </w:pPr>
-            <w:r>
-              <w:rPr>
-                <w:rFonts w:cstheme="minorHAnsi"/>
-                <w:sz w:val="20"/>
-                <w:szCs w:val="20"/>
-              </w:rPr>
-              <w:t>14:30-14:45</w:t>
-            </w:r>
-          </w:p>
-        </w:tc>
-        <w:tc>
-          <w:tcPr>
-            <w:tcW w:w="9000" w:type="dxa"/>
-            <w:gridSpan w:val="2"/>
-            <w:tcBorders>
-              <w:top w:val="single" w:sz="8" w:space="0" w:color="4BACC6"/>
-              <w:left w:val="single" w:sz="8" w:space="0" w:color="4BACC6"/>
-              <w:bottom w:val="single" w:sz="8" w:space="0" w:color="4BACC6"/>
-              <w:right w:val="single" w:sz="8" w:space="0" w:color="4BACC6"/>
-            </w:tcBorders>
-            <w:shd w:val="clear" w:color="auto" w:fill="F2F2F2" w:themeFill="background1" w:themeFillShade="F2"/>
-            <w:tcMar>
-              <w:left w:w="108" w:type="dxa"/>
-              <w:right w:w="108" w:type="dxa"/>
-            </w:tcMar>
-          </w:tcPr>
-          <w:p>
-            <w:pPr>
-              <w:spacing w:after="0" w:line="276" w:lineRule="auto"/>
-              <w:rPr>
-                <w:rFonts w:cstheme="minorHAnsi"/>
-                <w:b/>
-                <w:sz w:val="20"/>
-                <w:szCs w:val="20"/>
-              </w:rPr>
-            </w:pPr>
-            <w:r>
-              <w:rPr>
-                <w:rFonts w:cstheme="minorHAnsi"/>
-                <w:b/>
-                <w:sz w:val="20"/>
-                <w:szCs w:val="20"/>
-              </w:rPr>
-              <w:t>Ara</w:t>
+              <w:t xml:space="preserve">Öğrenci Değerlendiricinin </w:t>
+            </w:r>
+            <w:r>
+              <w:rPr>
+                <w:rFonts w:cstheme="minorHAnsi"/>
+                <w:b/>
+                <w:sz w:val="20"/>
+                <w:szCs w:val="20"/>
+              </w:rPr>
+              <w:t xml:space="preserve">sınıf temsilcileri ile görüşmesi ve fiziksel ortam ziyareti </w:t>
+            </w:r>
+          </w:p>
+          <w:p>
+            <w:pPr>
+              <w:spacing w:after="0" w:line="276" w:lineRule="auto"/>
+              <w:rPr>
+                <w:rFonts w:cstheme="minorHAnsi"/>
+                <w:sz w:val="20"/>
+                <w:szCs w:val="20"/>
+              </w:rPr>
+            </w:pPr>
+            <w:r>
+              <w:rPr>
+                <w:rFonts w:cstheme="minorHAnsi"/>
+                <w:sz w:val="20"/>
+                <w:szCs w:val="20"/>
+              </w:rPr>
+              <w:t xml:space="preserve">(Birinci gün görüşmeleri ile belirlenen ya da daha önce belirlenmiş olup yeterli bilgi edinilemeyen konularda/sorunlarda görüşmelerin </w:t>
+            </w:r>
+            <w:r>
+              <w:rPr>
+                <w:rFonts w:cstheme="minorHAnsi"/>
+                <w:sz w:val="20"/>
+                <w:szCs w:val="20"/>
+              </w:rPr>
+              <w:t>yürütülmesi</w:t>
+            </w:r>
+            <w:r>
+              <w:rPr>
+                <w:rFonts w:cstheme="minorHAnsi"/>
+                <w:sz w:val="20"/>
+                <w:szCs w:val="20"/>
+              </w:rPr>
+              <w:t xml:space="preserve">, eksik kalan fiziksel ortam ziyaretlerinin tamamlanması) </w:t>
             </w:r>
           </w:p>
         </w:tc>
@@ -3001,30 +3392,60 @@
               <w:spacing w:after="0" w:line="276" w:lineRule="auto"/>
               <w:rPr>
                 <w:rFonts w:cstheme="minorHAnsi"/>
-                <w:sz w:val="20"/>
-                <w:szCs w:val="20"/>
-              </w:rPr>
-            </w:pPr>
-            <w:r>
-              <w:rPr>
-                <w:rFonts w:cstheme="minorHAnsi"/>
-                <w:sz w:val="20"/>
-                <w:szCs w:val="20"/>
-              </w:rPr>
-              <w:t>14:45-15:45</w:t>
+                <w:b/>
+                <w:sz w:val="20"/>
+                <w:szCs w:val="20"/>
+              </w:rPr>
+            </w:pPr>
+            <w:r>
+              <w:rPr>
+                <w:rFonts w:cstheme="minorHAnsi"/>
+                <w:b/>
+                <w:sz w:val="20"/>
+                <w:szCs w:val="20"/>
+              </w:rPr>
+              <w:t>14:30-1</w:t>
+            </w:r>
+            <w:r>
+              <w:rPr>
+                <w:rFonts w:cstheme="minorHAnsi"/>
+                <w:b/>
+                <w:sz w:val="20"/>
+                <w:szCs w:val="20"/>
+              </w:rPr>
+              <w:t>6</w:t>
+            </w:r>
+            <w:r>
+              <w:rPr>
+                <w:rFonts w:cstheme="minorHAnsi"/>
+                <w:b/>
+                <w:sz w:val="20"/>
+                <w:szCs w:val="20"/>
+              </w:rPr>
+              <w:t>:</w:t>
+            </w:r>
+            <w:r>
+              <w:rPr>
+                <w:rFonts w:cstheme="minorHAnsi"/>
+                <w:b/>
+                <w:sz w:val="20"/>
+                <w:szCs w:val="20"/>
+              </w:rPr>
+              <w:t>00</w:t>
             </w:r>
           </w:p>
         </w:tc>
         <w:tc>
           <w:tcPr>
-            <w:tcW w:w="4860" w:type="dxa"/>
+            <w:tcW w:w="9000" w:type="dxa"/>
+            <w:gridSpan w:val="2"/>
             <w:tcBorders>
               <w:top w:val="single" w:sz="8" w:space="0" w:color="4BACC6"/>
               <w:left w:val="single" w:sz="8" w:space="0" w:color="4BACC6"/>
               <w:bottom w:val="single" w:sz="8" w:space="0" w:color="4BACC6"/>
               <w:right w:val="single" w:sz="8" w:space="0" w:color="4BACC6"/>
             </w:tcBorders>
-            <w:shd w:val="clear" w:color="000000" w:fill="FFFFFF"/>
+            <w:shd w:val="clear" w:color="auto" w:fill="FFFFFF" w:themeFill="background1"/>
             <w:tcMar>
               <w:left w:w="108" w:type="dxa"/>
               <w:right w:w="108" w:type="dxa"/>
@@ -3035,170 +3456,28 @@
               <w:spacing w:after="0" w:line="276" w:lineRule="auto"/>
               <w:rPr>
                 <w:rFonts w:cstheme="minorHAnsi"/>
-                <w:bCs/>
-                <w:sz w:val="20"/>
-                <w:szCs w:val="20"/>
-              </w:rPr>
-            </w:pPr>
-            <w:r>
-              <w:rPr>
-                <w:rFonts w:cstheme="minorHAnsi"/>
-                <w:b/>
-                <w:bCs/>
-                <w:sz w:val="20"/>
-                <w:szCs w:val="20"/>
-              </w:rPr>
-              <w:t>Kurum ve program yöneticileri ile toplantı</w:t>
-            </w:r>
-            <w:r>
-              <w:rPr>
-                <w:rFonts w:cstheme="minorHAnsi"/>
-                <w:bCs/>
-                <w:sz w:val="20"/>
-                <w:szCs w:val="20"/>
-              </w:rPr>
-              <w:t xml:space="preserve"> </w:t>
-            </w:r>
-          </w:p>
-          <w:p>
-            <w:pPr>
-              <w:numPr>
-                <w:ilvl w:val="0"/>
-                <w:numId w:val="19"/>
-              </w:numPr>
-              <w:spacing w:after="0" w:line="276" w:lineRule="auto"/>
-              <w:ind w:left="176" w:hanging="142"/>
-              <w:rPr>
-                <w:rFonts w:cstheme="minorHAnsi"/>
-                <w:bCs/>
-                <w:sz w:val="20"/>
-                <w:szCs w:val="20"/>
-              </w:rPr>
-            </w:pPr>
-            <w:r>
-              <w:rPr>
-                <w:rFonts w:cstheme="minorHAnsi"/>
-                <w:bCs/>
-                <w:sz w:val="20"/>
-                <w:szCs w:val="20"/>
-              </w:rPr>
-              <w:t xml:space="preserve">Çıkış bildiriminin okunması </w:t>
-            </w:r>
-          </w:p>
-          <w:p>
-            <w:pPr>
-              <w:numPr>
-                <w:ilvl w:val="0"/>
-                <w:numId w:val="19"/>
-              </w:numPr>
-              <w:spacing w:after="0" w:line="276" w:lineRule="auto"/>
-              <w:ind w:left="176" w:hanging="142"/>
-              <w:rPr>
-                <w:rFonts w:cstheme="minorHAnsi"/>
-                <w:bCs/>
-                <w:sz w:val="20"/>
-                <w:szCs w:val="20"/>
-              </w:rPr>
-            </w:pPr>
-            <w:r>
-              <w:rPr>
-                <w:rFonts w:cstheme="minorHAnsi"/>
-                <w:bCs/>
-                <w:sz w:val="20"/>
-                <w:szCs w:val="20"/>
-              </w:rPr>
-              <w:t>Raporların (Form 4 ve Form 5) bir kopyasının kurum yöneticisine bırakılması</w:t>
-            </w:r>
-          </w:p>
-        </w:tc>
-        <w:tc>
-          <w:tcPr>
-            <w:tcW w:w="4140" w:type="dxa"/>
-            <w:tcBorders>
-              <w:top w:val="single" w:sz="8" w:space="0" w:color="4BACC6"/>
-              <w:left w:val="single" w:sz="8" w:space="0" w:color="4BACC6"/>
-              <w:bottom w:val="single" w:sz="8" w:space="0" w:color="4BACC6"/>
-              <w:right w:val="single" w:sz="8" w:space="0" w:color="4BACC6"/>
-            </w:tcBorders>
-            <w:shd w:val="clear" w:color="000000" w:fill="FFFFFF"/>
-            <w:tcMar>
-              <w:left w:w="108" w:type="dxa"/>
-              <w:right w:w="108" w:type="dxa"/>
-            </w:tcMar>
-          </w:tcPr>
-          <w:p>
-            <w:pPr>
-              <w:pStyle w:val="ListeParagraf"/>
-              <w:numPr>
-                <w:ilvl w:val="0"/>
-                <w:numId w:val="24"/>
-              </w:numPr>
-              <w:spacing w:after="0" w:line="276" w:lineRule="auto"/>
-              <w:ind w:left="249" w:right="186" w:hanging="180"/>
-              <w:jc w:val="both"/>
-              <w:rPr>
-                <w:rFonts w:cstheme="minorHAnsi"/>
-                <w:sz w:val="20"/>
-                <w:szCs w:val="20"/>
-              </w:rPr>
-            </w:pPr>
-            <w:r>
-              <w:rPr>
-                <w:rFonts w:cstheme="minorHAnsi"/>
-                <w:sz w:val="20"/>
-                <w:szCs w:val="20"/>
-              </w:rPr>
-              <w:t>Değerlendirme Takımı</w:t>
-            </w:r>
-          </w:p>
-          <w:p>
-            <w:pPr>
-              <w:pStyle w:val="ListeParagraf"/>
-              <w:numPr>
-                <w:ilvl w:val="0"/>
-                <w:numId w:val="24"/>
-              </w:numPr>
-              <w:spacing w:after="0" w:line="276" w:lineRule="auto"/>
-              <w:ind w:left="249" w:right="186" w:hanging="180"/>
-              <w:jc w:val="both"/>
-              <w:rPr>
-                <w:rFonts w:cstheme="minorHAnsi"/>
-                <w:sz w:val="20"/>
-                <w:szCs w:val="20"/>
-              </w:rPr>
-            </w:pPr>
-            <w:r>
-              <w:rPr>
-                <w:rFonts w:cstheme="minorHAnsi"/>
-                <w:sz w:val="20"/>
-                <w:szCs w:val="20"/>
-              </w:rPr>
-              <w:t>Üniversite ve Program Yöneticisi</w:t>
-            </w:r>
-          </w:p>
-          <w:p>
-            <w:pPr>
-              <w:pStyle w:val="ListeParagraf"/>
-              <w:numPr>
-                <w:ilvl w:val="0"/>
-                <w:numId w:val="24"/>
-              </w:numPr>
-              <w:spacing w:after="0" w:line="276" w:lineRule="auto"/>
-              <w:ind w:left="249" w:right="186" w:hanging="180"/>
-              <w:jc w:val="both"/>
-              <w:rPr>
-                <w:rFonts w:cstheme="minorHAnsi"/>
-                <w:sz w:val="20"/>
-                <w:szCs w:val="20"/>
-              </w:rPr>
-            </w:pPr>
-            <w:r>
-              <w:rPr>
-                <w:rFonts w:cstheme="minorHAnsi"/>
-                <w:sz w:val="20"/>
-                <w:szCs w:val="20"/>
-              </w:rPr>
-              <w:t>Öğretim Elemanları</w:t>
+                <w:b/>
+                <w:sz w:val="20"/>
+                <w:szCs w:val="20"/>
+              </w:rPr>
+            </w:pPr>
+            <w:r>
+              <w:rPr>
+                <w:rFonts w:cstheme="minorHAnsi"/>
+                <w:b/>
+                <w:sz w:val="20"/>
+                <w:szCs w:val="20"/>
+              </w:rPr>
+              <w:t xml:space="preserve">Uygulama </w:t>
+            </w:r>
+            <w:r>
+              <w:rPr>
+                <w:rFonts w:cstheme="minorHAnsi"/>
+                <w:b/>
+                <w:sz w:val="20"/>
+                <w:szCs w:val="20"/>
+              </w:rPr>
+              <w:t>alanlarının gezilmesi (Kurum içi/kurum dışı)</w:t>
             </w:r>
           </w:p>
         </w:tc>
@@ -3224,27 +3503,550 @@
               <w:spacing w:after="0" w:line="276" w:lineRule="auto"/>
               <w:rPr>
                 <w:rFonts w:cstheme="minorHAnsi"/>
-                <w:sz w:val="20"/>
-                <w:szCs w:val="20"/>
-              </w:rPr>
-            </w:pPr>
-          </w:p>
-          <w:p>
-            <w:pPr>
-              <w:spacing w:after="0" w:line="276" w:lineRule="auto"/>
-              <w:rPr>
-                <w:rFonts w:cstheme="minorHAnsi"/>
-                <w:sz w:val="20"/>
-                <w:szCs w:val="20"/>
-              </w:rPr>
-            </w:pPr>
-            <w:r>
-              <w:rPr>
-                <w:rFonts w:cstheme="minorHAnsi"/>
-                <w:sz w:val="20"/>
-                <w:szCs w:val="20"/>
-              </w:rPr>
-              <w:t>15:45-16:30</w:t>
+                <w:b/>
+                <w:sz w:val="20"/>
+                <w:szCs w:val="20"/>
+              </w:rPr>
+            </w:pPr>
+            <w:r>
+              <w:rPr>
+                <w:rFonts w:cstheme="minorHAnsi"/>
+                <w:b/>
+                <w:sz w:val="20"/>
+                <w:szCs w:val="20"/>
+              </w:rPr>
+              <w:t>16:00-23:00</w:t>
+            </w:r>
+          </w:p>
+        </w:tc>
+        <w:tc>
+          <w:tcPr>
+            <w:tcW w:w="9000" w:type="dxa"/>
+            <w:gridSpan w:val="2"/>
+            <w:tcBorders>
+              <w:top w:val="single" w:sz="8" w:space="0" w:color="4BACC6"/>
+              <w:left w:val="single" w:sz="8" w:space="0" w:color="4BACC6"/>
+              <w:bottom w:val="single" w:sz="8" w:space="0" w:color="4BACC6"/>
+              <w:right w:val="single" w:sz="8" w:space="0" w:color="4BACC6"/>
+            </w:tcBorders>
+            <w:shd w:val="clear" w:color="auto" w:fill="FFFFFF" w:themeFill="background1"/>
+            <w:tcMar>
+              <w:left w:w="108" w:type="dxa"/>
+              <w:right w:w="108" w:type="dxa"/>
+            </w:tcMar>
+          </w:tcPr>
+          <w:p>
+            <w:pPr>
+              <w:spacing w:after="0" w:line="276" w:lineRule="auto"/>
+              <w:rPr>
+                <w:rFonts w:cstheme="minorHAnsi"/>
+                <w:b/>
+                <w:sz w:val="20"/>
+                <w:szCs w:val="20"/>
+              </w:rPr>
+            </w:pPr>
+            <w:r>
+              <w:rPr>
+                <w:rFonts w:cstheme="minorHAnsi"/>
+                <w:b/>
+                <w:sz w:val="20"/>
+                <w:szCs w:val="20"/>
+              </w:rPr>
+              <w:t xml:space="preserve">Değerlendirme takımı toplantısı </w:t>
+            </w:r>
+          </w:p>
+          <w:p>
+            <w:pPr>
+              <w:pStyle w:val="ListeParagraf"/>
+              <w:numPr>
+                <w:ilvl w:val="0"/>
+                <w:numId w:val="32"/>
+              </w:numPr>
+              <w:spacing w:after="0" w:line="276" w:lineRule="auto"/>
+              <w:rPr>
+                <w:rFonts w:cstheme="minorHAnsi"/>
+                <w:sz w:val="20"/>
+                <w:szCs w:val="20"/>
+              </w:rPr>
+            </w:pPr>
+            <w:r>
+              <w:rPr>
+                <w:rFonts w:cstheme="minorHAnsi"/>
+                <w:sz w:val="20"/>
+                <w:szCs w:val="20"/>
+              </w:rPr>
+              <w:t>Taslak “Program Değerlendirme Formu Yetersizliklerin Açıklaması (Form 4) Raporu”,</w:t>
+            </w:r>
+          </w:p>
+          <w:p>
+            <w:pPr>
+              <w:pStyle w:val="ListeParagraf"/>
+              <w:spacing w:after="0" w:line="276" w:lineRule="auto"/>
+              <w:rPr>
+                <w:rFonts w:cstheme="minorHAnsi"/>
+                <w:sz w:val="20"/>
+                <w:szCs w:val="20"/>
+              </w:rPr>
+            </w:pPr>
+            <w:r>
+              <w:rPr>
+                <w:rFonts w:cstheme="minorHAnsi"/>
+                <w:sz w:val="20"/>
+                <w:szCs w:val="20"/>
+              </w:rPr>
+              <w:t>“Program Değerlendirme Formu Yetersizliklerin Özeti (Form 5) Raporu”, ve “Program Çıkış</w:t>
+            </w:r>
+          </w:p>
+          <w:p>
+            <w:pPr>
+              <w:pStyle w:val="ListeParagraf"/>
+              <w:spacing w:after="0" w:line="276" w:lineRule="auto"/>
+              <w:rPr>
+                <w:rFonts w:cstheme="minorHAnsi"/>
+                <w:sz w:val="20"/>
+                <w:szCs w:val="20"/>
+              </w:rPr>
+            </w:pPr>
+            <w:r>
+              <w:rPr>
+                <w:rFonts w:cstheme="minorHAnsi"/>
+                <w:sz w:val="20"/>
+                <w:szCs w:val="20"/>
+              </w:rPr>
+              <w:t>Bildiriminin” gözden geçirilmesi, gereken düzeltme/değişikliklerin yapılması</w:t>
+            </w:r>
+            <w:r>
+              <w:rPr>
+                <w:rFonts w:cstheme="minorHAnsi"/>
+                <w:sz w:val="20"/>
+                <w:szCs w:val="20"/>
+              </w:rPr>
+              <w:t xml:space="preserve"> </w:t>
+            </w:r>
+          </w:p>
+          <w:p>
+            <w:pPr>
+              <w:pStyle w:val="ListeParagraf"/>
+              <w:numPr>
+                <w:ilvl w:val="0"/>
+                <w:numId w:val="32"/>
+              </w:numPr>
+              <w:spacing w:after="0" w:line="276" w:lineRule="auto"/>
+              <w:rPr>
+                <w:rFonts w:cstheme="minorHAnsi"/>
+                <w:b/>
+                <w:sz w:val="20"/>
+                <w:szCs w:val="20"/>
+              </w:rPr>
+            </w:pPr>
+            <w:r>
+              <w:rPr>
+                <w:rFonts w:cstheme="minorHAnsi"/>
+                <w:sz w:val="20"/>
+                <w:szCs w:val="20"/>
+              </w:rPr>
+              <w:t>PDÇ’nin “Çıkış Bildirimi” sütununun doldurulması</w:t>
+            </w:r>
+          </w:p>
+        </w:tc>
+      </w:tr>
+      <w:tr>
+        <w:tc>
+          <w:tcPr>
+            <w:tcW w:w="10350" w:type="dxa"/>
+            <w:gridSpan w:val="3"/>
+            <w:tcBorders>
+              <w:top w:val="single" w:sz="8" w:space="0" w:color="4BACC6"/>
+              <w:left w:val="single" w:sz="8" w:space="0" w:color="4BACC6"/>
+              <w:bottom w:val="single" w:sz="8" w:space="0" w:color="4BACC6"/>
+              <w:right w:val="single" w:sz="8" w:space="0" w:color="4BACC6"/>
+            </w:tcBorders>
+            <w:shd w:val="clear" w:color="auto" w:fill="D9D9D9" w:themeFill="background1" w:themeFillShade="D9"/>
+            <w:tcMar>
+              <w:left w:w="108" w:type="dxa"/>
+              <w:right w:w="108" w:type="dxa"/>
+            </w:tcMar>
+          </w:tcPr>
+          <w:p>
+            <w:pPr>
+              <w:spacing w:after="0" w:line="276" w:lineRule="auto"/>
+              <w:rPr>
+                <w:rFonts w:cstheme="minorHAnsi"/>
+                <w:b/>
+                <w:sz w:val="20"/>
+                <w:szCs w:val="20"/>
+              </w:rPr>
+            </w:pPr>
+            <w:r>
+              <w:rPr>
+                <w:rFonts w:cstheme="minorHAnsi"/>
+                <w:b/>
+                <w:sz w:val="20"/>
+                <w:szCs w:val="20"/>
+              </w:rPr>
+              <w:t>3</w:t>
+            </w:r>
+            <w:r>
+              <w:rPr>
+                <w:rFonts w:cstheme="minorHAnsi"/>
+                <w:b/>
+                <w:sz w:val="20"/>
+                <w:szCs w:val="20"/>
+              </w:rPr>
+              <w:t>. GÜN/ (…/…/202…)</w:t>
+            </w:r>
+          </w:p>
+        </w:tc>
+      </w:tr>
+      <w:tr>
+        <w:tc>
+          <w:tcPr>
+            <w:tcW w:w="1350" w:type="dxa"/>
+            <w:tcBorders>
+              <w:top w:val="single" w:sz="8" w:space="0" w:color="4BACC6"/>
+              <w:left w:val="single" w:sz="8" w:space="0" w:color="4BACC6"/>
+              <w:bottom w:val="single" w:sz="8" w:space="0" w:color="4BACC6"/>
+              <w:right w:val="single" w:sz="8" w:space="0" w:color="4BACC6"/>
+            </w:tcBorders>
+            <w:shd w:val="clear" w:color="auto" w:fill="FFFFFF" w:themeFill="background1"/>
+            <w:tcMar>
+              <w:left w:w="108" w:type="dxa"/>
+              <w:right w:w="108" w:type="dxa"/>
+            </w:tcMar>
+          </w:tcPr>
+          <w:p>
+            <w:pPr>
+              <w:spacing w:after="0" w:line="276" w:lineRule="auto"/>
+              <w:rPr>
+                <w:rFonts w:cstheme="minorHAnsi"/>
+                <w:b/>
+                <w:sz w:val="20"/>
+                <w:szCs w:val="20"/>
+              </w:rPr>
+            </w:pPr>
+            <w:r>
+              <w:rPr>
+                <w:rFonts w:cstheme="minorHAnsi"/>
+                <w:b/>
+                <w:sz w:val="20"/>
+                <w:szCs w:val="20"/>
+              </w:rPr>
+              <w:t>09:00-11:00</w:t>
+            </w:r>
+          </w:p>
+        </w:tc>
+        <w:tc>
+          <w:tcPr>
+            <w:tcW w:w="9000" w:type="dxa"/>
+            <w:gridSpan w:val="2"/>
+            <w:tcBorders>
+              <w:top w:val="single" w:sz="8" w:space="0" w:color="4BACC6"/>
+              <w:left w:val="single" w:sz="8" w:space="0" w:color="4BACC6"/>
+              <w:bottom w:val="single" w:sz="8" w:space="0" w:color="4BACC6"/>
+              <w:right w:val="single" w:sz="8" w:space="0" w:color="4BACC6"/>
+            </w:tcBorders>
+            <w:shd w:val="clear" w:color="000000" w:fill="FFFFFF"/>
+            <w:tcMar>
+              <w:left w:w="108" w:type="dxa"/>
+              <w:right w:w="108" w:type="dxa"/>
+            </w:tcMar>
+          </w:tcPr>
+          <w:p>
+            <w:pPr>
+              <w:spacing w:after="0" w:line="276" w:lineRule="auto"/>
+              <w:ind w:right="186"/>
+              <w:jc w:val="both"/>
+              <w:rPr>
+                <w:rFonts w:cstheme="minorHAnsi"/>
+                <w:sz w:val="20"/>
+                <w:szCs w:val="20"/>
+              </w:rPr>
+            </w:pPr>
+            <w:r>
+              <w:rPr>
+                <w:rFonts w:cstheme="minorHAnsi"/>
+                <w:b/>
+                <w:bCs/>
+                <w:sz w:val="20"/>
+                <w:szCs w:val="20"/>
+              </w:rPr>
+              <w:t>Değerlendirme takımı toplantısı</w:t>
+            </w:r>
+          </w:p>
+        </w:tc>
+      </w:tr>
+      <w:tr>
+        <w:tc>
+          <w:tcPr>
+            <w:tcW w:w="1350" w:type="dxa"/>
+            <w:tcBorders>
+              <w:top w:val="single" w:sz="8" w:space="0" w:color="4BACC6"/>
+              <w:left w:val="single" w:sz="8" w:space="0" w:color="4BACC6"/>
+              <w:bottom w:val="single" w:sz="8" w:space="0" w:color="4BACC6"/>
+              <w:right w:val="single" w:sz="8" w:space="0" w:color="4BACC6"/>
+            </w:tcBorders>
+            <w:shd w:val="clear" w:color="auto" w:fill="FFFFFF" w:themeFill="background1"/>
+            <w:tcMar>
+              <w:left w:w="108" w:type="dxa"/>
+              <w:right w:w="108" w:type="dxa"/>
+            </w:tcMar>
+          </w:tcPr>
+          <w:p>
+            <w:pPr>
+              <w:spacing w:after="0" w:line="276" w:lineRule="auto"/>
+              <w:rPr>
+                <w:rFonts w:cstheme="minorHAnsi"/>
+                <w:b/>
+                <w:sz w:val="20"/>
+                <w:szCs w:val="20"/>
+              </w:rPr>
+            </w:pPr>
+            <w:r>
+              <w:rPr>
+                <w:rFonts w:cstheme="minorHAnsi"/>
+                <w:b/>
+                <w:sz w:val="20"/>
+                <w:szCs w:val="20"/>
+              </w:rPr>
+              <w:t>11:00-12:00</w:t>
+            </w:r>
+          </w:p>
+        </w:tc>
+        <w:tc>
+          <w:tcPr>
+            <w:tcW w:w="4860" w:type="dxa"/>
+            <w:tcBorders>
+              <w:top w:val="single" w:sz="8" w:space="0" w:color="4BACC6"/>
+              <w:left w:val="single" w:sz="8" w:space="0" w:color="4BACC6"/>
+              <w:bottom w:val="single" w:sz="8" w:space="0" w:color="4BACC6"/>
+              <w:right w:val="single" w:sz="8" w:space="0" w:color="4BACC6"/>
+            </w:tcBorders>
+            <w:shd w:val="clear" w:color="000000" w:fill="FFFFFF"/>
+            <w:tcMar>
+              <w:left w:w="108" w:type="dxa"/>
+              <w:right w:w="108" w:type="dxa"/>
+            </w:tcMar>
+          </w:tcPr>
+          <w:p>
+            <w:pPr>
+              <w:spacing w:after="0" w:line="276" w:lineRule="auto"/>
+              <w:rPr>
+                <w:rFonts w:cstheme="minorHAnsi"/>
+                <w:bCs/>
+                <w:sz w:val="20"/>
+                <w:szCs w:val="20"/>
+              </w:rPr>
+            </w:pPr>
+            <w:r>
+              <w:rPr>
+                <w:rFonts w:cstheme="minorHAnsi"/>
+                <w:b/>
+                <w:bCs/>
+                <w:sz w:val="20"/>
+                <w:szCs w:val="20"/>
+              </w:rPr>
+              <w:t>Kurum ve program yöneticileri ile toplantı</w:t>
+            </w:r>
+            <w:r>
+              <w:rPr>
+                <w:rFonts w:cstheme="minorHAnsi"/>
+                <w:bCs/>
+                <w:sz w:val="20"/>
+                <w:szCs w:val="20"/>
+              </w:rPr>
+              <w:t xml:space="preserve"> </w:t>
+            </w:r>
+          </w:p>
+          <w:p>
+            <w:pPr>
+              <w:numPr>
+                <w:ilvl w:val="0"/>
+                <w:numId w:val="19"/>
+              </w:numPr>
+              <w:spacing w:after="0" w:line="276" w:lineRule="auto"/>
+              <w:ind w:left="176" w:hanging="142"/>
+              <w:rPr>
+                <w:rFonts w:cstheme="minorHAnsi"/>
+                <w:b/>
+                <w:bCs/>
+                <w:sz w:val="20"/>
+                <w:szCs w:val="20"/>
+              </w:rPr>
+            </w:pPr>
+            <w:r>
+              <w:rPr>
+                <w:rFonts w:cstheme="minorHAnsi"/>
+                <w:bCs/>
+                <w:sz w:val="20"/>
+                <w:szCs w:val="20"/>
+              </w:rPr>
+              <w:t>Çıkış bildiriminin okunması</w:t>
+            </w:r>
+          </w:p>
+          <w:p>
+            <w:pPr>
+              <w:numPr>
+                <w:ilvl w:val="0"/>
+                <w:numId w:val="19"/>
+              </w:numPr>
+              <w:spacing w:after="0" w:line="276" w:lineRule="auto"/>
+              <w:ind w:left="176" w:hanging="142"/>
+              <w:rPr>
+                <w:rFonts w:cstheme="minorHAnsi"/>
+                <w:b/>
+                <w:bCs/>
+                <w:sz w:val="20"/>
+                <w:szCs w:val="20"/>
+              </w:rPr>
+            </w:pPr>
+            <w:r>
+              <w:rPr>
+                <w:rFonts w:cstheme="minorHAnsi"/>
+                <w:bCs/>
+                <w:sz w:val="20"/>
+                <w:szCs w:val="20"/>
+              </w:rPr>
+              <w:t>Raporların (Form 4 ve Form 5) bir kopyasının kurum yöneticisine bırakılması</w:t>
+            </w:r>
+          </w:p>
+        </w:tc>
+        <w:tc>
+          <w:tcPr>
+            <w:tcW w:w="4140" w:type="dxa"/>
+            <w:tcBorders>
+              <w:top w:val="single" w:sz="8" w:space="0" w:color="4BACC6"/>
+              <w:left w:val="single" w:sz="8" w:space="0" w:color="4BACC6"/>
+              <w:bottom w:val="single" w:sz="8" w:space="0" w:color="4BACC6"/>
+              <w:right w:val="single" w:sz="8" w:space="0" w:color="4BACC6"/>
+            </w:tcBorders>
+            <w:shd w:val="clear" w:color="000000" w:fill="FFFFFF"/>
+            <w:tcMar>
+              <w:left w:w="108" w:type="dxa"/>
+              <w:right w:w="108" w:type="dxa"/>
+            </w:tcMar>
+          </w:tcPr>
+          <w:p>
+            <w:pPr>
+              <w:pStyle w:val="ListeParagraf"/>
+              <w:numPr>
+                <w:ilvl w:val="0"/>
+                <w:numId w:val="24"/>
+              </w:numPr>
+              <w:spacing w:after="0" w:line="276" w:lineRule="auto"/>
+              <w:ind w:left="249" w:right="186" w:hanging="180"/>
+              <w:jc w:val="both"/>
+              <w:rPr>
+                <w:rFonts w:cstheme="minorHAnsi"/>
+                <w:sz w:val="20"/>
+                <w:szCs w:val="20"/>
+              </w:rPr>
+            </w:pPr>
+            <w:r>
+              <w:rPr>
+                <w:rFonts w:cstheme="minorHAnsi"/>
+                <w:sz w:val="20"/>
+                <w:szCs w:val="20"/>
+              </w:rPr>
+              <w:t>Değerlendirme Takımı</w:t>
+            </w:r>
+          </w:p>
+          <w:p>
+            <w:pPr>
+              <w:pStyle w:val="ListeParagraf"/>
+              <w:numPr>
+                <w:ilvl w:val="0"/>
+                <w:numId w:val="24"/>
+              </w:numPr>
+              <w:spacing w:after="0" w:line="276" w:lineRule="auto"/>
+              <w:ind w:left="249" w:right="186" w:hanging="180"/>
+              <w:jc w:val="both"/>
+              <w:rPr>
+                <w:rFonts w:cstheme="minorHAnsi"/>
+                <w:sz w:val="20"/>
+                <w:szCs w:val="20"/>
+              </w:rPr>
+            </w:pPr>
+            <w:r>
+              <w:rPr>
+                <w:rFonts w:cstheme="minorHAnsi"/>
+                <w:sz w:val="20"/>
+                <w:szCs w:val="20"/>
+              </w:rPr>
+              <w:t>Üniversite ve Program Yöneticisi</w:t>
+            </w:r>
+          </w:p>
+          <w:p>
+            <w:pPr>
+              <w:pStyle w:val="ListeParagraf"/>
+              <w:numPr>
+                <w:ilvl w:val="0"/>
+                <w:numId w:val="24"/>
+              </w:numPr>
+              <w:spacing w:after="0" w:line="276" w:lineRule="auto"/>
+              <w:ind w:left="249" w:right="186" w:hanging="180"/>
+              <w:jc w:val="both"/>
+              <w:rPr>
+                <w:rFonts w:cstheme="minorHAnsi"/>
+                <w:sz w:val="20"/>
+                <w:szCs w:val="20"/>
+              </w:rPr>
+            </w:pPr>
+            <w:r>
+              <w:rPr>
+                <w:rFonts w:cstheme="minorHAnsi"/>
+                <w:sz w:val="20"/>
+                <w:szCs w:val="20"/>
+              </w:rPr>
+              <w:t>Öğretim Elemanları</w:t>
+            </w:r>
+          </w:p>
+        </w:tc>
+      </w:tr>
+      <w:tr>
+        <w:tc>
+          <w:tcPr>
+            <w:tcW w:w="1350" w:type="dxa"/>
+            <w:tcBorders>
+              <w:top w:val="single" w:sz="8" w:space="0" w:color="4BACC6"/>
+              <w:left w:val="single" w:sz="8" w:space="0" w:color="4BACC6"/>
+              <w:bottom w:val="single" w:sz="8" w:space="0" w:color="4BACC6"/>
+              <w:right w:val="single" w:sz="8" w:space="0" w:color="4BACC6"/>
+            </w:tcBorders>
+            <w:shd w:val="clear" w:color="auto" w:fill="FFFFFF" w:themeFill="background1"/>
+            <w:tcMar>
+              <w:left w:w="108" w:type="dxa"/>
+              <w:right w:w="108" w:type="dxa"/>
+            </w:tcMar>
+          </w:tcPr>
+          <w:p>
+            <w:pPr>
+              <w:spacing w:after="0" w:line="276" w:lineRule="auto"/>
+              <w:rPr>
+                <w:rFonts w:cstheme="minorHAnsi"/>
+                <w:b/>
+                <w:sz w:val="20"/>
+                <w:szCs w:val="20"/>
+              </w:rPr>
+            </w:pPr>
+          </w:p>
+          <w:p>
+            <w:pPr>
+              <w:spacing w:after="0" w:line="276" w:lineRule="auto"/>
+              <w:rPr>
+                <w:rFonts w:cstheme="minorHAnsi"/>
+                <w:b/>
+                <w:sz w:val="20"/>
+                <w:szCs w:val="20"/>
+              </w:rPr>
+            </w:pPr>
+            <w:r>
+              <w:rPr>
+                <w:rFonts w:cstheme="minorHAnsi"/>
+                <w:b/>
+                <w:sz w:val="20"/>
+                <w:szCs w:val="20"/>
+              </w:rPr>
+              <w:t>12:00-12:30</w:t>
             </w:r>
           </w:p>
         </w:tc>
@@ -3513,7 +4315,6 @@
     <w:r>
       <w:rPr>
         <w:rFonts w:ascii="Times New Roman" w:eastAsia="Times New Roman" w:hAnsi="Times New Roman" w:cs="Times New Roman"/>
-        <w:color w:val="000000"/>
         <w:sz w:val="20"/>
         <w:szCs w:val="20"/>
         <w:lang w:val="en-US"/>
@@ -3523,7 +4324,6 @@
     <w:r>
       <w:rPr>
         <w:rFonts w:ascii="Times New Roman" w:eastAsia="Times New Roman" w:hAnsi="Times New Roman" w:cs="Times New Roman"/>
-        <w:color w:val="000000"/>
         <w:sz w:val="20"/>
         <w:szCs w:val="20"/>
         <w:lang w:val="en-US"/>
@@ -3533,12 +4333,47 @@
     <w:r>
       <w:rPr>
         <w:rFonts w:ascii="Times New Roman" w:eastAsia="Times New Roman" w:hAnsi="Times New Roman" w:cs="Times New Roman"/>
-        <w:color w:val="000000"/>
         <w:sz w:val="20"/>
         <w:szCs w:val="20"/>
         <w:lang w:val="en-US"/>
       </w:rPr>
-      <w:t xml:space="preserve"> (Sürüm: 1.0- 05.09.2021)</w:t>
+      <w:t xml:space="preserve"> (Sürüm: </w:t>
+    </w:r>
+    <w:r>
+      <w:rPr>
+        <w:rFonts w:ascii="Times New Roman" w:eastAsia="Times New Roman" w:hAnsi="Times New Roman" w:cs="Times New Roman"/>
+        <w:sz w:val="20"/>
+        <w:szCs w:val="20"/>
+        <w:lang w:val="en-US"/>
+      </w:rPr>
+      <w:t>2</w:t>
+    </w:r>
+    <w:r>
+      <w:rPr>
+        <w:rFonts w:ascii="Times New Roman" w:eastAsia="Times New Roman" w:hAnsi="Times New Roman" w:cs="Times New Roman"/>
+        <w:sz w:val="20"/>
+        <w:szCs w:val="20"/>
+        <w:lang w:val="en-US"/>
+      </w:rPr>
+      <w:t xml:space="preserve">.0- </w:t>
+    </w:r>
+    <w:r>
+      <w:rPr>
+        <w:rFonts w:ascii="Times New Roman" w:eastAsia="Times New Roman" w:hAnsi="Times New Roman" w:cs="Times New Roman"/>
+        <w:sz w:val="20"/>
+        <w:szCs w:val="20"/>
+        <w:lang w:val="en-US"/>
+      </w:rPr>
+      <w:t>30.03.2026</w:t>
+    </w:r>
+    <w:r>
+      <w:rPr>
+        <w:rFonts w:ascii="Times New Roman" w:eastAsia="Times New Roman" w:hAnsi="Times New Roman" w:cs="Times New Roman"/>
+        <w:sz w:val="20"/>
+        <w:szCs w:val="20"/>
+        <w:lang w:val="en-US"/>
+      </w:rPr>
+      <w:t>)</w:t>
     </w:r>
   </w:p>
   <w:p>
@@ -3884,6 +4719,119 @@
     </w:lvl>
   </w:abstractNum>
   <w:abstractNum w:abstractNumId="3" w15:restartNumberingAfterBreak="0">
+    <w:nsid w:val="0AD129D2"/>
+    <w:multiLevelType w:val="hybridMultilevel"/>
+    <w:tmpl w:val="2E7495D8"/>
+    <w:lvl w:ilvl="0" w:tplc="041F0001">
+      <w:start w:val="1"/>
+      <w:numFmt w:val="bullet"/>
+      <w:lvlText w:val=""/>
+      <w:lvlJc w:val="left"/>
+      <w:pPr>
+        <w:ind w:left="720" w:hanging="360"/>
+      </w:pPr>
+      <w:rPr>
+        <w:rFonts w:ascii="Symbol" w:hAnsi="Symbol" w:hint="default"/>
+      </w:rPr>
+    </w:lvl>
+    <w:lvl w:ilvl="1" w:tplc="041F0003" w:tentative="1">
+      <w:start w:val="1"/>
+      <w:numFmt w:val="bullet"/>
+      <w:lvlText w:val="o"/>
+      <w:lvlJc w:val="left"/>
+      <w:pPr>
+        <w:ind w:left="1440" w:hanging="360"/>
+      </w:pPr>
+      <w:rPr>
+        <w:rFonts w:ascii="Courier New" w:hAnsi="Courier New" w:cs="Courier New" w:hint="default"/>
+      </w:rPr>
+    </w:lvl>
+    <w:lvl w:ilvl="2" w:tplc="041F0005" w:tentative="1">
+      <w:start w:val="1"/>
+      <w:numFmt w:val="bullet"/>
+      <w:lvlText w:val=""/>
+      <w:lvlJc w:val="left"/>
+      <w:pPr>
+        <w:ind w:left="2160" w:hanging="360"/>
+      </w:pPr>
+      <w:rPr>
+        <w:rFonts w:ascii="Wingdings" w:hAnsi="Wingdings" w:hint="default"/>
+      </w:rPr>
+    </w:lvl>
+    <w:lvl w:ilvl="3" w:tplc="041F0001" w:tentative="1">
+      <w:start w:val="1"/>
+      <w:numFmt w:val="bullet"/>
+      <w:lvlText w:val=""/>
+      <w:lvlJc w:val="left"/>
+      <w:pPr>
+        <w:ind w:left="2880" w:hanging="360"/>
+      </w:pPr>
+      <w:rPr>
+        <w:rFonts w:ascii="Symbol" w:hAnsi="Symbol" w:hint="default"/>
+      </w:rPr>
+    </w:lvl>
+    <w:lvl w:ilvl="4" w:tplc="041F0003" w:tentative="1">
+      <w:start w:val="1"/>
+      <w:numFmt w:val="bullet"/>
+      <w:lvlText w:val="o"/>
+      <w:lvlJc w:val="left"/>
+      <w:pPr>
+        <w:ind w:left="3600" w:hanging="360"/>
+      </w:pPr>
+      <w:rPr>
+        <w:rFonts w:ascii="Courier New" w:hAnsi="Courier New" w:cs="Courier New" w:hint="default"/>
+      </w:rPr>
+    </w:lvl>
+    <w:lvl w:ilvl="5" w:tplc="041F0005" w:tentative="1">
+      <w:start w:val="1"/>
+      <w:numFmt w:val="bullet"/>
+      <w:lvlText w:val=""/>
+      <w:lvlJc w:val="left"/>
+      <w:pPr>
+        <w:ind w:left="4320" w:hanging="360"/>
+      </w:pPr>
+      <w:rPr>
+        <w:rFonts w:ascii="Wingdings" w:hAnsi="Wingdings" w:hint="default"/>
+      </w:rPr>
+    </w:lvl>
+    <w:lvl w:ilvl="6" w:tplc="041F0001" w:tentative="1">
+      <w:start w:val="1"/>
+      <w:numFmt w:val="bullet"/>
+      <w:lvlText w:val=""/>
+      <w:lvlJc w:val="left"/>
+      <w:pPr>
+        <w:ind w:left="5040" w:hanging="360"/>
+      </w:pPr>
+      <w:rPr>
+        <w:rFonts w:ascii="Symbol" w:hAnsi="Symbol" w:hint="default"/>
+      </w:rPr>
+    </w:lvl>
+    <w:lvl w:ilvl="7" w:tplc="041F0003" w:tentative="1">
+      <w:start w:val="1"/>
+      <w:numFmt w:val="bullet"/>
+      <w:lvlText w:val="o"/>
+      <w:lvlJc w:val="left"/>
+      <w:pPr>
+        <w:ind w:left="5760" w:hanging="360"/>
+      </w:pPr>
+      <w:rPr>
+        <w:rFonts w:ascii="Courier New" w:hAnsi="Courier New" w:cs="Courier New" w:hint="default"/>
+      </w:rPr>
+    </w:lvl>
+    <w:lvl w:ilvl="8" w:tplc="041F0005" w:tentative="1">
+      <w:start w:val="1"/>
+      <w:numFmt w:val="bullet"/>
+      <w:lvlText w:val=""/>
+      <w:lvlJc w:val="left"/>
+      <w:pPr>
+        <w:ind w:left="6480" w:hanging="360"/>
+      </w:pPr>
+      <w:rPr>
+        <w:rFonts w:ascii="Wingdings" w:hAnsi="Wingdings" w:hint="default"/>
+      </w:rPr>
+    </w:lvl>
+  </w:abstractNum>
+  <w:abstractNum w:abstractNumId="4" w15:restartNumberingAfterBreak="0">
     <w:nsid w:val="0DEA0529"/>
     <w:multiLevelType w:val="hybridMultilevel"/>
     <w:tmpl w:val="2C32CF10"/>
@@ -3996,7 +4944,7 @@
       </w:rPr>
     </w:lvl>
   </w:abstractNum>
-  <w:abstractNum w:abstractNumId="4" w15:restartNumberingAfterBreak="0">
+  <w:abstractNum w:abstractNumId="5" w15:restartNumberingAfterBreak="0">
     <w:nsid w:val="17EE419A"/>
     <w:multiLevelType w:val="hybridMultilevel"/>
     <w:tmpl w:val="0ADCEC98"/>
@@ -4109,7 +5057,7 @@
       </w:rPr>
     </w:lvl>
   </w:abstractNum>
-  <w:abstractNum w:abstractNumId="5" w15:restartNumberingAfterBreak="0">
+  <w:abstractNum w:abstractNumId="6" w15:restartNumberingAfterBreak="0">
     <w:nsid w:val="1AB0139D"/>
     <w:multiLevelType w:val="hybridMultilevel"/>
     <w:tmpl w:val="CB063524"/>
@@ -4222,7 +5170,7 @@
       </w:rPr>
     </w:lvl>
   </w:abstractNum>
-  <w:abstractNum w:abstractNumId="6" w15:restartNumberingAfterBreak="0">
+  <w:abstractNum w:abstractNumId="7" w15:restartNumberingAfterBreak="0">
     <w:nsid w:val="1F1C3DE5"/>
     <w:multiLevelType w:val="hybridMultilevel"/>
     <w:tmpl w:val="72AA5574"/>
@@ -4335,7 +5283,7 @@
       </w:rPr>
     </w:lvl>
   </w:abstractNum>
-  <w:abstractNum w:abstractNumId="7" w15:restartNumberingAfterBreak="0">
+  <w:abstractNum w:abstractNumId="8" w15:restartNumberingAfterBreak="0">
     <w:nsid w:val="201C00A1"/>
     <w:multiLevelType w:val="hybridMultilevel"/>
     <w:tmpl w:val="97588F1A"/>
@@ -4448,7 +5396,7 @@
       </w:rPr>
     </w:lvl>
   </w:abstractNum>
-  <w:abstractNum w:abstractNumId="8" w15:restartNumberingAfterBreak="0">
+  <w:abstractNum w:abstractNumId="9" w15:restartNumberingAfterBreak="0">
     <w:nsid w:val="20D53ECB"/>
     <w:multiLevelType w:val="hybridMultilevel"/>
     <w:tmpl w:val="694CDE52"/>
@@ -4561,7 +5509,7 @@
       </w:rPr>
     </w:lvl>
   </w:abstractNum>
-  <w:abstractNum w:abstractNumId="9" w15:restartNumberingAfterBreak="0">
+  <w:abstractNum w:abstractNumId="10" w15:restartNumberingAfterBreak="0">
     <w:nsid w:val="22AD0D1F"/>
     <w:multiLevelType w:val="hybridMultilevel"/>
     <w:tmpl w:val="33B2A422"/>
@@ -4674,7 +5622,7 @@
       </w:rPr>
     </w:lvl>
   </w:abstractNum>
-  <w:abstractNum w:abstractNumId="10" w15:restartNumberingAfterBreak="0">
+  <w:abstractNum w:abstractNumId="11" w15:restartNumberingAfterBreak="0">
     <w:nsid w:val="2316332D"/>
     <w:multiLevelType w:val="hybridMultilevel"/>
     <w:tmpl w:val="F4900324"/>
@@ -4787,7 +5735,120 @@
       </w:rPr>
     </w:lvl>
   </w:abstractNum>
-  <w:abstractNum w:abstractNumId="11" w15:restartNumberingAfterBreak="0">
+  <w:abstractNum w:abstractNumId="12" w15:restartNumberingAfterBreak="0">
+    <w:nsid w:val="2825411B"/>
+    <w:multiLevelType w:val="hybridMultilevel"/>
+    <w:tmpl w:val="F5D6BD4A"/>
+    <w:lvl w:ilvl="0" w:tplc="041F0001">
+      <w:start w:val="1"/>
+      <w:numFmt w:val="bullet"/>
+      <w:lvlText w:val=""/>
+      <w:lvlJc w:val="left"/>
+      <w:pPr>
+        <w:ind w:left="720" w:hanging="360"/>
+      </w:pPr>
+      <w:rPr>
+        <w:rFonts w:ascii="Symbol" w:hAnsi="Symbol" w:hint="default"/>
+      </w:rPr>
+    </w:lvl>
+    <w:lvl w:ilvl="1" w:tplc="041F0003" w:tentative="1">
+      <w:start w:val="1"/>
+      <w:numFmt w:val="bullet"/>
+      <w:lvlText w:val="o"/>
+      <w:lvlJc w:val="left"/>
+      <w:pPr>
+        <w:ind w:left="1440" w:hanging="360"/>
+      </w:pPr>
+      <w:rPr>
+        <w:rFonts w:ascii="Courier New" w:hAnsi="Courier New" w:cs="Courier New" w:hint="default"/>
+      </w:rPr>
+    </w:lvl>
+    <w:lvl w:ilvl="2" w:tplc="041F0005" w:tentative="1">
+      <w:start w:val="1"/>
+      <w:numFmt w:val="bullet"/>
+      <w:lvlText w:val=""/>
+      <w:lvlJc w:val="left"/>
+      <w:pPr>
+        <w:ind w:left="2160" w:hanging="360"/>
+      </w:pPr>
+      <w:rPr>
+        <w:rFonts w:ascii="Wingdings" w:hAnsi="Wingdings" w:hint="default"/>
+      </w:rPr>
+    </w:lvl>
+    <w:lvl w:ilvl="3" w:tplc="041F0001" w:tentative="1">
+      <w:start w:val="1"/>
+      <w:numFmt w:val="bullet"/>
+      <w:lvlText w:val=""/>
+      <w:lvlJc w:val="left"/>
+      <w:pPr>
+        <w:ind w:left="2880" w:hanging="360"/>
+      </w:pPr>
+      <w:rPr>
+        <w:rFonts w:ascii="Symbol" w:hAnsi="Symbol" w:hint="default"/>
+      </w:rPr>
+    </w:lvl>
+    <w:lvl w:ilvl="4" w:tplc="041F0003" w:tentative="1">
+      <w:start w:val="1"/>
+      <w:numFmt w:val="bullet"/>
+      <w:lvlText w:val="o"/>
+      <w:lvlJc w:val="left"/>
+      <w:pPr>
+        <w:ind w:left="3600" w:hanging="360"/>
+      </w:pPr>
+      <w:rPr>
+        <w:rFonts w:ascii="Courier New" w:hAnsi="Courier New" w:cs="Courier New" w:hint="default"/>
+      </w:rPr>
+    </w:lvl>
+    <w:lvl w:ilvl="5" w:tplc="041F0005" w:tentative="1">
+      <w:start w:val="1"/>
+      <w:numFmt w:val="bullet"/>
+      <w:lvlText w:val=""/>
+      <w:lvlJc w:val="left"/>
+      <w:pPr>
+        <w:ind w:left="4320" w:hanging="360"/>
+      </w:pPr>
+      <w:rPr>
+        <w:rFonts w:ascii="Wingdings" w:hAnsi="Wingdings" w:hint="default"/>
+      </w:rPr>
+    </w:lvl>
+    <w:lvl w:ilvl="6" w:tplc="041F0001" w:tentative="1">
+      <w:start w:val="1"/>
+      <w:numFmt w:val="bullet"/>
+      <w:lvlText w:val=""/>
+      <w:lvlJc w:val="left"/>
+      <w:pPr>
+        <w:ind w:left="5040" w:hanging="360"/>
+      </w:pPr>
+      <w:rPr>
+        <w:rFonts w:ascii="Symbol" w:hAnsi="Symbol" w:hint="default"/>
+      </w:rPr>
+    </w:lvl>
+    <w:lvl w:ilvl="7" w:tplc="041F0003" w:tentative="1">
+      <w:start w:val="1"/>
+      <w:numFmt w:val="bullet"/>
+      <w:lvlText w:val="o"/>
+      <w:lvlJc w:val="left"/>
+      <w:pPr>
+        <w:ind w:left="5760" w:hanging="360"/>
+      </w:pPr>
+      <w:rPr>
+        <w:rFonts w:ascii="Courier New" w:hAnsi="Courier New" w:cs="Courier New" w:hint="default"/>
+      </w:rPr>
+    </w:lvl>
+    <w:lvl w:ilvl="8" w:tplc="041F0005" w:tentative="1">
+      <w:start w:val="1"/>
+      <w:numFmt w:val="bullet"/>
+      <w:lvlText w:val=""/>
+      <w:lvlJc w:val="left"/>
+      <w:pPr>
+        <w:ind w:left="6480" w:hanging="360"/>
+      </w:pPr>
+      <w:rPr>
+        <w:rFonts w:ascii="Wingdings" w:hAnsi="Wingdings" w:hint="default"/>
+      </w:rPr>
+    </w:lvl>
+  </w:abstractNum>
+  <w:abstractNum w:abstractNumId="13" w15:restartNumberingAfterBreak="0">
     <w:nsid w:val="2A9D0B45"/>
     <w:multiLevelType w:val="hybridMultilevel"/>
     <w:tmpl w:val="DB2CAE46"/>
@@ -4900,7 +5961,120 @@
       </w:rPr>
     </w:lvl>
   </w:abstractNum>
-  <w:abstractNum w:abstractNumId="12" w15:restartNumberingAfterBreak="0">
+  <w:abstractNum w:abstractNumId="14" w15:restartNumberingAfterBreak="0">
+    <w:nsid w:val="2AD738FB"/>
+    <w:multiLevelType w:val="hybridMultilevel"/>
+    <w:tmpl w:val="32B49A5E"/>
+    <w:lvl w:ilvl="0" w:tplc="7CD43518">
+      <w:start w:val="1"/>
+      <w:numFmt w:val="bullet"/>
+      <w:lvlText w:val="-"/>
+      <w:lvlJc w:val="left"/>
+      <w:pPr>
+        <w:ind w:left="720" w:hanging="360"/>
+      </w:pPr>
+      <w:rPr>
+        <w:rFonts w:ascii="Calibri" w:eastAsiaTheme="minorHAnsi" w:hAnsi="Calibri" w:cs="Calibri" w:hint="default"/>
+      </w:rPr>
+    </w:lvl>
+    <w:lvl w:ilvl="1" w:tplc="041F0003" w:tentative="1">
+      <w:start w:val="1"/>
+      <w:numFmt w:val="bullet"/>
+      <w:lvlText w:val="o"/>
+      <w:lvlJc w:val="left"/>
+      <w:pPr>
+        <w:ind w:left="1440" w:hanging="360"/>
+      </w:pPr>
+      <w:rPr>
+        <w:rFonts w:ascii="Courier New" w:hAnsi="Courier New" w:cs="Courier New" w:hint="default"/>
+      </w:rPr>
+    </w:lvl>
+    <w:lvl w:ilvl="2" w:tplc="041F0005" w:tentative="1">
+      <w:start w:val="1"/>
+      <w:numFmt w:val="bullet"/>
+      <w:lvlText w:val=""/>
+      <w:lvlJc w:val="left"/>
+      <w:pPr>
+        <w:ind w:left="2160" w:hanging="360"/>
+      </w:pPr>
+      <w:rPr>
+        <w:rFonts w:ascii="Wingdings" w:hAnsi="Wingdings" w:hint="default"/>
+      </w:rPr>
+    </w:lvl>
+    <w:lvl w:ilvl="3" w:tplc="041F0001" w:tentative="1">
+      <w:start w:val="1"/>
+      <w:numFmt w:val="bullet"/>
+      <w:lvlText w:val=""/>
+      <w:lvlJc w:val="left"/>
+      <w:pPr>
+        <w:ind w:left="2880" w:hanging="360"/>
+      </w:pPr>
+      <w:rPr>
+        <w:rFonts w:ascii="Symbol" w:hAnsi="Symbol" w:hint="default"/>
+      </w:rPr>
+    </w:lvl>
+    <w:lvl w:ilvl="4" w:tplc="041F0003" w:tentative="1">
+      <w:start w:val="1"/>
+      <w:numFmt w:val="bullet"/>
+      <w:lvlText w:val="o"/>
+      <w:lvlJc w:val="left"/>
+      <w:pPr>
+        <w:ind w:left="3600" w:hanging="360"/>
+      </w:pPr>
+      <w:rPr>
+        <w:rFonts w:ascii="Courier New" w:hAnsi="Courier New" w:cs="Courier New" w:hint="default"/>
+      </w:rPr>
+    </w:lvl>
+    <w:lvl w:ilvl="5" w:tplc="041F0005" w:tentative="1">
+      <w:start w:val="1"/>
+      <w:numFmt w:val="bullet"/>
+      <w:lvlText w:val=""/>
+      <w:lvlJc w:val="left"/>
+      <w:pPr>
+        <w:ind w:left="4320" w:hanging="360"/>
+      </w:pPr>
+      <w:rPr>
+        <w:rFonts w:ascii="Wingdings" w:hAnsi="Wingdings" w:hint="default"/>
+      </w:rPr>
+    </w:lvl>
+    <w:lvl w:ilvl="6" w:tplc="041F0001" w:tentative="1">
+      <w:start w:val="1"/>
+      <w:numFmt w:val="bullet"/>
+      <w:lvlText w:val=""/>
+      <w:lvlJc w:val="left"/>
+      <w:pPr>
+        <w:ind w:left="5040" w:hanging="360"/>
+      </w:pPr>
+      <w:rPr>
+        <w:rFonts w:ascii="Symbol" w:hAnsi="Symbol" w:hint="default"/>
+      </w:rPr>
+    </w:lvl>
+    <w:lvl w:ilvl="7" w:tplc="041F0003" w:tentative="1">
+      <w:start w:val="1"/>
+      <w:numFmt w:val="bullet"/>
+      <w:lvlText w:val="o"/>
+      <w:lvlJc w:val="left"/>
+      <w:pPr>
+        <w:ind w:left="5760" w:hanging="360"/>
+      </w:pPr>
+      <w:rPr>
+        <w:rFonts w:ascii="Courier New" w:hAnsi="Courier New" w:cs="Courier New" w:hint="default"/>
+      </w:rPr>
+    </w:lvl>
+    <w:lvl w:ilvl="8" w:tplc="041F0005" w:tentative="1">
+      <w:start w:val="1"/>
+      <w:numFmt w:val="bullet"/>
+      <w:lvlText w:val=""/>
+      <w:lvlJc w:val="left"/>
+      <w:pPr>
+        <w:ind w:left="6480" w:hanging="360"/>
+      </w:pPr>
+      <w:rPr>
+        <w:rFonts w:ascii="Wingdings" w:hAnsi="Wingdings" w:hint="default"/>
+      </w:rPr>
+    </w:lvl>
+  </w:abstractNum>
+  <w:abstractNum w:abstractNumId="15" w15:restartNumberingAfterBreak="0">
     <w:nsid w:val="34B36A3C"/>
     <w:multiLevelType w:val="hybridMultilevel"/>
     <w:tmpl w:val="A13058BC"/>
@@ -5013,7 +6187,120 @@
       </w:rPr>
     </w:lvl>
   </w:abstractNum>
-  <w:abstractNum w:abstractNumId="13" w15:restartNumberingAfterBreak="0">
+  <w:abstractNum w:abstractNumId="16" w15:restartNumberingAfterBreak="0">
+    <w:nsid w:val="370F0C54"/>
+    <w:multiLevelType w:val="hybridMultilevel"/>
+    <w:tmpl w:val="62246A82"/>
+    <w:lvl w:ilvl="0" w:tplc="7CD43518">
+      <w:start w:val="1"/>
+      <w:numFmt w:val="bullet"/>
+      <w:lvlText w:val="-"/>
+      <w:lvlJc w:val="left"/>
+      <w:pPr>
+        <w:ind w:left="720" w:hanging="360"/>
+      </w:pPr>
+      <w:rPr>
+        <w:rFonts w:ascii="Calibri" w:eastAsiaTheme="minorHAnsi" w:hAnsi="Calibri" w:cs="Calibri" w:hint="default"/>
+      </w:rPr>
+    </w:lvl>
+    <w:lvl w:ilvl="1" w:tplc="041F0003" w:tentative="1">
+      <w:start w:val="1"/>
+      <w:numFmt w:val="bullet"/>
+      <w:lvlText w:val="o"/>
+      <w:lvlJc w:val="left"/>
+      <w:pPr>
+        <w:ind w:left="1440" w:hanging="360"/>
+      </w:pPr>
+      <w:rPr>
+        <w:rFonts w:ascii="Courier New" w:hAnsi="Courier New" w:cs="Courier New" w:hint="default"/>
+      </w:rPr>
+    </w:lvl>
+    <w:lvl w:ilvl="2" w:tplc="041F0005" w:tentative="1">
+      <w:start w:val="1"/>
+      <w:numFmt w:val="bullet"/>
+      <w:lvlText w:val=""/>
+      <w:lvlJc w:val="left"/>
+      <w:pPr>
+        <w:ind w:left="2160" w:hanging="360"/>
+      </w:pPr>
+      <w:rPr>
+        <w:rFonts w:ascii="Wingdings" w:hAnsi="Wingdings" w:hint="default"/>
+      </w:rPr>
+    </w:lvl>
+    <w:lvl w:ilvl="3" w:tplc="041F0001" w:tentative="1">
+      <w:start w:val="1"/>
+      <w:numFmt w:val="bullet"/>
+      <w:lvlText w:val=""/>
+      <w:lvlJc w:val="left"/>
+      <w:pPr>
+        <w:ind w:left="2880" w:hanging="360"/>
+      </w:pPr>
+      <w:rPr>
+        <w:rFonts w:ascii="Symbol" w:hAnsi="Symbol" w:hint="default"/>
+      </w:rPr>
+    </w:lvl>
+    <w:lvl w:ilvl="4" w:tplc="041F0003" w:tentative="1">
+      <w:start w:val="1"/>
+      <w:numFmt w:val="bullet"/>
+      <w:lvlText w:val="o"/>
+      <w:lvlJc w:val="left"/>
+      <w:pPr>
+        <w:ind w:left="3600" w:hanging="360"/>
+      </w:pPr>
+      <w:rPr>
+        <w:rFonts w:ascii="Courier New" w:hAnsi="Courier New" w:cs="Courier New" w:hint="default"/>
+      </w:rPr>
+    </w:lvl>
+    <w:lvl w:ilvl="5" w:tplc="041F0005" w:tentative="1">
+      <w:start w:val="1"/>
+      <w:numFmt w:val="bullet"/>
+      <w:lvlText w:val=""/>
+      <w:lvlJc w:val="left"/>
+      <w:pPr>
+        <w:ind w:left="4320" w:hanging="360"/>
+      </w:pPr>
+      <w:rPr>
+        <w:rFonts w:ascii="Wingdings" w:hAnsi="Wingdings" w:hint="default"/>
+      </w:rPr>
+    </w:lvl>
+    <w:lvl w:ilvl="6" w:tplc="041F0001" w:tentative="1">
+      <w:start w:val="1"/>
+      <w:numFmt w:val="bullet"/>
+      <w:lvlText w:val=""/>
+      <w:lvlJc w:val="left"/>
+      <w:pPr>
+        <w:ind w:left="5040" w:hanging="360"/>
+      </w:pPr>
+      <w:rPr>
+        <w:rFonts w:ascii="Symbol" w:hAnsi="Symbol" w:hint="default"/>
+      </w:rPr>
+    </w:lvl>
+    <w:lvl w:ilvl="7" w:tplc="041F0003" w:tentative="1">
+      <w:start w:val="1"/>
+      <w:numFmt w:val="bullet"/>
+      <w:lvlText w:val="o"/>
+      <w:lvlJc w:val="left"/>
+      <w:pPr>
+        <w:ind w:left="5760" w:hanging="360"/>
+      </w:pPr>
+      <w:rPr>
+        <w:rFonts w:ascii="Courier New" w:hAnsi="Courier New" w:cs="Courier New" w:hint="default"/>
+      </w:rPr>
+    </w:lvl>
+    <w:lvl w:ilvl="8" w:tplc="041F0005" w:tentative="1">
+      <w:start w:val="1"/>
+      <w:numFmt w:val="bullet"/>
+      <w:lvlText w:val=""/>
+      <w:lvlJc w:val="left"/>
+      <w:pPr>
+        <w:ind w:left="6480" w:hanging="360"/>
+      </w:pPr>
+      <w:rPr>
+        <w:rFonts w:ascii="Wingdings" w:hAnsi="Wingdings" w:hint="default"/>
+      </w:rPr>
+    </w:lvl>
+  </w:abstractNum>
+  <w:abstractNum w:abstractNumId="17" w15:restartNumberingAfterBreak="0">
     <w:nsid w:val="3CEC5EE2"/>
     <w:multiLevelType w:val="hybridMultilevel"/>
     <w:tmpl w:val="81AE83BE"/>
@@ -5126,7 +6413,7 @@
       </w:rPr>
     </w:lvl>
   </w:abstractNum>
-  <w:abstractNum w:abstractNumId="14" w15:restartNumberingAfterBreak="0">
+  <w:abstractNum w:abstractNumId="18" w15:restartNumberingAfterBreak="0">
     <w:nsid w:val="41C96D36"/>
     <w:multiLevelType w:val="hybridMultilevel"/>
     <w:tmpl w:val="ED1603FE"/>
@@ -5239,7 +6526,7 @@
       </w:rPr>
     </w:lvl>
   </w:abstractNum>
-  <w:abstractNum w:abstractNumId="15" w15:restartNumberingAfterBreak="0">
+  <w:abstractNum w:abstractNumId="19" w15:restartNumberingAfterBreak="0">
     <w:nsid w:val="4A543CD2"/>
     <w:multiLevelType w:val="hybridMultilevel"/>
     <w:tmpl w:val="FE12C18E"/>
@@ -5352,7 +6639,7 @@
       </w:rPr>
     </w:lvl>
   </w:abstractNum>
-  <w:abstractNum w:abstractNumId="16" w15:restartNumberingAfterBreak="0">
+  <w:abstractNum w:abstractNumId="20" w15:restartNumberingAfterBreak="0">
     <w:nsid w:val="5318750B"/>
     <w:multiLevelType w:val="hybridMultilevel"/>
     <w:tmpl w:val="CD220E70"/>
@@ -5492,7 +6779,7 @@
       </w:rPr>
     </w:lvl>
   </w:abstractNum>
-  <w:abstractNum w:abstractNumId="17" w15:restartNumberingAfterBreak="0">
+  <w:abstractNum w:abstractNumId="21" w15:restartNumberingAfterBreak="0">
     <w:nsid w:val="549E7DBB"/>
     <w:multiLevelType w:val="hybridMultilevel"/>
     <w:tmpl w:val="0CD4A0CE"/>
@@ -5582,7 +6869,7 @@
       </w:pPr>
     </w:lvl>
   </w:abstractNum>
-  <w:abstractNum w:abstractNumId="18" w15:restartNumberingAfterBreak="0">
+  <w:abstractNum w:abstractNumId="22" w15:restartNumberingAfterBreak="0">
     <w:nsid w:val="56A124CD"/>
     <w:multiLevelType w:val="hybridMultilevel"/>
     <w:tmpl w:val="19E85E74"/>
@@ -5695,7 +6982,7 @@
       </w:rPr>
     </w:lvl>
   </w:abstractNum>
-  <w:abstractNum w:abstractNumId="19" w15:restartNumberingAfterBreak="0">
+  <w:abstractNum w:abstractNumId="23" w15:restartNumberingAfterBreak="0">
     <w:nsid w:val="5A140719"/>
     <w:multiLevelType w:val="hybridMultilevel"/>
     <w:tmpl w:val="FD789BD6"/>
@@ -5808,7 +7095,7 @@
       </w:rPr>
     </w:lvl>
   </w:abstractNum>
-  <w:abstractNum w:abstractNumId="20" w15:restartNumberingAfterBreak="0">
+  <w:abstractNum w:abstractNumId="24" w15:restartNumberingAfterBreak="0">
     <w:nsid w:val="63E46F70"/>
     <w:multiLevelType w:val="hybridMultilevel"/>
     <w:tmpl w:val="BCC672D0"/>
@@ -5921,7 +7208,7 @@
       </w:rPr>
     </w:lvl>
   </w:abstractNum>
-  <w:abstractNum w:abstractNumId="21" w15:restartNumberingAfterBreak="0">
+  <w:abstractNum w:abstractNumId="25" w15:restartNumberingAfterBreak="0">
     <w:nsid w:val="64C516E5"/>
     <w:multiLevelType w:val="hybridMultilevel"/>
     <w:tmpl w:val="2EE8D46C"/>
@@ -6034,7 +7321,7 @@
       </w:rPr>
     </w:lvl>
   </w:abstractNum>
-  <w:abstractNum w:abstractNumId="22" w15:restartNumberingAfterBreak="0">
+  <w:abstractNum w:abstractNumId="26" w15:restartNumberingAfterBreak="0">
     <w:nsid w:val="653A3A65"/>
     <w:multiLevelType w:val="hybridMultilevel"/>
     <w:tmpl w:val="C2AE185A"/>
@@ -6147,7 +7434,7 @@
       </w:rPr>
     </w:lvl>
   </w:abstractNum>
-  <w:abstractNum w:abstractNumId="23" w15:restartNumberingAfterBreak="0">
+  <w:abstractNum w:abstractNumId="27" w15:restartNumberingAfterBreak="0">
     <w:nsid w:val="668713A1"/>
     <w:multiLevelType w:val="hybridMultilevel"/>
     <w:tmpl w:val="662077DC"/>
@@ -6260,7 +7547,7 @@
       </w:rPr>
     </w:lvl>
   </w:abstractNum>
-  <w:abstractNum w:abstractNumId="24" w15:restartNumberingAfterBreak="0">
+  <w:abstractNum w:abstractNumId="28" w15:restartNumberingAfterBreak="0">
     <w:nsid w:val="69C02B36"/>
     <w:multiLevelType w:val="hybridMultilevel"/>
     <w:tmpl w:val="F44838AE"/>
@@ -6373,7 +7660,7 @@
       </w:rPr>
     </w:lvl>
   </w:abstractNum>
-  <w:abstractNum w:abstractNumId="25" w15:restartNumberingAfterBreak="0">
+  <w:abstractNum w:abstractNumId="29" w15:restartNumberingAfterBreak="0">
     <w:nsid w:val="6B8C235F"/>
     <w:multiLevelType w:val="hybridMultilevel"/>
     <w:tmpl w:val="7310B4B6"/>
@@ -6513,7 +7800,7 @@
       </w:rPr>
     </w:lvl>
   </w:abstractNum>
-  <w:abstractNum w:abstractNumId="26" w15:restartNumberingAfterBreak="0">
+  <w:abstractNum w:abstractNumId="30" w15:restartNumberingAfterBreak="0">
     <w:nsid w:val="7C5B7445"/>
     <w:multiLevelType w:val="hybridMultilevel"/>
     <w:tmpl w:val="73482504"/>
@@ -6626,7 +7913,7 @@
       </w:rPr>
     </w:lvl>
   </w:abstractNum>
-  <w:abstractNum w:abstractNumId="27" w15:restartNumberingAfterBreak="0">
+  <w:abstractNum w:abstractNumId="31" w15:restartNumberingAfterBreak="0">
     <w:nsid w:val="7CD559D1"/>
     <w:multiLevelType w:val="hybridMultilevel"/>
     <w:tmpl w:val="D17E7C1E"/>
@@ -6740,37 +8027,37 @@
     </w:lvl>
   </w:abstractNum>
   <w:num w:numId="1">
-    <w:abstractNumId w:val="20"/>
+    <w:abstractNumId w:val="24"/>
   </w:num>
   <w:num w:numId="2">
+    <w:abstractNumId w:val="17"/>
+  </w:num>
+  <w:num w:numId="3">
     <w:abstractNumId w:val="13"/>
   </w:num>
-  <w:num w:numId="3">
-    <w:abstractNumId w:val="11"/>
+  <w:num w:numId="4">
+    <w:abstractNumId w:val="6"/>
   </w:num>
-  <w:num w:numId="4">
+  <w:num w:numId="5">
+    <w:abstractNumId w:val="21"/>
+  </w:num>
+  <w:num w:numId="6">
+    <w:abstractNumId w:val="9"/>
+  </w:num>
+  <w:num w:numId="7">
+    <w:abstractNumId w:val="8"/>
+  </w:num>
+  <w:num w:numId="8">
+    <w:abstractNumId w:val="10"/>
+  </w:num>
+  <w:num w:numId="9">
+    <w:abstractNumId w:val="7"/>
+  </w:num>
+  <w:num w:numId="10">
     <w:abstractNumId w:val="5"/>
   </w:num>
-  <w:num w:numId="5">
-    <w:abstractNumId w:val="17"/>
-  </w:num>
-  <w:num w:numId="6">
-    <w:abstractNumId w:val="8"/>
-  </w:num>
-  <w:num w:numId="7">
-    <w:abstractNumId w:val="7"/>
-  </w:num>
-  <w:num w:numId="8">
-    <w:abstractNumId w:val="9"/>
-  </w:num>
-  <w:num w:numId="9">
-    <w:abstractNumId w:val="6"/>
-  </w:num>
-  <w:num w:numId="10">
-    <w:abstractNumId w:val="4"/>
-  </w:num>
   <w:num w:numId="11">
-    <w:abstractNumId w:val="18"/>
+    <w:abstractNumId w:val="22"/>
   </w:num>
   <w:num w:numId="12">
     <w:abstractNumId w:val="2"/>
@@ -6779,49 +8066,61 @@
     <w:abstractNumId w:val="0"/>
   </w:num>
   <w:num w:numId="14">
-    <w:abstractNumId w:val="25"/>
+    <w:abstractNumId w:val="29"/>
   </w:num>
   <w:num w:numId="15">
-    <w:abstractNumId w:val="16"/>
+    <w:abstractNumId w:val="20"/>
   </w:num>
   <w:num w:numId="16">
-    <w:abstractNumId w:val="19"/>
+    <w:abstractNumId w:val="23"/>
   </w:num>
   <w:num w:numId="17">
-    <w:abstractNumId w:val="27"/>
+    <w:abstractNumId w:val="31"/>
   </w:num>
   <w:num w:numId="18">
-    <w:abstractNumId w:val="24"/>
+    <w:abstractNumId w:val="28"/>
   </w:num>
   <w:num w:numId="19">
     <w:abstractNumId w:val="1"/>
   </w:num>
   <w:num w:numId="20">
-    <w:abstractNumId w:val="10"/>
+    <w:abstractNumId w:val="11"/>
   </w:num>
   <w:num w:numId="21">
-    <w:abstractNumId w:val="12"/>
+    <w:abstractNumId w:val="15"/>
   </w:num>
   <w:num w:numId="22">
-    <w:abstractNumId w:val="23"/>
+    <w:abstractNumId w:val="27"/>
   </w:num>
   <w:num w:numId="23">
+    <w:abstractNumId w:val="18"/>
+  </w:num>
+  <w:num w:numId="24">
+    <w:abstractNumId w:val="25"/>
+  </w:num>
+  <w:num w:numId="25">
+    <w:abstractNumId w:val="30"/>
+  </w:num>
+  <w:num w:numId="26">
+    <w:abstractNumId w:val="4"/>
+  </w:num>
+  <w:num w:numId="27">
+    <w:abstractNumId w:val="26"/>
+  </w:num>
+  <w:num w:numId="28">
+    <w:abstractNumId w:val="19"/>
+  </w:num>
+  <w:num w:numId="29">
+    <w:abstractNumId w:val="3"/>
+  </w:num>
+  <w:num w:numId="30">
     <w:abstractNumId w:val="14"/>
   </w:num>
-  <w:num w:numId="24">
-    <w:abstractNumId w:val="21"/>
+  <w:num w:numId="31">
+    <w:abstractNumId w:val="16"/>
   </w:num>
-  <w:num w:numId="25">
-    <w:abstractNumId w:val="26"/>
-  </w:num>
-  <w:num w:numId="26">
-    <w:abstractNumId w:val="3"/>
-  </w:num>
-  <w:num w:numId="27">
-    <w:abstractNumId w:val="22"/>
-  </w:num>
-  <w:num w:numId="28">
-    <w:abstractNumId w:val="15"/>
+  <w:num w:numId="32">
+    <w:abstractNumId w:val="12"/>
   </w:num>
 </w:numbering>
 </file>
@@ -7913,7 +9212,7 @@
 </file>
 
 <file path=customXml/itemProps1.xml><?xml version="1.0" encoding="utf-8"?>
-<ds:datastoreItem xmlns:ds="http://schemas.openxmlformats.org/officeDocument/2006/customXml" ds:itemID="{6AAB9263-639A-426A-AE19-F6C1A2C92434}">
+<ds:datastoreItem xmlns:ds="http://schemas.openxmlformats.org/officeDocument/2006/customXml" ds:itemID="{9F963FAE-4CA1-471D-8F3A-749E3BD403E3}">
   <ds:schemaRefs>
     <ds:schemaRef ds:uri="http://schemas.openxmlformats.org/officeDocument/2006/bibliography"/>
   </ds:schemaRefs>
